--- a/docs/appnotes/sources/AN-0023Anx1-C47-R47 Application Note-2026-04-17-JM-Elliptic_Annex1-Tutorial.docx
+++ b/docs/appnotes/sources/AN-0023Anx1-C47-R47 Application Note-2026-04-17-JM-Elliptic_Annex1-Tutorial.docx
@@ -4,6 +4,7 @@
   <w:body>
     <w:p>
       <w:pPr>
+        <w:jc w:val="both"/>
         <w:rPr>
           <w:rFonts w:ascii="Neue Haas Grotesk Text Pro" w:hAnsi="Neue Haas Grotesk Text Pro"/>
           <w:lang w:val="en-US"/>
@@ -13,42 +14,830 @@
     <w:p>
       <w:pPr>
         <w:pStyle w:val="Heading1"/>
-        <w:rPr>
-          <w:lang w:val="en-US"/>
-        </w:rPr>
-      </w:pPr>
-      <w:r>
-        <w:rPr>
-          <w:lang w:val="en-US"/>
-        </w:rPr>
-        <w:t xml:space="preserve">ANNEX 1: Tutorial to Appnote 23, calculating with ellipses </w:t>
-      </w:r>
-    </w:p>
-    <w:p>
-      <w:pPr>
-        <w:rPr>
-          <w:rFonts w:ascii="Neue Haas Grotesk Text Pro" w:hAnsi="Neue Haas Grotesk Text Pro"/>
-          <w:lang w:val="en-US"/>
-        </w:rPr>
-      </w:pPr>
-    </w:p>
-    <w:p>
-      <w:pPr>
-        <w:rPr>
-          <w:rFonts w:ascii="Neue Haas Grotesk Text Pro" w:hAnsi="Neue Haas Grotesk Text Pro"/>
-          <w:lang w:val="en-US"/>
-        </w:rPr>
-      </w:pPr>
-      <w:r>
-        <w:rPr>
-          <w:rFonts w:ascii="Neue Haas Grotesk Text Pro" w:hAnsi="Neue Haas Grotesk Text Pro"/>
-          <w:lang w:val="en-US"/>
-        </w:rPr>
-        <w:t>Below a tutorial and worked example:</w:t>
-      </w:r>
-    </w:p>
-    <w:p>
-      <w:pPr>
+        <w:jc w:val="both"/>
+        <w:rPr>
+          <w:lang w:val="en-US"/>
+        </w:rPr>
+      </w:pPr>
+      <w:r>
+        <w:rPr>
+          <w:lang w:val="en-US"/>
+        </w:rPr>
+        <w:t>ANNEX 1: Tutorial to Appnote 23</w:t>
+      </w:r>
+      <w:r>
+        <w:rPr>
+          <w:lang w:val="en-US"/>
+        </w:rPr>
+        <w:t>:</w:t>
+      </w:r>
+      <w:r>
+        <w:rPr>
+          <w:lang w:val="en-US"/>
+        </w:rPr>
+        <w:t xml:space="preserve"> calculating with ellipses </w:t>
+      </w:r>
+    </w:p>
+    <w:p>
+      <w:pPr>
+        <w:jc w:val="both"/>
+        <w:rPr>
+          <w:rFonts w:ascii="Neue Haas Grotesk Text Pro" w:hAnsi="Neue Haas Grotesk Text Pro"/>
+          <w:lang w:val="en-US"/>
+        </w:rPr>
+      </w:pPr>
+    </w:p>
+    <w:p>
+      <w:pPr>
+        <w:jc w:val="both"/>
+        <w:rPr>
+          <w:rFonts w:ascii="Neue Haas Grotesk Text Pro" w:hAnsi="Neue Haas Grotesk Text Pro"/>
+          <w:lang w:val="en-US"/>
+        </w:rPr>
+      </w:pPr>
+      <w:r>
+        <w:rPr>
+          <w:rFonts w:ascii="Neue Haas Grotesk Text Pro" w:hAnsi="Neue Haas Grotesk Text Pro"/>
+          <w:lang w:val="en-US"/>
+        </w:rPr>
+        <w:t>Below</w:t>
+      </w:r>
+      <w:r>
+        <w:rPr>
+          <w:rFonts w:ascii="Neue Haas Grotesk Text Pro" w:hAnsi="Neue Haas Grotesk Text Pro"/>
+          <w:lang w:val="en-US"/>
+        </w:rPr>
+        <w:t>, complimentary to the AN0023 by Will, follows:</w:t>
+      </w:r>
+    </w:p>
+    <w:p>
+      <w:pPr>
+        <w:pStyle w:val="ListParagraph"/>
+        <w:numPr>
+          <w:ilvl w:val="0"/>
+          <w:numId w:val="6"/>
+        </w:numPr>
+        <w:jc w:val="both"/>
+        <w:rPr>
+          <w:rFonts w:ascii="Neue Haas Grotesk Text Pro" w:hAnsi="Neue Haas Grotesk Text Pro"/>
+          <w:lang w:val="en-US"/>
+        </w:rPr>
+      </w:pPr>
+      <w:r>
+        <w:rPr>
+          <w:rFonts w:ascii="Neue Haas Grotesk Text Pro" w:hAnsi="Neue Haas Grotesk Text Pro"/>
+          <w:lang w:val="en-US"/>
+        </w:rPr>
+        <w:t>E</w:t>
+      </w:r>
+      <w:r>
+        <w:rPr>
+          <w:rFonts w:ascii="Neue Haas Grotesk Text Pro" w:hAnsi="Neue Haas Grotesk Text Pro"/>
+          <w:lang w:val="en-US"/>
+        </w:rPr>
+        <w:t>xplanatory sketches</w:t>
+      </w:r>
+      <w:r>
+        <w:rPr>
+          <w:rFonts w:ascii="Neue Haas Grotesk Text Pro" w:hAnsi="Neue Haas Grotesk Text Pro"/>
+          <w:lang w:val="en-US"/>
+        </w:rPr>
+        <w:t xml:space="preserve"> clarifying the variable used by the c47/R47 implementations,</w:t>
+      </w:r>
+    </w:p>
+    <w:p>
+      <w:pPr>
+        <w:pStyle w:val="ListParagraph"/>
+        <w:jc w:val="both"/>
+        <w:rPr>
+          <w:rFonts w:ascii="Neue Haas Grotesk Text Pro" w:hAnsi="Neue Haas Grotesk Text Pro"/>
+          <w:lang w:val="en-US"/>
+        </w:rPr>
+      </w:pPr>
+    </w:p>
+    <w:p>
+      <w:pPr>
+        <w:pStyle w:val="ListParagraph"/>
+        <w:numPr>
+          <w:ilvl w:val="0"/>
+          <w:numId w:val="6"/>
+        </w:numPr>
+        <w:jc w:val="both"/>
+        <w:rPr>
+          <w:rFonts w:ascii="Neue Haas Grotesk Text Pro" w:hAnsi="Neue Haas Grotesk Text Pro"/>
+          <w:lang w:val="en-US"/>
+        </w:rPr>
+      </w:pPr>
+      <w:r>
+        <w:rPr>
+          <w:rFonts w:ascii="Neue Haas Grotesk Text Pro" w:hAnsi="Neue Haas Grotesk Text Pro"/>
+          <w:lang w:val="en-US"/>
+        </w:rPr>
+        <w:t>Explanatory notes relating to the sketches,</w:t>
+      </w:r>
+    </w:p>
+    <w:p>
+      <w:pPr>
+        <w:pStyle w:val="ListParagraph"/>
+        <w:rPr>
+          <w:rFonts w:ascii="Neue Haas Grotesk Text Pro" w:hAnsi="Neue Haas Grotesk Text Pro"/>
+          <w:lang w:val="en-US"/>
+        </w:rPr>
+      </w:pPr>
+    </w:p>
+    <w:p>
+      <w:pPr>
+        <w:pStyle w:val="ListParagraph"/>
+        <w:numPr>
+          <w:ilvl w:val="0"/>
+          <w:numId w:val="6"/>
+        </w:numPr>
+        <w:jc w:val="both"/>
+        <w:rPr>
+          <w:rFonts w:ascii="Neue Haas Grotesk Text Pro" w:hAnsi="Neue Haas Grotesk Text Pro"/>
+          <w:lang w:val="en-US"/>
+        </w:rPr>
+      </w:pPr>
+      <w:r>
+        <w:rPr>
+          <w:rFonts w:ascii="Neue Haas Grotesk Text Pro" w:hAnsi="Neue Haas Grotesk Text Pro"/>
+          <w:lang w:val="en-US"/>
+        </w:rPr>
+        <w:t xml:space="preserve">Two </w:t>
+      </w:r>
+      <w:r>
+        <w:rPr>
+          <w:rFonts w:ascii="Neue Haas Grotesk Text Pro" w:hAnsi="Neue Haas Grotesk Text Pro"/>
+          <w:lang w:val="en-US"/>
+        </w:rPr>
+        <w:t>worked example</w:t>
+      </w:r>
+      <w:r>
+        <w:rPr>
+          <w:rFonts w:ascii="Neue Haas Grotesk Text Pro" w:hAnsi="Neue Haas Grotesk Text Pro"/>
+          <w:lang w:val="en-US"/>
+        </w:rPr>
+        <w:t xml:space="preserve">s, complete with detailed diagrams, </w:t>
+      </w:r>
+    </w:p>
+    <w:p>
+      <w:pPr>
+        <w:pStyle w:val="ListParagraph"/>
+        <w:rPr>
+          <w:rFonts w:ascii="Neue Haas Grotesk Text Pro" w:hAnsi="Neue Haas Grotesk Text Pro"/>
+          <w:lang w:val="en-US"/>
+        </w:rPr>
+      </w:pPr>
+    </w:p>
+    <w:p>
+      <w:pPr>
+        <w:pStyle w:val="ListParagraph"/>
+        <w:numPr>
+          <w:ilvl w:val="0"/>
+          <w:numId w:val="6"/>
+        </w:numPr>
+        <w:jc w:val="both"/>
+        <w:rPr>
+          <w:rFonts w:ascii="Neue Haas Grotesk Text Pro" w:hAnsi="Neue Haas Grotesk Text Pro"/>
+          <w:lang w:val="en-US"/>
+        </w:rPr>
+      </w:pPr>
+      <w:r>
+        <w:rPr>
+          <w:rFonts w:ascii="Neue Haas Grotesk Text Pro" w:hAnsi="Neue Haas Grotesk Text Pro"/>
+          <w:lang w:val="en-US"/>
+        </w:rPr>
+        <w:t>20 problems with solutions, verified on C47/R47, excerpted from Baker, 1890 (see footnote 1 below).</w:t>
+      </w:r>
+    </w:p>
+    <w:p>
+      <w:pPr>
+        <w:jc w:val="both"/>
+        <w:rPr>
+          <w:rFonts w:ascii="Neue Haas Grotesk Text Pro" w:hAnsi="Neue Haas Grotesk Text Pro"/>
+          <w:lang w:val="en-US"/>
+        </w:rPr>
+      </w:pPr>
+    </w:p>
+    <w:p>
+      <w:pPr>
+        <w:jc w:val="both"/>
+        <w:rPr>
+          <w:rFonts w:ascii="Neue Haas Grotesk Text Pro" w:hAnsi="Neue Haas Grotesk Text Pro"/>
+          <w:lang w:val="en-US"/>
+        </w:rPr>
+      </w:pPr>
+      <w:r>
+        <w:rPr>
+          <w:rFonts w:ascii="Neue Haas Grotesk Text Pro" w:hAnsi="Neue Haas Grotesk Text Pro"/>
+          <w:lang w:val="en-US"/>
+        </w:rPr>
+        <w:t>Let me quote Baker from 1890 (see footnote 1 below):</w:t>
+      </w:r>
+    </w:p>
+    <w:p>
+      <w:pPr>
+        <w:jc w:val="both"/>
+        <w:rPr>
+          <w:rFonts w:ascii="Neue Haas Grotesk Text Pro" w:hAnsi="Neue Haas Grotesk Text Pro"/>
+          <w:lang w:val="en-US"/>
+        </w:rPr>
+      </w:pPr>
+    </w:p>
+    <w:p>
+      <w:pPr>
+        <w:pStyle w:val="p1"/>
+        <w:spacing w:line="360" w:lineRule="auto"/>
+        <w:ind w:left="720"/>
+        <w:rPr>
+          <w:rFonts w:ascii="Bookman Old Style" w:hAnsi="Bookman Old Style"/>
+          <w:i/>
+          <w:iCs/>
+          <w:sz w:val="22"/>
+          <w:szCs w:val="22"/>
+        </w:rPr>
+      </w:pPr>
+      <w:r>
+        <w:rPr>
+          <w:rFonts w:ascii="Bookman Old Style" w:hAnsi="Bookman Old Style"/>
+          <w:i/>
+          <w:iCs/>
+          <w:sz w:val="22"/>
+          <w:szCs w:val="22"/>
+        </w:rPr>
+        <w:t>It is in the hope of smoothing the road to this interesting and increasingly important branch of Mathematics, and of putting within reach of</w:t>
+      </w:r>
+      <w:r>
+        <w:rPr>
+          <w:rFonts w:ascii="Bookman Old Style" w:hAnsi="Bookman Old Style"/>
+          <w:i/>
+          <w:iCs/>
+          <w:sz w:val="22"/>
+          <w:szCs w:val="22"/>
+        </w:rPr>
+        <w:t xml:space="preserve"> </w:t>
+      </w:r>
+      <w:r>
+        <w:rPr>
+          <w:rFonts w:ascii="Bookman Old Style" w:hAnsi="Bookman Old Style"/>
+          <w:i/>
+          <w:iCs/>
+          <w:sz w:val="22"/>
+          <w:szCs w:val="22"/>
+        </w:rPr>
+        <w:t>the English student a tolerably complete outline of the subject, clothed</w:t>
+      </w:r>
+      <w:r>
+        <w:rPr>
+          <w:rFonts w:ascii="Bookman Old Style" w:hAnsi="Bookman Old Style"/>
+          <w:i/>
+          <w:iCs/>
+          <w:sz w:val="22"/>
+          <w:szCs w:val="22"/>
+        </w:rPr>
+        <w:t xml:space="preserve"> </w:t>
+      </w:r>
+      <w:r>
+        <w:rPr>
+          <w:rFonts w:ascii="Bookman Old Style" w:hAnsi="Bookman Old Style"/>
+          <w:i/>
+          <w:iCs/>
+          <w:sz w:val="22"/>
+          <w:szCs w:val="22"/>
+        </w:rPr>
+        <w:t>in simple mathematical language and methods, that the present work</w:t>
+      </w:r>
+      <w:r>
+        <w:rPr>
+          <w:rFonts w:ascii="Bookman Old Style" w:hAnsi="Bookman Old Style"/>
+          <w:i/>
+          <w:iCs/>
+          <w:sz w:val="22"/>
+          <w:szCs w:val="22"/>
+        </w:rPr>
+        <w:t xml:space="preserve"> </w:t>
+      </w:r>
+      <w:r>
+        <w:rPr>
+          <w:rFonts w:ascii="Bookman Old Style" w:hAnsi="Bookman Old Style"/>
+          <w:i/>
+          <w:iCs/>
+          <w:sz w:val="22"/>
+          <w:szCs w:val="22"/>
+        </w:rPr>
+        <w:t>has been compiled.</w:t>
+      </w:r>
+    </w:p>
+    <w:p>
+      <w:pPr>
+        <w:pStyle w:val="p1"/>
+        <w:spacing w:line="360" w:lineRule="auto"/>
+        <w:ind w:left="720"/>
+        <w:rPr>
+          <w:rFonts w:ascii="Bookman Old Style" w:hAnsi="Bookman Old Style"/>
+          <w:i/>
+          <w:iCs/>
+          <w:sz w:val="22"/>
+          <w:szCs w:val="22"/>
+        </w:rPr>
+      </w:pPr>
+    </w:p>
+    <w:p>
+      <w:pPr>
+        <w:pStyle w:val="p1"/>
+        <w:spacing w:line="360" w:lineRule="auto"/>
+        <w:ind w:left="720"/>
+        <w:rPr>
+          <w:rFonts w:ascii="Bookman Old Style" w:hAnsi="Bookman Old Style"/>
+          <w:i/>
+          <w:iCs/>
+          <w:sz w:val="22"/>
+          <w:szCs w:val="22"/>
+        </w:rPr>
+      </w:pPr>
+      <w:r>
+        <w:rPr>
+          <w:rFonts w:ascii="Bookman Old Style" w:hAnsi="Bookman Old Style"/>
+          <w:i/>
+          <w:iCs/>
+          <w:sz w:val="22"/>
+          <w:szCs w:val="22"/>
+        </w:rPr>
+        <w:t>New or original methods of treatment are not to be looked for. The</w:t>
+      </w:r>
+      <w:r>
+        <w:rPr>
+          <w:rFonts w:ascii="Bookman Old Style" w:hAnsi="Bookman Old Style"/>
+          <w:i/>
+          <w:iCs/>
+          <w:sz w:val="22"/>
+          <w:szCs w:val="22"/>
+        </w:rPr>
+        <w:t xml:space="preserve"> </w:t>
+      </w:r>
+      <w:r>
+        <w:rPr>
+          <w:rFonts w:ascii="Bookman Old Style" w:hAnsi="Bookman Old Style"/>
+          <w:i/>
+          <w:iCs/>
+          <w:sz w:val="22"/>
+          <w:szCs w:val="22"/>
+        </w:rPr>
+        <w:t>most that can be expected will be the simplifying of methods and the</w:t>
+      </w:r>
+      <w:r>
+        <w:rPr>
+          <w:rFonts w:ascii="Bookman Old Style" w:hAnsi="Bookman Old Style"/>
+          <w:i/>
+          <w:iCs/>
+          <w:sz w:val="22"/>
+          <w:szCs w:val="22"/>
+        </w:rPr>
+        <w:t xml:space="preserve"> </w:t>
+      </w:r>
+      <w:r>
+        <w:rPr>
+          <w:rFonts w:ascii="Bookman Old Style" w:hAnsi="Bookman Old Style"/>
+          <w:i/>
+          <w:iCs/>
+          <w:sz w:val="22"/>
+          <w:szCs w:val="22"/>
+        </w:rPr>
+        <w:t xml:space="preserve">reduction of them </w:t>
+      </w:r>
+      <w:proofErr w:type="spellStart"/>
+      <w:r>
+        <w:rPr>
+          <w:rFonts w:ascii="Bookman Old Style" w:hAnsi="Bookman Old Style"/>
+          <w:i/>
+          <w:iCs/>
+          <w:sz w:val="22"/>
+          <w:szCs w:val="22"/>
+        </w:rPr>
+        <w:t>to</w:t>
+      </w:r>
+      <w:proofErr w:type="spellEnd"/>
+      <w:r>
+        <w:rPr>
+          <w:rFonts w:ascii="Bookman Old Style" w:hAnsi="Bookman Old Style"/>
+          <w:i/>
+          <w:iCs/>
+          <w:sz w:val="22"/>
+          <w:szCs w:val="22"/>
+        </w:rPr>
+        <w:t xml:space="preserve"> such as will be intelligible to the average student</w:t>
+      </w:r>
+      <w:r>
+        <w:rPr>
+          <w:rFonts w:ascii="Bookman Old Style" w:hAnsi="Bookman Old Style"/>
+          <w:i/>
+          <w:iCs/>
+          <w:sz w:val="22"/>
+          <w:szCs w:val="22"/>
+        </w:rPr>
+        <w:t xml:space="preserve"> </w:t>
+      </w:r>
+      <w:r>
+        <w:rPr>
+          <w:rFonts w:ascii="Bookman Old Style" w:hAnsi="Bookman Old Style"/>
+          <w:i/>
+          <w:iCs/>
+          <w:sz w:val="22"/>
+          <w:szCs w:val="22"/>
+        </w:rPr>
+        <w:t>of Higher Mathematics.</w:t>
+      </w:r>
+    </w:p>
+    <w:p>
+      <w:pPr>
+        <w:jc w:val="both"/>
+        <w:rPr>
+          <w:rFonts w:ascii="Neue Haas Grotesk Text Pro" w:hAnsi="Neue Haas Grotesk Text Pro"/>
+          <w:lang w:val="en-US"/>
+        </w:rPr>
+      </w:pPr>
+      <w:r>
+        <w:rPr>
+          <w:rFonts w:ascii="Neue Haas Grotesk Text Pro" w:hAnsi="Neue Haas Grotesk Text Pro"/>
+          <w:lang w:val="en-US"/>
+        </w:rPr>
+        <w:t xml:space="preserve"> </w:t>
+      </w:r>
+    </w:p>
+    <w:p>
+      <w:pPr>
+        <w:rPr>
+          <w:rFonts w:ascii="Neue Haas Grotesk Text Pro" w:hAnsi="Neue Haas Grotesk Text Pro"/>
+          <w:lang w:val="en-US"/>
+        </w:rPr>
+      </w:pPr>
+      <w:r>
+        <w:rPr>
+          <w:rFonts w:ascii="Neue Haas Grotesk Text Pro" w:hAnsi="Neue Haas Grotesk Text Pro"/>
+          <w:lang w:val="en-US"/>
+        </w:rPr>
+        <w:t xml:space="preserve">Funny that in 1890 already, this work was considered mature enough to not want new fashioned treatments ;-) 130 years later the R47/C47 implements still the same math with no new treatments. </w:t>
+      </w:r>
+    </w:p>
+    <w:p>
+      <w:pPr>
+        <w:rPr>
+          <w:rFonts w:ascii="Neue Haas Grotesk Text Pro" w:hAnsi="Neue Haas Grotesk Text Pro"/>
+          <w:lang w:val="en-US"/>
+        </w:rPr>
+      </w:pPr>
+      <w:r>
+        <w:rPr>
+          <w:rFonts w:ascii="Neue Haas Grotesk Text Pro" w:hAnsi="Neue Haas Grotesk Text Pro"/>
+          <w:lang w:val="en-US"/>
+        </w:rPr>
+        <w:br w:type="page"/>
+      </w:r>
+    </w:p>
+    <w:p>
+      <w:pPr>
+        <w:jc w:val="both"/>
+        <w:rPr>
+          <w:rFonts w:ascii="Neue Haas Grotesk Text Pro" w:hAnsi="Neue Haas Grotesk Text Pro"/>
+          <w:lang w:val="en-US"/>
+        </w:rPr>
+      </w:pPr>
+    </w:p>
+    <w:p>
+      <w:pPr>
+        <w:jc w:val="both"/>
+        <w:rPr>
+          <w:rFonts w:ascii="Neue Haas Grotesk Text Pro" w:hAnsi="Neue Haas Grotesk Text Pro"/>
+          <w:lang w:val="en-US"/>
+        </w:rPr>
+      </w:pPr>
+      <w:r>
+        <w:rPr>
+          <w:rFonts w:ascii="Neue Haas Grotesk Text Pro" w:hAnsi="Neue Haas Grotesk Text Pro"/>
+          <w:lang w:val="en-US"/>
+        </w:rPr>
+        <w:t>R47/C47 X.FN menu</w:t>
+      </w:r>
+      <w:r>
+        <w:rPr>
+          <w:rFonts w:ascii="Neue Haas Grotesk Text Pro" w:hAnsi="Neue Haas Grotesk Text Pro"/>
+          <w:lang w:val="en-US"/>
+        </w:rPr>
+        <w:tab/>
+      </w:r>
+      <w:r>
+        <w:rPr>
+          <w:rFonts w:ascii="Neue Haas Grotesk Text Pro" w:hAnsi="Neue Haas Grotesk Text Pro"/>
+          <w:lang w:val="en-US"/>
+        </w:rPr>
+        <w:tab/>
+      </w:r>
+      <w:r>
+        <w:rPr>
+          <w:rFonts w:ascii="Neue Haas Grotesk Text Pro" w:hAnsi="Neue Haas Grotesk Text Pro"/>
+          <w:lang w:val="en-US"/>
+        </w:rPr>
+        <w:tab/>
+      </w:r>
+      <w:r>
+        <w:rPr>
+          <w:rFonts w:ascii="Neue Haas Grotesk Text Pro" w:hAnsi="Neue Haas Grotesk Text Pro"/>
+          <w:lang w:val="en-US"/>
+        </w:rPr>
+        <w:tab/>
+      </w:r>
+      <w:r>
+        <w:rPr>
+          <w:rFonts w:ascii="Neue Haas Grotesk Text Pro" w:hAnsi="Neue Haas Grotesk Text Pro" w:hint="eastAsia"/>
+          <w:lang w:val="en-US"/>
+        </w:rPr>
+        <w:sym w:font="Wingdings" w:char="F0E8"/>
+      </w:r>
+      <w:r>
+        <w:rPr>
+          <w:rFonts w:ascii="Neue Haas Grotesk Text Pro" w:hAnsi="Neue Haas Grotesk Text Pro"/>
+          <w:lang w:val="en-US"/>
+        </w:rPr>
+        <w:t xml:space="preserve"> </w:t>
+      </w:r>
+      <w:r>
+        <w:rPr>
+          <w:rFonts w:ascii="Neue Haas Grotesk Text Pro" w:hAnsi="Neue Haas Grotesk Text Pro"/>
+          <w:lang w:val="en-US"/>
+        </w:rPr>
+        <w:tab/>
+        <w:t>R47/C47 Elliptic / Jacobi functions:</w:t>
+      </w:r>
+    </w:p>
+    <w:p>
+      <w:pPr>
+        <w:jc w:val="both"/>
+        <w:rPr>
+          <w:rFonts w:ascii="Neue Haas Grotesk Text Pro" w:hAnsi="Neue Haas Grotesk Text Pro"/>
+          <w:lang w:val="en-US"/>
+        </w:rPr>
+      </w:pPr>
+      <w:r>
+        <w:rPr>
+          <w:rFonts w:ascii="Neue Haas Grotesk Text Pro" w:hAnsi="Neue Haas Grotesk Text Pro"/>
+          <w:lang w:val="en-US"/>
+        </w:rPr>
+        <w:drawing>
+          <wp:inline distT="0" distB="0" distL="0" distR="0" wp14:anchorId="01EEFA41" wp14:editId="1D008E4B">
+            <wp:extent cx="2540000" cy="458932"/>
+            <wp:effectExtent l="0" t="0" r="0" b="0"/>
+            <wp:docPr id="706763911" name="Picture 1"/>
+            <wp:cNvGraphicFramePr>
+              <a:graphicFrameLocks xmlns:a="http://schemas.openxmlformats.org/drawingml/2006/main" noChangeAspect="1"/>
+            </wp:cNvGraphicFramePr>
+            <a:graphic xmlns:a="http://schemas.openxmlformats.org/drawingml/2006/main">
+              <a:graphicData uri="http://schemas.openxmlformats.org/drawingml/2006/picture">
+                <pic:pic xmlns:pic="http://schemas.openxmlformats.org/drawingml/2006/picture">
+                  <pic:nvPicPr>
+                    <pic:cNvPr id="706763911" name=""/>
+                    <pic:cNvPicPr/>
+                  </pic:nvPicPr>
+                  <pic:blipFill rotWithShape="1">
+                    <a:blip r:embed="rId8"/>
+                    <a:srcRect t="69887"/>
+                    <a:stretch>
+                      <a:fillRect/>
+                    </a:stretch>
+                  </pic:blipFill>
+                  <pic:spPr bwMode="auto">
+                    <a:xfrm>
+                      <a:off x="0" y="0"/>
+                      <a:ext cx="2540000" cy="458932"/>
+                    </a:xfrm>
+                    <a:prstGeom prst="rect">
+                      <a:avLst/>
+                    </a:prstGeom>
+                    <a:ln>
+                      <a:noFill/>
+                    </a:ln>
+                    <a:extLst>
+                      <a:ext uri="{53640926-AAD7-44D8-BBD7-CCE9431645EC}">
+                        <a14:shadowObscured xmlns:a14="http://schemas.microsoft.com/office/drawing/2010/main"/>
+                      </a:ext>
+                    </a:extLst>
+                  </pic:spPr>
+                </pic:pic>
+              </a:graphicData>
+            </a:graphic>
+          </wp:inline>
+        </w:drawing>
+      </w:r>
+      <w:r>
+        <w:rPr>
+          <w:rFonts w:ascii="Neue Haas Grotesk Text Pro" w:hAnsi="Neue Haas Grotesk Text Pro"/>
+          <w:lang w:val="en-US"/>
+        </w:rPr>
+        <w:tab/>
+      </w:r>
+      <w:r>
+        <w:rPr>
+          <w:rFonts w:ascii="Neue Haas Grotesk Text Pro" w:hAnsi="Neue Haas Grotesk Text Pro"/>
+          <w:lang w:val="en-US"/>
+        </w:rPr>
+        <w:tab/>
+      </w:r>
+      <w:r>
+        <w:rPr>
+          <w:rFonts w:ascii="Neue Haas Grotesk Text Pro" w:hAnsi="Neue Haas Grotesk Text Pro"/>
+          <w:lang w:val="en-US"/>
+        </w:rPr>
+        <w:drawing>
+          <wp:inline distT="0" distB="0" distL="0" distR="0" wp14:anchorId="30238DD1" wp14:editId="5F9433D0">
+            <wp:extent cx="2540000" cy="453736"/>
+            <wp:effectExtent l="0" t="0" r="0" b="3810"/>
+            <wp:docPr id="1157233288" name="Picture 1"/>
+            <wp:cNvGraphicFramePr>
+              <a:graphicFrameLocks xmlns:a="http://schemas.openxmlformats.org/drawingml/2006/main" noChangeAspect="1"/>
+            </wp:cNvGraphicFramePr>
+            <a:graphic xmlns:a="http://schemas.openxmlformats.org/drawingml/2006/main">
+              <a:graphicData uri="http://schemas.openxmlformats.org/drawingml/2006/picture">
+                <pic:pic xmlns:pic="http://schemas.openxmlformats.org/drawingml/2006/picture">
+                  <pic:nvPicPr>
+                    <pic:cNvPr id="1157233288" name=""/>
+                    <pic:cNvPicPr/>
+                  </pic:nvPicPr>
+                  <pic:blipFill rotWithShape="1">
+                    <a:blip r:embed="rId9"/>
+                    <a:srcRect t="70227"/>
+                    <a:stretch>
+                      <a:fillRect/>
+                    </a:stretch>
+                  </pic:blipFill>
+                  <pic:spPr bwMode="auto">
+                    <a:xfrm>
+                      <a:off x="0" y="0"/>
+                      <a:ext cx="2540000" cy="453736"/>
+                    </a:xfrm>
+                    <a:prstGeom prst="rect">
+                      <a:avLst/>
+                    </a:prstGeom>
+                    <a:ln>
+                      <a:noFill/>
+                    </a:ln>
+                    <a:extLst>
+                      <a:ext uri="{53640926-AAD7-44D8-BBD7-CCE9431645EC}">
+                        <a14:shadowObscured xmlns:a14="http://schemas.microsoft.com/office/drawing/2010/main"/>
+                      </a:ext>
+                    </a:extLst>
+                  </pic:spPr>
+                </pic:pic>
+              </a:graphicData>
+            </a:graphic>
+          </wp:inline>
+        </w:drawing>
+      </w:r>
+    </w:p>
+    <w:p>
+      <w:pPr>
+        <w:jc w:val="both"/>
+        <w:rPr>
+          <w:rFonts w:ascii="Neue Haas Grotesk Text Pro" w:hAnsi="Neue Haas Grotesk Text Pro"/>
+          <w:i/>
+          <w:iCs/>
+          <w:sz w:val="18"/>
+          <w:szCs w:val="18"/>
+          <w:lang w:val="en-US"/>
+        </w:rPr>
+      </w:pPr>
+      <w:r>
+        <w:rPr>
+          <w:rFonts w:ascii="Neue Haas Grotesk Text Pro" w:hAnsi="Neue Haas Grotesk Text Pro"/>
+          <w:i/>
+          <w:iCs/>
+          <w:sz w:val="18"/>
+          <w:szCs w:val="18"/>
+          <w:lang w:val="en-US"/>
+        </w:rPr>
+        <w:t xml:space="preserve">Fig. 1: </w:t>
+      </w:r>
+      <w:r>
+        <w:rPr>
+          <w:rFonts w:ascii="Neue Haas Grotesk Text Pro" w:hAnsi="Neue Haas Grotesk Text Pro"/>
+          <w:i/>
+          <w:iCs/>
+          <w:sz w:val="18"/>
+          <w:szCs w:val="18"/>
+          <w:lang w:val="en-US"/>
+        </w:rPr>
+        <w:t xml:space="preserve">The worked examples below </w:t>
+      </w:r>
+      <w:r>
+        <w:rPr>
+          <w:rFonts w:ascii="Neue Haas Grotesk Text Pro" w:hAnsi="Neue Haas Grotesk Text Pro"/>
+          <w:i/>
+          <w:iCs/>
+          <w:sz w:val="18"/>
+          <w:szCs w:val="18"/>
+          <w:lang w:val="en-US"/>
+        </w:rPr>
+        <w:t xml:space="preserve">can be replicated with the R47/C47 </w:t>
+      </w:r>
+      <w:r>
+        <w:rPr>
+          <w:rFonts w:ascii="C47__StandardFont" w:hAnsi="C47__StandardFont"/>
+          <w:i/>
+          <w:iCs/>
+          <w:color w:val="FFFFFF" w:themeColor="background1"/>
+          <w:sz w:val="18"/>
+          <w:szCs w:val="18"/>
+          <w:highlight w:val="black"/>
+          <w:lang w:val="en-US"/>
+        </w:rPr>
+        <w:t>Ellipt</w:t>
+      </w:r>
+      <w:r>
+        <w:rPr>
+          <w:rFonts w:ascii="Neue Haas Grotesk Text Pro" w:hAnsi="Neue Haas Grotesk Text Pro"/>
+          <w:i/>
+          <w:iCs/>
+          <w:color w:val="FFFFFF" w:themeColor="background1"/>
+          <w:sz w:val="18"/>
+          <w:szCs w:val="18"/>
+          <w:lang w:val="en-US"/>
+        </w:rPr>
+        <w:t xml:space="preserve"> </w:t>
+      </w:r>
+      <w:r>
+        <w:rPr>
+          <w:rFonts w:ascii="Neue Haas Grotesk Text Pro" w:hAnsi="Neue Haas Grotesk Text Pro"/>
+          <w:i/>
+          <w:iCs/>
+          <w:sz w:val="18"/>
+          <w:szCs w:val="18"/>
+          <w:lang w:val="en-US"/>
+        </w:rPr>
+        <w:t>menu functions</w:t>
+      </w:r>
+      <w:r>
+        <w:rPr>
+          <w:rFonts w:ascii="Neue Haas Grotesk Text Pro" w:hAnsi="Neue Haas Grotesk Text Pro"/>
+          <w:i/>
+          <w:iCs/>
+          <w:sz w:val="18"/>
+          <w:szCs w:val="18"/>
+          <w:lang w:val="en-US"/>
+        </w:rPr>
+        <w:t xml:space="preserve"> above</w:t>
+      </w:r>
+      <w:r>
+        <w:rPr>
+          <w:rFonts w:ascii="Neue Haas Grotesk Text Pro" w:hAnsi="Neue Haas Grotesk Text Pro"/>
+          <w:i/>
+          <w:iCs/>
+          <w:sz w:val="18"/>
+          <w:szCs w:val="18"/>
+          <w:lang w:val="en-US"/>
+        </w:rPr>
+        <w:t>:</w:t>
+      </w:r>
+    </w:p>
+    <w:p>
+      <w:pPr>
+        <w:jc w:val="both"/>
+        <w:rPr>
+          <w:rFonts w:ascii="Neue Haas Grotesk Text Pro" w:hAnsi="Neue Haas Grotesk Text Pro"/>
+          <w:i/>
+          <w:iCs/>
+          <w:sz w:val="18"/>
+          <w:szCs w:val="18"/>
+          <w:lang w:val="en-US"/>
+        </w:rPr>
+      </w:pPr>
+    </w:p>
+    <w:p>
+      <w:pPr>
+        <w:jc w:val="both"/>
+        <w:rPr>
+          <w:rFonts w:ascii="Neue Haas Grotesk Text Pro" w:hAnsi="Neue Haas Grotesk Text Pro"/>
+          <w:i/>
+          <w:iCs/>
+          <w:sz w:val="18"/>
+          <w:szCs w:val="18"/>
+          <w:lang w:val="en-US"/>
+        </w:rPr>
+      </w:pPr>
+    </w:p>
+    <w:p>
+      <w:pPr>
+        <w:jc w:val="both"/>
+        <w:rPr>
+          <w:rFonts w:ascii="Neue Haas Grotesk Text Pro" w:hAnsi="Neue Haas Grotesk Text Pro"/>
+          <w:i/>
+          <w:iCs/>
+          <w:sz w:val="18"/>
+          <w:szCs w:val="18"/>
+          <w:lang w:val="en-US"/>
+        </w:rPr>
+      </w:pPr>
+    </w:p>
+    <w:p>
+      <w:pPr>
+        <w:jc w:val="both"/>
         <w:rPr>
           <w:rFonts w:ascii="Neue Haas Grotesk Text Pro" w:hAnsi="Neue Haas Grotesk Text Pro"/>
           <w:lang w:val="en-US"/>
@@ -60,8 +849,118 @@
           <w:noProof/>
           <w:lang w:val="en-US"/>
         </w:rPr>
+        <mc:AlternateContent>
+          <mc:Choice Requires="wps">
+            <w:drawing>
+              <wp:anchor distT="0" distB="0" distL="114300" distR="114300" simplePos="0" relativeHeight="251659264" behindDoc="0" locked="0" layoutInCell="1" allowOverlap="1" wp14:anchorId="4DC327F5" wp14:editId="55F8C3BD">
+                <wp:simplePos x="0" y="0"/>
+                <wp:positionH relativeFrom="column">
+                  <wp:posOffset>3989532</wp:posOffset>
+                </wp:positionH>
+                <wp:positionV relativeFrom="paragraph">
+                  <wp:posOffset>4010487</wp:posOffset>
+                </wp:positionV>
+                <wp:extent cx="2857500" cy="426027"/>
+                <wp:effectExtent l="0" t="0" r="0" b="6350"/>
+                <wp:wrapNone/>
+                <wp:docPr id="1364828384" name="Text Box 1"/>
+                <wp:cNvGraphicFramePr/>
+                <a:graphic xmlns:a="http://schemas.openxmlformats.org/drawingml/2006/main">
+                  <a:graphicData uri="http://schemas.microsoft.com/office/word/2010/wordprocessingShape">
+                    <wps:wsp>
+                      <wps:cNvSpPr txBox="1"/>
+                      <wps:spPr>
+                        <a:xfrm>
+                          <a:off x="0" y="0"/>
+                          <a:ext cx="2857500" cy="426027"/>
+                        </a:xfrm>
+                        <a:prstGeom prst="rect">
+                          <a:avLst/>
+                        </a:prstGeom>
+                        <a:solidFill>
+                          <a:schemeClr val="lt1"/>
+                        </a:solidFill>
+                        <a:ln w="6350">
+                          <a:noFill/>
+                        </a:ln>
+                      </wps:spPr>
+                      <wps:txbx>
+                        <w:txbxContent>
+                          <w:p>
+                            <w:pPr>
+                              <w:rPr>
+                                <w:i/>
+                                <w:iCs/>
+                                <w:lang w:val="en-US"/>
+                              </w:rPr>
+                            </w:pPr>
+                            <w:r>
+                              <w:rPr>
+                                <w:i/>
+                                <w:iCs/>
+                                <w:lang w:val="en-US"/>
+                              </w:rPr>
+                              <w:t>Fig. 2: Ellipse definition &amp; command summary</w:t>
+                            </w:r>
+                          </w:p>
+                        </w:txbxContent>
+                      </wps:txbx>
+                      <wps:bodyPr rot="0" spcFirstLastPara="0" vertOverflow="overflow" horzOverflow="overflow" vert="horz" wrap="square" lIns="91440" tIns="45720" rIns="91440" bIns="45720" numCol="1" spcCol="0" rtlCol="0" fromWordArt="0" anchor="t" anchorCtr="0" forceAA="0" compatLnSpc="1">
+                        <a:prstTxWarp prst="textNoShape">
+                          <a:avLst/>
+                        </a:prstTxWarp>
+                        <a:noAutofit/>
+                      </wps:bodyPr>
+                    </wps:wsp>
+                  </a:graphicData>
+                </a:graphic>
+                <wp14:sizeRelH relativeFrom="margin">
+                  <wp14:pctWidth>0</wp14:pctWidth>
+                </wp14:sizeRelH>
+              </wp:anchor>
+            </w:drawing>
+          </mc:Choice>
+          <mc:Fallback>
+            <w:pict>
+              <v:shapetype w14:anchorId="4DC327F5" id="_x0000_t202" coordsize="21600,21600" o:spt="202" path="m,l,21600r21600,l21600,xe">
+                <v:stroke joinstyle="miter"/>
+                <v:path gradientshapeok="t" o:connecttype="rect"/>
+              </v:shapetype>
+              <v:shape id="Text Box 1" o:spid="_x0000_s1026" type="#_x0000_t202" style="position:absolute;left:0;text-align:left;margin-left:314.15pt;margin-top:315.8pt;width:225pt;height:33.55pt;z-index:251659264;visibility:visible;mso-wrap-style:square;mso-width-percent:0;mso-wrap-distance-left:9pt;mso-wrap-distance-top:0;mso-wrap-distance-right:9pt;mso-wrap-distance-bottom:0;mso-position-horizontal:absolute;mso-position-horizontal-relative:text;mso-position-vertical:absolute;mso-position-vertical-relative:text;mso-width-percent:0;mso-width-relative:margin;v-text-anchor:top" o:gfxdata="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" fillcolor="white [3201]" stroked="f" strokeweight=".5pt">
+                <v:textbox>
+                  <w:txbxContent>
+                    <w:p>
+                      <w:pPr>
+                        <w:rPr>
+                          <w:i/>
+                          <w:iCs/>
+                          <w:lang w:val="en-US"/>
+                        </w:rPr>
+                      </w:pPr>
+                      <w:r>
+                        <w:rPr>
+                          <w:i/>
+                          <w:iCs/>
+                          <w:lang w:val="en-US"/>
+                        </w:rPr>
+                        <w:t>Fig. 2: Ellipse definition &amp; command summary</w:t>
+                      </w:r>
+                    </w:p>
+                  </w:txbxContent>
+                </v:textbox>
+              </v:shape>
+            </w:pict>
+          </mc:Fallback>
+        </mc:AlternateContent>
+      </w:r>
+      <w:r>
+        <w:rPr>
+          <w:rFonts w:ascii="Neue Haas Grotesk Text Pro" w:hAnsi="Neue Haas Grotesk Text Pro"/>
+          <w:noProof/>
+          <w:lang w:val="en-US"/>
+        </w:rPr>
         <w:drawing>
-          <wp:inline distT="0" distB="0" distL="0" distR="0" wp14:anchorId="04C8A7AF" wp14:editId="6557FE2F">
+          <wp:inline distT="0" distB="0" distL="0" distR="0" wp14:anchorId="04C8A7AF" wp14:editId="7E928425">
             <wp:extent cx="5436000" cy="4435200"/>
             <wp:effectExtent l="0" t="0" r="0" b="0"/>
             <wp:docPr id="1228189609" name="Picture 1"/>
@@ -76,7 +975,7 @@
                     <pic:cNvPicPr/>
                   </pic:nvPicPr>
                   <pic:blipFill rotWithShape="1">
-                    <a:blip r:embed="rId7" cstate="print">
+                    <a:blip r:embed="rId10" cstate="print">
                       <a:extLst>
                         <a:ext uri="{28A0092B-C50C-407E-A947-70E740481C1C}">
                           <a14:useLocalDpi xmlns:a14="http://schemas.microsoft.com/office/drawing/2010/main" val="0"/>
@@ -114,6 +1013,7 @@
     </w:p>
     <w:p>
       <w:pPr>
+        <w:jc w:val="both"/>
         <w:rPr>
           <w:rFonts w:ascii="Neue Haas Grotesk Text Pro" w:hAnsi="Neue Haas Grotesk Text Pro"/>
         </w:rPr>
@@ -145,6 +1045,7 @@
     </w:p>
     <w:p>
       <w:pPr>
+        <w:jc w:val="both"/>
         <w:rPr>
           <w:rFonts w:ascii="Neue Haas Grotesk Text Pro" w:hAnsi="Neue Haas Grotesk Text Pro"/>
         </w:rPr>
@@ -228,6 +1129,7 @@
     </w:p>
     <w:p>
       <w:pPr>
+        <w:jc w:val="both"/>
         <w:rPr>
           <w:rFonts w:ascii="Neue Haas Grotesk Text Pro" w:hAnsi="Neue Haas Grotesk Text Pro"/>
         </w:rPr>
@@ -305,6 +1207,7 @@
     </w:p>
     <w:p>
       <w:pPr>
+        <w:jc w:val="center"/>
         <w:rPr>
           <w:rFonts w:ascii="Neue Haas Grotesk Text Pro" w:hAnsi="Neue Haas Grotesk Text Pro"/>
           <w:b/>
@@ -328,7 +1231,7 @@
           <w:bCs/>
           <w:color w:val="EE0000"/>
         </w:rPr>
-        <w:t xml:space="preserve"> angles</w:t>
+        <w:t xml:space="preserve"> </w:t>
       </w:r>
       <w:r>
         <w:rPr>
@@ -337,7 +1240,25 @@
           <w:bCs/>
           <w:color w:val="EE0000"/>
         </w:rPr>
-        <w:t xml:space="preserve">, </w:t>
+        <w:t xml:space="preserve">different </w:t>
+      </w:r>
+      <w:r>
+        <w:rPr>
+          <w:rFonts w:ascii="Neue Haas Grotesk Text Pro" w:hAnsi="Neue Haas Grotesk Text Pro"/>
+          <w:b/>
+          <w:bCs/>
+          <w:color w:val="EE0000"/>
+        </w:rPr>
+        <w:t>angles</w:t>
+      </w:r>
+      <w:r>
+        <w:rPr>
+          <w:rFonts w:ascii="Neue Haas Grotesk Text Pro" w:hAnsi="Neue Haas Grotesk Text Pro"/>
+          <w:b/>
+          <w:bCs/>
+          <w:color w:val="EE0000"/>
+        </w:rPr>
+        <w:t xml:space="preserve"> </w:t>
       </w:r>
       <w:r>
         <w:rPr>
@@ -377,12 +1298,12 @@
       </w:r>
       <w:r>
         <w:rPr>
-          <w:rFonts w:ascii="Neue Haas Grotesk Text Pro" w:hAnsi="Neue Haas Grotesk Text Pro"/>
+          <w:rFonts w:ascii="Calibri" w:hAnsi="Calibri" w:cs="Calibri"/>
           <w:b/>
           <w:bCs/>
           <w:color w:val="EE0000"/>
         </w:rPr>
-        <w:t xml:space="preserve"> </w:t>
+        <w:t>,</w:t>
       </w:r>
       <w:r>
         <w:rPr>
@@ -391,7 +1312,7 @@
           <w:bCs/>
           <w:color w:val="EE0000"/>
         </w:rPr>
-        <w:t xml:space="preserve">are different angles at the same point and confusing them is most </w:t>
+        <w:t xml:space="preserve"> </w:t>
       </w:r>
       <w:r>
         <w:rPr>
@@ -400,19 +1321,30 @@
           <w:bCs/>
           <w:color w:val="EE0000"/>
         </w:rPr>
-        <w:t>easily achieved.</w:t>
-      </w:r>
-    </w:p>
-    <w:p>
-      <w:pPr>
-        <w:rPr>
-          <w:rFonts w:ascii="Neue Haas Grotesk Text Pro" w:hAnsi="Neue Haas Grotesk Text Pro"/>
-          <w:lang w:val="en-US"/>
-        </w:rPr>
-      </w:pPr>
-    </w:p>
-    <w:p>
-      <w:pPr>
+        <w:t>at the same point</w:t>
+      </w:r>
+      <w:r>
+        <w:rPr>
+          <w:rFonts w:ascii="Neue Haas Grotesk Text Pro" w:hAnsi="Neue Haas Grotesk Text Pro"/>
+          <w:b/>
+          <w:bCs/>
+          <w:color w:val="EE0000"/>
+        </w:rPr>
+        <w:t>, are most easily confused.</w:t>
+      </w:r>
+    </w:p>
+    <w:p>
+      <w:pPr>
+        <w:jc w:val="both"/>
+        <w:rPr>
+          <w:rFonts w:ascii="Neue Haas Grotesk Text Pro" w:hAnsi="Neue Haas Grotesk Text Pro"/>
+          <w:lang w:val="en-US"/>
+        </w:rPr>
+      </w:pPr>
+    </w:p>
+    <w:p>
+      <w:pPr>
+        <w:jc w:val="both"/>
         <w:rPr>
           <w:rFonts w:ascii="Neue Haas Grotesk Text Pro" w:hAnsi="Neue Haas Grotesk Text Pro"/>
           <w:lang w:val="en-US"/>
@@ -425,8 +1357,226 @@
           <w:lang w:val="en-US"/>
         </w:rPr>
         <w:lastRenderedPageBreak/>
+        <mc:AlternateContent>
+          <mc:Choice Requires="wps">
+            <w:drawing>
+              <wp:anchor distT="0" distB="0" distL="114300" distR="114300" simplePos="0" relativeHeight="251661312" behindDoc="0" locked="0" layoutInCell="1" allowOverlap="1" wp14:anchorId="29006953" wp14:editId="71CABC2B">
+                <wp:simplePos x="0" y="0"/>
+                <wp:positionH relativeFrom="column">
+                  <wp:posOffset>3627858</wp:posOffset>
+                </wp:positionH>
+                <wp:positionV relativeFrom="paragraph">
+                  <wp:posOffset>4563008</wp:posOffset>
+                </wp:positionV>
+                <wp:extent cx="3113078" cy="426027"/>
+                <wp:effectExtent l="0" t="0" r="0" b="6350"/>
+                <wp:wrapNone/>
+                <wp:docPr id="1273681634" name="Text Box 1"/>
+                <wp:cNvGraphicFramePr/>
+                <a:graphic xmlns:a="http://schemas.openxmlformats.org/drawingml/2006/main">
+                  <a:graphicData uri="http://schemas.microsoft.com/office/word/2010/wordprocessingShape">
+                    <wps:wsp>
+                      <wps:cNvSpPr txBox="1"/>
+                      <wps:spPr>
+                        <a:xfrm>
+                          <a:off x="0" y="0"/>
+                          <a:ext cx="3113078" cy="426027"/>
+                        </a:xfrm>
+                        <a:prstGeom prst="rect">
+                          <a:avLst/>
+                        </a:prstGeom>
+                        <a:solidFill>
+                          <a:schemeClr val="lt1"/>
+                        </a:solidFill>
+                        <a:ln w="6350">
+                          <a:noFill/>
+                        </a:ln>
+                      </wps:spPr>
+                      <wps:txbx>
+                        <w:txbxContent>
+                          <w:p>
+                            <w:pPr>
+                              <w:rPr>
+                                <w:i/>
+                                <w:iCs/>
+                                <w:lang w:val="en-US"/>
+                              </w:rPr>
+                            </w:pPr>
+                            <w:r>
+                              <w:rPr>
+                                <w:i/>
+                                <w:iCs/>
+                                <w:lang w:val="en-US"/>
+                              </w:rPr>
+                              <w:t xml:space="preserve">Fig. </w:t>
+                            </w:r>
+                            <w:r>
+                              <w:rPr>
+                                <w:i/>
+                                <w:iCs/>
+                                <w:lang w:val="en-US"/>
+                              </w:rPr>
+                              <w:t>3</w:t>
+                            </w:r>
+                            <w:r>
+                              <w:rPr>
+                                <w:i/>
+                                <w:iCs/>
+                                <w:lang w:val="en-US"/>
+                              </w:rPr>
+                              <w:t xml:space="preserve">: </w:t>
+                            </w:r>
+                            <w:r>
+                              <w:rPr>
+                                <w:i/>
+                                <w:iCs/>
+                                <w:lang w:val="en-US"/>
+                              </w:rPr>
+                              <w:t>Elliptical</w:t>
+                            </w:r>
+                            <w:r>
+                              <w:rPr>
+                                <w:i/>
+                                <w:iCs/>
+                                <w:lang w:val="en-US"/>
+                              </w:rPr>
+                              <w:t xml:space="preserve"> </w:t>
+                            </w:r>
+                            <w:r>
+                              <w:rPr>
+                                <w:i/>
+                                <w:iCs/>
+                                <w:lang w:val="en-US"/>
+                              </w:rPr>
+                              <w:t>Function S</w:t>
+                            </w:r>
+                            <w:r>
+                              <w:rPr>
+                                <w:i/>
+                                <w:iCs/>
+                                <w:lang w:val="en-US"/>
+                              </w:rPr>
+                              <w:t>ummary</w:t>
+                            </w:r>
+                            <w:r>
+                              <w:rPr>
+                                <w:i/>
+                                <w:iCs/>
+                                <w:lang w:val="en-US"/>
+                              </w:rPr>
+                              <w:t xml:space="preserve"> and clarification</w:t>
+                            </w:r>
+                          </w:p>
+                        </w:txbxContent>
+                      </wps:txbx>
+                      <wps:bodyPr rot="0" spcFirstLastPara="0" vertOverflow="overflow" horzOverflow="overflow" vert="horz" wrap="square" lIns="91440" tIns="45720" rIns="91440" bIns="45720" numCol="1" spcCol="0" rtlCol="0" fromWordArt="0" anchor="t" anchorCtr="0" forceAA="0" compatLnSpc="1">
+                        <a:prstTxWarp prst="textNoShape">
+                          <a:avLst/>
+                        </a:prstTxWarp>
+                        <a:noAutofit/>
+                      </wps:bodyPr>
+                    </wps:wsp>
+                  </a:graphicData>
+                </a:graphic>
+                <wp14:sizeRelH relativeFrom="margin">
+                  <wp14:pctWidth>0</wp14:pctWidth>
+                </wp14:sizeRelH>
+              </wp:anchor>
+            </w:drawing>
+          </mc:Choice>
+          <mc:Fallback>
+            <w:pict>
+              <v:shape w14:anchorId="29006953" id="_x0000_s1027" type="#_x0000_t202" style="position:absolute;left:0;text-align:left;margin-left:285.65pt;margin-top:359.3pt;width:245.1pt;height:33.55pt;z-index:251661312;visibility:visible;mso-wrap-style:square;mso-width-percent:0;mso-wrap-distance-left:9pt;mso-wrap-distance-top:0;mso-wrap-distance-right:9pt;mso-wrap-distance-bottom:0;mso-position-horizontal:absolute;mso-position-horizontal-relative:text;mso-position-vertical:absolute;mso-position-vertical-relative:text;mso-width-percent:0;mso-width-relative:margin;v-text-anchor:top" o:gfxdata="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" fillcolor="white [3201]" stroked="f" strokeweight=".5pt">
+                <v:textbox>
+                  <w:txbxContent>
+                    <w:p>
+                      <w:pPr>
+                        <w:rPr>
+                          <w:i/>
+                          <w:iCs/>
+                          <w:lang w:val="en-US"/>
+                        </w:rPr>
+                      </w:pPr>
+                      <w:r>
+                        <w:rPr>
+                          <w:i/>
+                          <w:iCs/>
+                          <w:lang w:val="en-US"/>
+                        </w:rPr>
+                        <w:t xml:space="preserve">Fig. </w:t>
+                      </w:r>
+                      <w:r>
+                        <w:rPr>
+                          <w:i/>
+                          <w:iCs/>
+                          <w:lang w:val="en-US"/>
+                        </w:rPr>
+                        <w:t>3</w:t>
+                      </w:r>
+                      <w:r>
+                        <w:rPr>
+                          <w:i/>
+                          <w:iCs/>
+                          <w:lang w:val="en-US"/>
+                        </w:rPr>
+                        <w:t xml:space="preserve">: </w:t>
+                      </w:r>
+                      <w:r>
+                        <w:rPr>
+                          <w:i/>
+                          <w:iCs/>
+                          <w:lang w:val="en-US"/>
+                        </w:rPr>
+                        <w:t>Elliptical</w:t>
+                      </w:r>
+                      <w:r>
+                        <w:rPr>
+                          <w:i/>
+                          <w:iCs/>
+                          <w:lang w:val="en-US"/>
+                        </w:rPr>
+                        <w:t xml:space="preserve"> </w:t>
+                      </w:r>
+                      <w:r>
+                        <w:rPr>
+                          <w:i/>
+                          <w:iCs/>
+                          <w:lang w:val="en-US"/>
+                        </w:rPr>
+                        <w:t>Function S</w:t>
+                      </w:r>
+                      <w:r>
+                        <w:rPr>
+                          <w:i/>
+                          <w:iCs/>
+                          <w:lang w:val="en-US"/>
+                        </w:rPr>
+                        <w:t>ummary</w:t>
+                      </w:r>
+                      <w:r>
+                        <w:rPr>
+                          <w:i/>
+                          <w:iCs/>
+                          <w:lang w:val="en-US"/>
+                        </w:rPr>
+                        <w:t xml:space="preserve"> and clarification</w:t>
+                      </w:r>
+                    </w:p>
+                  </w:txbxContent>
+                </v:textbox>
+              </v:shape>
+            </w:pict>
+          </mc:Fallback>
+        </mc:AlternateContent>
+      </w:r>
+      <w:r>
+        <w:rPr>
+          <w:rFonts w:ascii="Neue Haas Grotesk Text Pro" w:hAnsi="Neue Haas Grotesk Text Pro"/>
+          <w:noProof/>
+          <w:lang w:val="en-US"/>
+        </w:rPr>
         <w:drawing>
-          <wp:inline distT="0" distB="0" distL="0" distR="0" wp14:anchorId="735F5DA8" wp14:editId="1B63F919">
+          <wp:inline distT="0" distB="0" distL="0" distR="0" wp14:anchorId="735F5DA8" wp14:editId="50483E80">
             <wp:extent cx="6737985" cy="4806462"/>
             <wp:effectExtent l="0" t="0" r="5715" b="0"/>
             <wp:docPr id="1682890513" name="Picture 3"/>
@@ -441,7 +1591,7 @@
                     <pic:cNvPicPr/>
                   </pic:nvPicPr>
                   <pic:blipFill rotWithShape="1">
-                    <a:blip r:embed="rId8" cstate="print">
+                    <a:blip r:embed="rId11" cstate="print">
                       <a:extLst>
                         <a:ext uri="{28A0092B-C50C-407E-A947-70E740481C1C}">
                           <a14:useLocalDpi xmlns:a14="http://schemas.microsoft.com/office/drawing/2010/main" val="0"/>
@@ -479,14 +1629,16 @@
     </w:p>
     <w:p>
       <w:pPr>
-        <w:rPr>
-          <w:rFonts w:ascii="Neue Haas Grotesk Text Pro" w:hAnsi="Neue Haas Grotesk Text Pro"/>
-          <w:lang w:val="en-US"/>
-        </w:rPr>
-      </w:pPr>
-    </w:p>
-    <w:p>
-      <w:pPr>
+        <w:jc w:val="both"/>
+        <w:rPr>
+          <w:rFonts w:ascii="Neue Haas Grotesk Text Pro" w:hAnsi="Neue Haas Grotesk Text Pro"/>
+          <w:lang w:val="en-US"/>
+        </w:rPr>
+      </w:pPr>
+    </w:p>
+    <w:p>
+      <w:pPr>
+        <w:jc w:val="both"/>
         <w:rPr>
           <w:rFonts w:ascii="Neue Haas Grotesk Text Pro" w:hAnsi="Neue Haas Grotesk Text Pro"/>
         </w:rPr>
@@ -582,6 +1734,7 @@
     </w:p>
     <w:p>
       <w:pPr>
+        <w:jc w:val="both"/>
         <w:rPr>
           <w:rFonts w:ascii="Neue Haas Grotesk Text Pro" w:hAnsi="Neue Haas Grotesk Text Pro"/>
         </w:rPr>
@@ -687,6 +1840,7 @@
     </w:p>
     <w:p>
       <w:pPr>
+        <w:jc w:val="both"/>
         <w:rPr>
           <w:rFonts w:ascii="Neue Haas Grotesk Text Pro" w:hAnsi="Neue Haas Grotesk Text Pro"/>
         </w:rPr>
@@ -808,6 +1962,7 @@
     </w:p>
     <w:p>
       <w:pPr>
+        <w:jc w:val="center"/>
         <w:rPr>
           <w:rFonts w:ascii="Neue Haas Grotesk Text Pro" w:hAnsi="Neue Haas Grotesk Text Pro"/>
           <w:b/>
@@ -835,14 +1990,16 @@
     </w:p>
     <w:p>
       <w:pPr>
-        <w:rPr>
-          <w:rFonts w:ascii="Neue Haas Grotesk Text Pro" w:hAnsi="Neue Haas Grotesk Text Pro"/>
-          <w:lang w:val="en-US"/>
-        </w:rPr>
-      </w:pPr>
-    </w:p>
-    <w:p>
-      <w:pPr>
+        <w:jc w:val="both"/>
+        <w:rPr>
+          <w:rFonts w:ascii="Neue Haas Grotesk Text Pro" w:hAnsi="Neue Haas Grotesk Text Pro"/>
+          <w:lang w:val="en-US"/>
+        </w:rPr>
+      </w:pPr>
+    </w:p>
+    <w:p>
+      <w:pPr>
+        <w:jc w:val="both"/>
         <w:rPr>
           <w:rFonts w:ascii="Neue Haas Grotesk Text Pro" w:hAnsi="Neue Haas Grotesk Text Pro"/>
           <w:lang w:val="en-US"/>
@@ -855,8 +2012,197 @@
           <w:lang w:val="en-US"/>
         </w:rPr>
         <w:lastRenderedPageBreak/>
+        <mc:AlternateContent>
+          <mc:Choice Requires="wps">
+            <w:drawing>
+              <wp:anchor distT="0" distB="0" distL="114300" distR="114300" simplePos="0" relativeHeight="251663360" behindDoc="0" locked="0" layoutInCell="1" allowOverlap="1" wp14:anchorId="58CB70D9" wp14:editId="3B8A1550">
+                <wp:simplePos x="0" y="0"/>
+                <wp:positionH relativeFrom="column">
+                  <wp:posOffset>4449891</wp:posOffset>
+                </wp:positionH>
+                <wp:positionV relativeFrom="paragraph">
+                  <wp:posOffset>5723610</wp:posOffset>
+                </wp:positionV>
+                <wp:extent cx="2333838" cy="266424"/>
+                <wp:effectExtent l="0" t="0" r="3175" b="635"/>
+                <wp:wrapNone/>
+                <wp:docPr id="478523697" name="Text Box 1"/>
+                <wp:cNvGraphicFramePr/>
+                <a:graphic xmlns:a="http://schemas.openxmlformats.org/drawingml/2006/main">
+                  <a:graphicData uri="http://schemas.microsoft.com/office/word/2010/wordprocessingShape">
+                    <wps:wsp>
+                      <wps:cNvSpPr txBox="1"/>
+                      <wps:spPr>
+                        <a:xfrm>
+                          <a:off x="0" y="0"/>
+                          <a:ext cx="2333838" cy="266424"/>
+                        </a:xfrm>
+                        <a:prstGeom prst="rect">
+                          <a:avLst/>
+                        </a:prstGeom>
+                        <a:solidFill>
+                          <a:schemeClr val="lt1"/>
+                        </a:solidFill>
+                        <a:ln w="6350">
+                          <a:noFill/>
+                        </a:ln>
+                      </wps:spPr>
+                      <wps:txbx>
+                        <w:txbxContent>
+                          <w:p>
+                            <w:pPr>
+                              <w:rPr>
+                                <w:i/>
+                                <w:iCs/>
+                                <w:lang w:val="en-US"/>
+                              </w:rPr>
+                            </w:pPr>
+                            <w:r>
+                              <w:rPr>
+                                <w:i/>
+                                <w:iCs/>
+                                <w:lang w:val="en-US"/>
+                              </w:rPr>
+                              <w:t xml:space="preserve">Fig. </w:t>
+                            </w:r>
+                            <w:r>
+                              <w:rPr>
+                                <w:i/>
+                                <w:iCs/>
+                                <w:lang w:val="en-US"/>
+                              </w:rPr>
+                              <w:t>4</w:t>
+                            </w:r>
+                            <w:r>
+                              <w:rPr>
+                                <w:i/>
+                                <w:iCs/>
+                                <w:lang w:val="en-US"/>
+                              </w:rPr>
+                              <w:t xml:space="preserve">: </w:t>
+                            </w:r>
+                            <w:r>
+                              <w:rPr>
+                                <w:i/>
+                                <w:iCs/>
+                                <w:lang w:val="en-US"/>
+                              </w:rPr>
+                              <w:t>Elliptical</w:t>
+                            </w:r>
+                            <w:r>
+                              <w:rPr>
+                                <w:i/>
+                                <w:iCs/>
+                                <w:lang w:val="en-US"/>
+                              </w:rPr>
+                              <w:t xml:space="preserve"> </w:t>
+                            </w:r>
+                            <w:r>
+                              <w:rPr>
+                                <w:i/>
+                                <w:iCs/>
+                                <w:lang w:val="en-US"/>
+                              </w:rPr>
+                              <w:t>Numerical Solutions 1</w:t>
+                            </w:r>
+                          </w:p>
+                        </w:txbxContent>
+                      </wps:txbx>
+                      <wps:bodyPr rot="0" spcFirstLastPara="0" vertOverflow="overflow" horzOverflow="overflow" vert="horz" wrap="square" lIns="91440" tIns="45720" rIns="91440" bIns="45720" numCol="1" spcCol="0" rtlCol="0" fromWordArt="0" anchor="t" anchorCtr="0" forceAA="0" compatLnSpc="1">
+                        <a:prstTxWarp prst="textNoShape">
+                          <a:avLst/>
+                        </a:prstTxWarp>
+                        <a:noAutofit/>
+                      </wps:bodyPr>
+                    </wps:wsp>
+                  </a:graphicData>
+                </a:graphic>
+                <wp14:sizeRelH relativeFrom="margin">
+                  <wp14:pctWidth>0</wp14:pctWidth>
+                </wp14:sizeRelH>
+                <wp14:sizeRelV relativeFrom="margin">
+                  <wp14:pctHeight>0</wp14:pctHeight>
+                </wp14:sizeRelV>
+              </wp:anchor>
+            </w:drawing>
+          </mc:Choice>
+          <mc:Fallback>
+            <w:pict>
+              <v:shape w14:anchorId="58CB70D9" id="_x0000_s1028" type="#_x0000_t202" style="position:absolute;left:0;text-align:left;margin-left:350.4pt;margin-top:450.7pt;width:183.75pt;height:21pt;z-index:251663360;visibility:visible;mso-wrap-style:square;mso-width-percent:0;mso-height-percent:0;mso-wrap-distance-left:9pt;mso-wrap-distance-top:0;mso-wrap-distance-right:9pt;mso-wrap-distance-bottom:0;mso-position-horizontal:absolute;mso-position-horizontal-relative:text;mso-position-vertical:absolute;mso-position-vertical-relative:text;mso-width-percent:0;mso-height-percent:0;mso-width-relative:margin;mso-height-relative:margin;v-text-anchor:top" o:gfxdata="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" fillcolor="white [3201]" stroked="f" strokeweight=".5pt">
+                <v:textbox>
+                  <w:txbxContent>
+                    <w:p>
+                      <w:pPr>
+                        <w:rPr>
+                          <w:i/>
+                          <w:iCs/>
+                          <w:lang w:val="en-US"/>
+                        </w:rPr>
+                      </w:pPr>
+                      <w:r>
+                        <w:rPr>
+                          <w:i/>
+                          <w:iCs/>
+                          <w:lang w:val="en-US"/>
+                        </w:rPr>
+                        <w:t xml:space="preserve">Fig. </w:t>
+                      </w:r>
+                      <w:r>
+                        <w:rPr>
+                          <w:i/>
+                          <w:iCs/>
+                          <w:lang w:val="en-US"/>
+                        </w:rPr>
+                        <w:t>4</w:t>
+                      </w:r>
+                      <w:r>
+                        <w:rPr>
+                          <w:i/>
+                          <w:iCs/>
+                          <w:lang w:val="en-US"/>
+                        </w:rPr>
+                        <w:t xml:space="preserve">: </w:t>
+                      </w:r>
+                      <w:r>
+                        <w:rPr>
+                          <w:i/>
+                          <w:iCs/>
+                          <w:lang w:val="en-US"/>
+                        </w:rPr>
+                        <w:t>Elliptical</w:t>
+                      </w:r>
+                      <w:r>
+                        <w:rPr>
+                          <w:i/>
+                          <w:iCs/>
+                          <w:lang w:val="en-US"/>
+                        </w:rPr>
+                        <w:t xml:space="preserve"> </w:t>
+                      </w:r>
+                      <w:r>
+                        <w:rPr>
+                          <w:i/>
+                          <w:iCs/>
+                          <w:lang w:val="en-US"/>
+                        </w:rPr>
+                        <w:t>Numerical Solutions 1</w:t>
+                      </w:r>
+                    </w:p>
+                  </w:txbxContent>
+                </v:textbox>
+              </v:shape>
+            </w:pict>
+          </mc:Fallback>
+        </mc:AlternateContent>
+      </w:r>
+      <w:r>
+        <w:rPr>
+          <w:rFonts w:ascii="Neue Haas Grotesk Text Pro" w:hAnsi="Neue Haas Grotesk Text Pro"/>
+          <w:noProof/>
+          <w:lang w:val="en-US"/>
+        </w:rPr>
         <w:drawing>
-          <wp:inline distT="0" distB="0" distL="0" distR="0" wp14:anchorId="4ECFAC75" wp14:editId="08D2D5E2">
+          <wp:inline distT="0" distB="0" distL="0" distR="0" wp14:anchorId="4ECFAC75" wp14:editId="45D9D189">
             <wp:extent cx="6577200" cy="5724000"/>
             <wp:effectExtent l="0" t="0" r="1905" b="3810"/>
             <wp:docPr id="933609029" name="Picture 5"/>
@@ -871,7 +2217,7 @@
                     <pic:cNvPicPr/>
                   </pic:nvPicPr>
                   <pic:blipFill rotWithShape="1">
-                    <a:blip r:embed="rId9" cstate="print">
+                    <a:blip r:embed="rId12" cstate="print">
                       <a:extLst>
                         <a:ext uri="{28A0092B-C50C-407E-A947-70E740481C1C}">
                           <a14:useLocalDpi xmlns:a14="http://schemas.microsoft.com/office/drawing/2010/main" val="0"/>
@@ -909,15 +2255,30 @@
     </w:p>
     <w:p>
       <w:pPr>
-        <w:rPr>
-          <w:rFonts w:ascii="Neue Haas Grotesk Text Pro" w:hAnsi="Neue Haas Grotesk Text Pro"/>
-        </w:rPr>
-      </w:pPr>
-      <w:r>
-        <w:rPr>
-          <w:rFonts w:ascii="Neue Haas Grotesk Text Pro" w:hAnsi="Neue Haas Grotesk Text Pro"/>
-        </w:rPr>
-        <w:t>The</w:t>
+        <w:jc w:val="both"/>
+        <w:rPr>
+          <w:rFonts w:ascii="Neue Haas Grotesk Text Pro" w:hAnsi="Neue Haas Grotesk Text Pro"/>
+        </w:rPr>
+      </w:pPr>
+    </w:p>
+    <w:p>
+      <w:pPr>
+        <w:jc w:val="both"/>
+        <w:rPr>
+          <w:rFonts w:ascii="Neue Haas Grotesk Text Pro" w:hAnsi="Neue Haas Grotesk Text Pro"/>
+        </w:rPr>
+      </w:pPr>
+      <w:r>
+        <w:rPr>
+          <w:rFonts w:ascii="Neue Haas Grotesk Text Pro" w:hAnsi="Neue Haas Grotesk Text Pro"/>
+        </w:rPr>
+        <w:t>Above, t</w:t>
+      </w:r>
+      <w:r>
+        <w:rPr>
+          <w:rFonts w:ascii="Neue Haas Grotesk Text Pro" w:hAnsi="Neue Haas Grotesk Text Pro"/>
+        </w:rPr>
+        <w:t>he</w:t>
       </w:r>
       <w:r>
         <w:rPr>
@@ -929,6 +2290,12 @@
         <w:rPr>
           <w:rFonts w:ascii="Neue Haas Grotesk Text Pro" w:hAnsi="Neue Haas Grotesk Text Pro"/>
         </w:rPr>
+        <w:t xml:space="preserve">which </w:t>
+      </w:r>
+      <w:r>
+        <w:rPr>
+          <w:rFonts w:ascii="Neue Haas Grotesk Text Pro" w:hAnsi="Neue Haas Grotesk Text Pro"/>
+        </w:rPr>
         <w:t>gives</w:t>
       </w:r>
       <w:r>
@@ -940,6 +2307,7 @@
     </w:p>
     <w:p>
       <w:pPr>
+        <w:jc w:val="both"/>
         <w:rPr>
           <w:rFonts w:ascii="Neue Haas Grotesk Text Pro" w:hAnsi="Neue Haas Grotesk Text Pro"/>
         </w:rPr>
@@ -1009,6 +2377,7 @@
     </w:p>
     <w:p>
       <w:pPr>
+        <w:jc w:val="both"/>
         <w:rPr>
           <w:rFonts w:ascii="Neue Haas Grotesk Text Pro" w:hAnsi="Neue Haas Grotesk Text Pro"/>
         </w:rPr>
@@ -1029,7 +2398,31 @@
         <w:rPr>
           <w:rFonts w:ascii="Neue Haas Grotesk Text Pro" w:hAnsi="Neue Haas Grotesk Text Pro"/>
         </w:rPr>
-        <w:t xml:space="preserve">=23° being fed into F. The output u=0.41133 is not an angle and does not appear on the drawing. It is the argument to all the Jacobi functions. From u and m the calculator returns </w:t>
+        <w:t xml:space="preserve">=23° being fed into F. The output u=0.41133 is </w:t>
+      </w:r>
+      <w:r>
+        <w:rPr>
+          <w:rFonts w:ascii="Neue Haas Grotesk Text Pro" w:hAnsi="Neue Haas Grotesk Text Pro"/>
+        </w:rPr>
+        <w:t>neither</w:t>
+      </w:r>
+      <w:r>
+        <w:rPr>
+          <w:rFonts w:ascii="Neue Haas Grotesk Text Pro" w:hAnsi="Neue Haas Grotesk Text Pro"/>
+        </w:rPr>
+        <w:t xml:space="preserve"> an angle </w:t>
+      </w:r>
+      <w:r>
+        <w:rPr>
+          <w:rFonts w:ascii="Neue Haas Grotesk Text Pro" w:hAnsi="Neue Haas Grotesk Text Pro"/>
+        </w:rPr>
+        <w:t xml:space="preserve">nor a length </w:t>
+      </w:r>
+      <w:r>
+        <w:rPr>
+          <w:rFonts w:ascii="Neue Haas Grotesk Text Pro" w:hAnsi="Neue Haas Grotesk Text Pro"/>
+        </w:rPr>
+        <w:t xml:space="preserve">and does not appear on the drawing. It is the argument to all the Jacobi functions. From u and m the calculator returns </w:t>
       </w:r>
       <w:proofErr w:type="spellStart"/>
       <w:r>
@@ -1071,7 +2464,13 @@
         <w:rPr>
           <w:rFonts w:ascii="Neue Haas Grotesk Text Pro" w:hAnsi="Neue Haas Grotesk Text Pro"/>
         </w:rPr>
-        <w:t xml:space="preserve">=278.90 as the three sides of the right triangle </w:t>
+        <w:t>=278.90 as the three sides of the right triangle</w:t>
+      </w:r>
+      <w:r>
+        <w:rPr>
+          <w:rFonts w:ascii="Neue Haas Grotesk Text Pro" w:hAnsi="Neue Haas Grotesk Text Pro"/>
+        </w:rPr>
+        <w:t xml:space="preserve"> around the point on the ellipse, i.e. </w:t>
       </w:r>
       <w:proofErr w:type="spellStart"/>
       <w:r>
@@ -1093,13 +2492,6 @@
         </w:rPr>
         <w:t xml:space="preserve"> </w:t>
       </w:r>
-    </w:p>
-    <w:p>
-      <w:pPr>
-        <w:rPr>
-          <w:rFonts w:ascii="Neue Haas Grotesk Text Pro" w:hAnsi="Neue Haas Grotesk Text Pro"/>
-        </w:rPr>
-      </w:pPr>
       <w:r>
         <w:rPr>
           <w:rFonts w:ascii="Neue Haas Grotesk Text Pro" w:hAnsi="Neue Haas Grotesk Text Pro"/>
@@ -1121,6 +2513,7 @@
     </w:p>
     <w:p>
       <w:pPr>
+        <w:jc w:val="both"/>
         <w:rPr>
           <w:rFonts w:ascii="Neue Haas Grotesk Text Pro" w:hAnsi="Neue Haas Grotesk Text Pro"/>
         </w:rPr>
@@ -1172,6 +2565,7 @@
     </w:p>
     <w:p>
       <w:pPr>
+        <w:jc w:val="center"/>
         <w:rPr>
           <w:rFonts w:ascii="Neue Haas Grotesk Text Pro" w:hAnsi="Neue Haas Grotesk Text Pro"/>
           <w:b/>
@@ -1195,7 +2589,34 @@
           <w:bCs/>
           <w:color w:val="EE0000"/>
         </w:rPr>
-        <w:t xml:space="preserve"> bottom right</w:t>
+        <w:t xml:space="preserve"> </w:t>
+      </w:r>
+      <w:r>
+        <w:rPr>
+          <w:rFonts w:ascii="Neue Haas Grotesk Text Pro" w:hAnsi="Neue Haas Grotesk Text Pro"/>
+          <w:b/>
+          <w:bCs/>
+          <w:color w:val="EE0000"/>
+        </w:rPr>
+        <w:t>(</w:t>
+      </w:r>
+      <w:r>
+        <w:rPr>
+          <w:rFonts w:ascii="Neue Haas Grotesk Text Pro" w:hAnsi="Neue Haas Grotesk Text Pro"/>
+          <w:b/>
+          <w:bCs/>
+          <w:color w:val="EE0000"/>
+        </w:rPr>
+        <w:t>bottom right</w:t>
+      </w:r>
+      <w:r>
+        <w:rPr>
+          <w:rFonts w:ascii="Neue Haas Grotesk Text Pro" w:hAnsi="Neue Haas Grotesk Text Pro"/>
+          <w:b/>
+          <w:bCs/>
+          <w:color w:val="EE0000"/>
+        </w:rPr>
+        <w:t>)</w:t>
       </w:r>
       <w:r>
         <w:rPr>
@@ -1271,11 +2692,12 @@
           <w:bCs/>
           <w:color w:val="EE0000"/>
         </w:rPr>
-        <w:t xml:space="preserve">) as inverses. </w:t>
-      </w:r>
-    </w:p>
-    <w:p>
-      <w:pPr>
+        <w:t>) as inverses.</w:t>
+      </w:r>
+    </w:p>
+    <w:p>
+      <w:pPr>
+        <w:jc w:val="center"/>
         <w:rPr>
           <w:rFonts w:ascii="Neue Haas Grotesk Text Pro" w:hAnsi="Neue Haas Grotesk Text Pro"/>
           <w:b/>
@@ -1290,7 +2712,52 @@
           <w:bCs/>
           <w:color w:val="EE0000"/>
         </w:rPr>
-        <w:t xml:space="preserve">This is the hinge of the whole calculation: every entry point, whether a coordinate, arc length, or angle, eventually reduces to finding </w:t>
+        <w:t>To solve the ellipse, s</w:t>
+      </w:r>
+      <w:r>
+        <w:rPr>
+          <w:rFonts w:ascii="Neue Haas Grotesk Text Pro" w:hAnsi="Neue Haas Grotesk Text Pro"/>
+          <w:b/>
+          <w:bCs/>
+          <w:color w:val="EE0000"/>
+        </w:rPr>
+        <w:t>tarting with a</w:t>
+      </w:r>
+      <w:r>
+        <w:rPr>
+          <w:rFonts w:ascii="Neue Haas Grotesk Text Pro" w:hAnsi="Neue Haas Grotesk Text Pro"/>
+          <w:b/>
+          <w:bCs/>
+          <w:color w:val="EE0000"/>
+        </w:rPr>
+        <w:t xml:space="preserve"> coordinate, arc length, or angle, </w:t>
+      </w:r>
+      <w:r>
+        <w:rPr>
+          <w:rFonts w:ascii="Neue Haas Grotesk Text Pro" w:hAnsi="Neue Haas Grotesk Text Pro"/>
+          <w:b/>
+          <w:bCs/>
+          <w:color w:val="EE0000"/>
+        </w:rPr>
+        <w:t>requires</w:t>
+      </w:r>
+      <w:r>
+        <w:rPr>
+          <w:rFonts w:ascii="Neue Haas Grotesk Text Pro" w:hAnsi="Neue Haas Grotesk Text Pro"/>
+          <w:b/>
+          <w:bCs/>
+          <w:color w:val="EE0000"/>
+        </w:rPr>
+        <w:t xml:space="preserve"> finding</w:t>
+      </w:r>
+      <w:r>
+        <w:rPr>
+          <w:rFonts w:ascii="Neue Haas Grotesk Text Pro" w:hAnsi="Neue Haas Grotesk Text Pro"/>
+          <w:b/>
+          <w:bCs/>
+          <w:color w:val="EE0000"/>
+        </w:rPr>
+        <w:t xml:space="preserve"> </w:t>
       </w:r>
       <w:r>
         <w:rPr>
@@ -1303,42 +2770,26 @@
       </w:r>
       <w:r>
         <w:rPr>
-          <w:rFonts w:ascii="Neue Haas Grotesk Text Pro" w:hAnsi="Neue Haas Grotesk Text Pro"/>
-          <w:b/>
-          <w:bCs/>
-          <w:color w:val="EE0000"/>
-        </w:rPr>
-        <w:t xml:space="preserve">, and from </w:t>
-      </w:r>
-      <w:r>
-        <w:rPr>
           <w:rFonts w:ascii="Calibri" w:hAnsi="Calibri" w:cs="Calibri"/>
           <w:b/>
           <w:bCs/>
           <w:color w:val="EE0000"/>
         </w:rPr>
-        <w:t>φ</w:t>
-      </w:r>
-      <w:r>
-        <w:rPr>
-          <w:rFonts w:ascii="Neue Haas Grotesk Text Pro" w:hAnsi="Neue Haas Grotesk Text Pro"/>
-          <w:b/>
-          <w:bCs/>
-          <w:color w:val="EE0000"/>
-        </w:rPr>
-        <w:t xml:space="preserve"> to u is one function call.</w:t>
-      </w:r>
-    </w:p>
-    <w:p>
-      <w:pPr>
-        <w:rPr>
-          <w:rFonts w:ascii="Neue Haas Grotesk Text Pro" w:hAnsi="Neue Haas Grotesk Text Pro"/>
-          <w:lang w:val="en-US"/>
-        </w:rPr>
-      </w:pPr>
-    </w:p>
-    <w:p>
-      <w:pPr>
+        <w:t xml:space="preserve">, then u. </w:t>
+      </w:r>
+    </w:p>
+    <w:p>
+      <w:pPr>
+        <w:jc w:val="both"/>
+        <w:rPr>
+          <w:rFonts w:ascii="Neue Haas Grotesk Text Pro" w:hAnsi="Neue Haas Grotesk Text Pro"/>
+          <w:lang w:val="en-US"/>
+        </w:rPr>
+      </w:pPr>
+    </w:p>
+    <w:p>
+      <w:pPr>
+        <w:jc w:val="both"/>
         <w:rPr>
           <w:rFonts w:ascii="Neue Haas Grotesk Text Pro" w:hAnsi="Neue Haas Grotesk Text Pro"/>
           <w:lang w:val="en-US"/>
@@ -1350,8 +2801,213 @@
           <w:noProof/>
           <w:lang w:val="en-US"/>
         </w:rPr>
+        <mc:AlternateContent>
+          <mc:Choice Requires="wps">
+            <w:drawing>
+              <wp:anchor distT="0" distB="0" distL="114300" distR="114300" simplePos="0" relativeHeight="251665408" behindDoc="0" locked="0" layoutInCell="1" allowOverlap="1" wp14:anchorId="36790F73" wp14:editId="0952F3F2">
+                <wp:simplePos x="0" y="0"/>
+                <wp:positionH relativeFrom="column">
+                  <wp:posOffset>3978492</wp:posOffset>
+                </wp:positionH>
+                <wp:positionV relativeFrom="paragraph">
+                  <wp:posOffset>5199321</wp:posOffset>
+                </wp:positionV>
+                <wp:extent cx="2317395" cy="266424"/>
+                <wp:effectExtent l="0" t="0" r="0" b="635"/>
+                <wp:wrapNone/>
+                <wp:docPr id="880774939" name="Text Box 1"/>
+                <wp:cNvGraphicFramePr/>
+                <a:graphic xmlns:a="http://schemas.openxmlformats.org/drawingml/2006/main">
+                  <a:graphicData uri="http://schemas.microsoft.com/office/word/2010/wordprocessingShape">
+                    <wps:wsp>
+                      <wps:cNvSpPr txBox="1"/>
+                      <wps:spPr>
+                        <a:xfrm>
+                          <a:off x="0" y="0"/>
+                          <a:ext cx="2317395" cy="266424"/>
+                        </a:xfrm>
+                        <a:prstGeom prst="rect">
+                          <a:avLst/>
+                        </a:prstGeom>
+                        <a:solidFill>
+                          <a:schemeClr val="lt1"/>
+                        </a:solidFill>
+                        <a:ln w="6350">
+                          <a:noFill/>
+                        </a:ln>
+                      </wps:spPr>
+                      <wps:txbx>
+                        <w:txbxContent>
+                          <w:p>
+                            <w:pPr>
+                              <w:rPr>
+                                <w:i/>
+                                <w:iCs/>
+                                <w:lang w:val="en-US"/>
+                              </w:rPr>
+                            </w:pPr>
+                            <w:r>
+                              <w:rPr>
+                                <w:i/>
+                                <w:iCs/>
+                                <w:lang w:val="en-US"/>
+                              </w:rPr>
+                              <w:t xml:space="preserve">Fig. </w:t>
+                            </w:r>
+                            <w:r>
+                              <w:rPr>
+                                <w:i/>
+                                <w:iCs/>
+                                <w:lang w:val="en-US"/>
+                              </w:rPr>
+                              <w:t>5</w:t>
+                            </w:r>
+                            <w:r>
+                              <w:rPr>
+                                <w:i/>
+                                <w:iCs/>
+                                <w:lang w:val="en-US"/>
+                              </w:rPr>
+                              <w:t xml:space="preserve">: </w:t>
+                            </w:r>
+                            <w:r>
+                              <w:rPr>
+                                <w:i/>
+                                <w:iCs/>
+                                <w:lang w:val="en-US"/>
+                              </w:rPr>
+                              <w:t>Elliptical</w:t>
+                            </w:r>
+                            <w:r>
+                              <w:rPr>
+                                <w:i/>
+                                <w:iCs/>
+                                <w:lang w:val="en-US"/>
+                              </w:rPr>
+                              <w:t xml:space="preserve"> </w:t>
+                            </w:r>
+                            <w:r>
+                              <w:rPr>
+                                <w:i/>
+                                <w:iCs/>
+                                <w:lang w:val="en-US"/>
+                              </w:rPr>
+                              <w:t>Numerical Solutions</w:t>
+                            </w:r>
+                            <w:r>
+                              <w:rPr>
+                                <w:i/>
+                                <w:iCs/>
+                                <w:lang w:val="en-US"/>
+                              </w:rPr>
+                              <w:t xml:space="preserve"> 2</w:t>
+                            </w:r>
+                          </w:p>
+                        </w:txbxContent>
+                      </wps:txbx>
+                      <wps:bodyPr rot="0" spcFirstLastPara="0" vertOverflow="overflow" horzOverflow="overflow" vert="horz" wrap="square" lIns="91440" tIns="45720" rIns="91440" bIns="45720" numCol="1" spcCol="0" rtlCol="0" fromWordArt="0" anchor="t" anchorCtr="0" forceAA="0" compatLnSpc="1">
+                        <a:prstTxWarp prst="textNoShape">
+                          <a:avLst/>
+                        </a:prstTxWarp>
+                        <a:noAutofit/>
+                      </wps:bodyPr>
+                    </wps:wsp>
+                  </a:graphicData>
+                </a:graphic>
+                <wp14:sizeRelH relativeFrom="margin">
+                  <wp14:pctWidth>0</wp14:pctWidth>
+                </wp14:sizeRelH>
+                <wp14:sizeRelV relativeFrom="margin">
+                  <wp14:pctHeight>0</wp14:pctHeight>
+                </wp14:sizeRelV>
+              </wp:anchor>
+            </w:drawing>
+          </mc:Choice>
+          <mc:Fallback>
+            <w:pict>
+              <v:shape w14:anchorId="36790F73" id="_x0000_s1029" type="#_x0000_t202" style="position:absolute;left:0;text-align:left;margin-left:313.25pt;margin-top:409.4pt;width:182.45pt;height:21pt;z-index:251665408;visibility:visible;mso-wrap-style:square;mso-width-percent:0;mso-height-percent:0;mso-wrap-distance-left:9pt;mso-wrap-distance-top:0;mso-wrap-distance-right:9pt;mso-wrap-distance-bottom:0;mso-position-horizontal:absolute;mso-position-horizontal-relative:text;mso-position-vertical:absolute;mso-position-vertical-relative:text;mso-width-percent:0;mso-height-percent:0;mso-width-relative:margin;mso-height-relative:margin;v-text-anchor:top" o:gfxdata="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" fillcolor="white [3201]" stroked="f" strokeweight=".5pt">
+                <v:textbox>
+                  <w:txbxContent>
+                    <w:p>
+                      <w:pPr>
+                        <w:rPr>
+                          <w:i/>
+                          <w:iCs/>
+                          <w:lang w:val="en-US"/>
+                        </w:rPr>
+                      </w:pPr>
+                      <w:r>
+                        <w:rPr>
+                          <w:i/>
+                          <w:iCs/>
+                          <w:lang w:val="en-US"/>
+                        </w:rPr>
+                        <w:t xml:space="preserve">Fig. </w:t>
+                      </w:r>
+                      <w:r>
+                        <w:rPr>
+                          <w:i/>
+                          <w:iCs/>
+                          <w:lang w:val="en-US"/>
+                        </w:rPr>
+                        <w:t>5</w:t>
+                      </w:r>
+                      <w:r>
+                        <w:rPr>
+                          <w:i/>
+                          <w:iCs/>
+                          <w:lang w:val="en-US"/>
+                        </w:rPr>
+                        <w:t xml:space="preserve">: </w:t>
+                      </w:r>
+                      <w:r>
+                        <w:rPr>
+                          <w:i/>
+                          <w:iCs/>
+                          <w:lang w:val="en-US"/>
+                        </w:rPr>
+                        <w:t>Elliptical</w:t>
+                      </w:r>
+                      <w:r>
+                        <w:rPr>
+                          <w:i/>
+                          <w:iCs/>
+                          <w:lang w:val="en-US"/>
+                        </w:rPr>
+                        <w:t xml:space="preserve"> </w:t>
+                      </w:r>
+                      <w:r>
+                        <w:rPr>
+                          <w:i/>
+                          <w:iCs/>
+                          <w:lang w:val="en-US"/>
+                        </w:rPr>
+                        <w:t>Numerical Solutions</w:t>
+                      </w:r>
+                      <w:r>
+                        <w:rPr>
+                          <w:i/>
+                          <w:iCs/>
+                          <w:lang w:val="en-US"/>
+                        </w:rPr>
+                        <w:t xml:space="preserve"> 2</w:t>
+                      </w:r>
+                    </w:p>
+                  </w:txbxContent>
+                </v:textbox>
+              </v:shape>
+            </w:pict>
+          </mc:Fallback>
+        </mc:AlternateContent>
+      </w:r>
+      <w:r>
+        <w:rPr>
+          <w:rFonts w:ascii="Neue Haas Grotesk Text Pro" w:hAnsi="Neue Haas Grotesk Text Pro"/>
+          <w:noProof/>
+          <w:lang w:val="en-US"/>
+        </w:rPr>
         <w:drawing>
-          <wp:inline distT="0" distB="0" distL="0" distR="0" wp14:anchorId="5C3F6886" wp14:editId="27F54E8A">
+          <wp:inline distT="0" distB="0" distL="0" distR="0" wp14:anchorId="5C3F6886" wp14:editId="4211F466">
             <wp:extent cx="5367600" cy="5130000"/>
             <wp:effectExtent l="0" t="0" r="5080" b="1270"/>
             <wp:docPr id="1066198017" name="Picture 6"/>
@@ -1366,7 +3022,7 @@
                     <pic:cNvPicPr/>
                   </pic:nvPicPr>
                   <pic:blipFill rotWithShape="1">
-                    <a:blip r:embed="rId10" cstate="print">
+                    <a:blip r:embed="rId13" cstate="print">
                       <a:extLst>
                         <a:ext uri="{28A0092B-C50C-407E-A947-70E740481C1C}">
                           <a14:useLocalDpi xmlns:a14="http://schemas.microsoft.com/office/drawing/2010/main" val="0"/>
@@ -1404,85 +3060,2155 @@
     </w:p>
     <w:p>
       <w:pPr>
-        <w:rPr>
-          <w:rFonts w:ascii="Neue Haas Grotesk Text Pro" w:hAnsi="Neue Haas Grotesk Text Pro"/>
-          <w:lang w:val="en-US"/>
-        </w:rPr>
-      </w:pPr>
-    </w:p>
-    <w:p>
-      <w:pPr>
-        <w:rPr>
-          <w:rFonts w:ascii="Neue Haas Grotesk Text Pro" w:hAnsi="Neue Haas Grotesk Text Pro"/>
-          <w:lang w:val="en-US"/>
-        </w:rPr>
-      </w:pPr>
-    </w:p>
-    <w:p>
-      <w:pPr>
-        <w:rPr>
-          <w:rFonts w:ascii="Neue Haas Grotesk Text Pro" w:hAnsi="Neue Haas Grotesk Text Pro"/>
-          <w:lang w:val="en-US"/>
-        </w:rPr>
-      </w:pPr>
-      <w:r>
-        <w:rPr>
-          <w:rFonts w:ascii="Neue Haas Grotesk Text Pro" w:hAnsi="Neue Haas Grotesk Text Pro"/>
-          <w:lang w:val="en-US"/>
-        </w:rPr>
-        <w:t>Second exercise left to user with no comments</w:t>
-      </w:r>
-    </w:p>
-    <w:p>
-      <w:pPr>
-        <w:rPr>
-          <w:rFonts w:ascii="Neue Haas Grotesk Text Pro" w:hAnsi="Neue Haas Grotesk Text Pro"/>
-          <w:lang w:val="en-US"/>
-        </w:rPr>
-      </w:pPr>
-    </w:p>
-    <w:p>
-      <w:pPr>
-        <w:rPr>
-          <w:rFonts w:ascii="Neue Haas Grotesk Text Pro" w:hAnsi="Neue Haas Grotesk Text Pro"/>
-          <w:lang w:val="en-US"/>
-        </w:rPr>
-      </w:pPr>
-    </w:p>
-    <w:p>
-      <w:pPr>
-        <w:rPr>
-          <w:rFonts w:ascii="Neue Haas Grotesk Text Pro" w:hAnsi="Neue Haas Grotesk Text Pro"/>
-          <w:lang w:val="en-US"/>
-        </w:rPr>
-      </w:pPr>
-    </w:p>
-    <w:p>
-      <w:pPr>
-        <w:rPr>
-          <w:rFonts w:ascii="Neue Haas Grotesk Text Pro" w:hAnsi="Neue Haas Grotesk Text Pro"/>
-          <w:lang w:val="en-US"/>
-        </w:rPr>
-      </w:pPr>
-    </w:p>
-    <w:p>
-      <w:pPr>
-        <w:rPr>
-          <w:rFonts w:ascii="Neue Haas Grotesk Text Pro" w:hAnsi="Neue Haas Grotesk Text Pro"/>
-          <w:lang w:val="en-US"/>
-        </w:rPr>
-      </w:pPr>
-    </w:p>
-    <w:p>
-      <w:pPr>
-        <w:rPr>
-          <w:rFonts w:ascii="Neue Haas Grotesk Text Pro" w:hAnsi="Neue Haas Grotesk Text Pro"/>
-          <w:lang w:val="en-US"/>
-        </w:rPr>
-      </w:pPr>
-    </w:p>
-    <w:p>
-      <w:pPr>
+        <w:jc w:val="both"/>
+        <w:rPr>
+          <w:rFonts w:ascii="Neue Haas Grotesk Text Pro" w:hAnsi="Neue Haas Grotesk Text Pro"/>
+          <w:lang w:val="en-US"/>
+        </w:rPr>
+      </w:pPr>
+    </w:p>
+    <w:p>
+      <w:pPr>
+        <w:jc w:val="both"/>
+        <w:rPr>
+          <w:rFonts w:ascii="Neue Haas Grotesk Text Pro" w:hAnsi="Neue Haas Grotesk Text Pro"/>
+          <w:lang w:val="en-US"/>
+        </w:rPr>
+      </w:pPr>
+    </w:p>
+    <w:p>
+      <w:pPr>
+        <w:jc w:val="both"/>
+        <w:rPr>
+          <w:rFonts w:ascii="Neue Haas Grotesk Text Pro" w:hAnsi="Neue Haas Grotesk Text Pro"/>
+          <w:lang w:val="en-US"/>
+        </w:rPr>
+      </w:pPr>
+      <w:r>
+        <w:rPr>
+          <w:rFonts w:ascii="Neue Haas Grotesk Text Pro" w:hAnsi="Neue Haas Grotesk Text Pro"/>
+          <w:lang w:val="en-US"/>
+        </w:rPr>
+        <w:t>Second exercise left to user</w:t>
+      </w:r>
+      <w:r>
+        <w:rPr>
+          <w:rFonts w:ascii="Neue Haas Grotesk Text Pro" w:hAnsi="Neue Haas Grotesk Text Pro"/>
+          <w:lang w:val="en-US"/>
+        </w:rPr>
+        <w:t>,</w:t>
+      </w:r>
+      <w:r>
+        <w:rPr>
+          <w:rFonts w:ascii="Neue Haas Grotesk Text Pro" w:hAnsi="Neue Haas Grotesk Text Pro"/>
+          <w:lang w:val="en-US"/>
+        </w:rPr>
+        <w:t xml:space="preserve"> with no comments</w:t>
+      </w:r>
+    </w:p>
+    <w:p>
+      <w:pPr>
+        <w:jc w:val="both"/>
+        <w:rPr>
+          <w:rFonts w:ascii="Neue Haas Grotesk Text Pro" w:hAnsi="Neue Haas Grotesk Text Pro"/>
+          <w:lang w:val="en-US"/>
+        </w:rPr>
+      </w:pPr>
+    </w:p>
+    <w:p>
+      <w:pPr>
+        <w:rPr>
+          <w:rFonts w:ascii="Neue Haas Grotesk Text Pro" w:hAnsi="Neue Haas Grotesk Text Pro"/>
+          <w:lang w:val="en-US"/>
+        </w:rPr>
+      </w:pPr>
+      <w:r>
+        <w:rPr>
+          <w:rFonts w:ascii="Neue Haas Grotesk Text Pro" w:hAnsi="Neue Haas Grotesk Text Pro"/>
+          <w:lang w:val="en-US"/>
+        </w:rPr>
+        <w:br w:type="page"/>
+      </w:r>
+    </w:p>
+    <w:p>
+      <w:pPr>
+        <w:jc w:val="both"/>
+        <w:rPr>
+          <w:rFonts w:ascii="Neue Haas Grotesk Text Pro" w:hAnsi="Neue Haas Grotesk Text Pro"/>
+          <w:lang w:val="en-US"/>
+        </w:rPr>
+      </w:pPr>
+    </w:p>
+    <w:p>
+      <w:pPr>
+        <w:jc w:val="both"/>
+        <w:rPr>
+          <w:rFonts w:ascii="Neue Haas Grotesk Text Pro" w:hAnsi="Neue Haas Grotesk Text Pro"/>
+          <w:lang w:val="en-US"/>
+        </w:rPr>
+      </w:pPr>
+      <w:r>
+        <w:rPr>
+          <w:rFonts w:ascii="Neue Haas Grotesk Text Pro" w:hAnsi="Neue Haas Grotesk Text Pro"/>
+          <w:lang w:val="en-US"/>
+        </w:rPr>
+        <w:t>Example</w:t>
+      </w:r>
+      <w:r>
+        <w:rPr>
+          <w:rFonts w:ascii="Neue Haas Grotesk Text Pro" w:hAnsi="Neue Haas Grotesk Text Pro"/>
+          <w:lang w:val="en-US"/>
+        </w:rPr>
+        <w:t>s f</w:t>
+      </w:r>
+      <w:r>
+        <w:rPr>
+          <w:rFonts w:ascii="Neue Haas Grotesk Text Pro" w:hAnsi="Neue Haas Grotesk Text Pro"/>
+          <w:lang w:val="en-US"/>
+        </w:rPr>
+        <w:t>rom Baker</w:t>
+      </w:r>
+      <w:r>
+        <w:rPr>
+          <w:rStyle w:val="FootnoteReference"/>
+          <w:rFonts w:ascii="Neue Haas Grotesk Text Pro" w:hAnsi="Neue Haas Grotesk Text Pro"/>
+          <w:lang w:val="en-US"/>
+        </w:rPr>
+        <w:footnoteReference w:id="1"/>
+      </w:r>
+      <w:r>
+        <w:rPr>
+          <w:rFonts w:ascii="Neue Haas Grotesk Text Pro" w:hAnsi="Neue Haas Grotesk Text Pro"/>
+          <w:lang w:val="en-US"/>
+        </w:rPr>
+        <w:t xml:space="preserve">, </w:t>
+      </w:r>
+    </w:p>
+    <w:p>
+      <w:pPr>
+        <w:pStyle w:val="ListParagraph"/>
+        <w:numPr>
+          <w:ilvl w:val="0"/>
+          <w:numId w:val="5"/>
+        </w:numPr>
+        <w:jc w:val="both"/>
+        <w:rPr>
+          <w:rFonts w:ascii="Neue Haas Grotesk Text Pro" w:hAnsi="Neue Haas Grotesk Text Pro"/>
+        </w:rPr>
+      </w:pPr>
+      <w:r>
+        <w:rPr>
+          <w:rFonts w:ascii="Neue Haas Grotesk Text Pro" w:hAnsi="Neue Haas Grotesk Text Pro"/>
+          <w:lang w:val="en-US"/>
+        </w:rPr>
+        <w:t>p</w:t>
+      </w:r>
+      <w:r>
+        <w:rPr>
+          <w:rFonts w:ascii="Neue Haas Grotesk Text Pro" w:hAnsi="Neue Haas Grotesk Text Pro"/>
+          <w:lang w:val="en-US"/>
+        </w:rPr>
+        <w:t>.</w:t>
+      </w:r>
+      <w:r>
+        <w:rPr>
+          <w:rFonts w:ascii="Neue Haas Grotesk Text Pro" w:hAnsi="Neue Haas Grotesk Text Pro"/>
+          <w:lang w:val="en-US"/>
+        </w:rPr>
+        <w:t>106:</w:t>
+      </w:r>
+      <w:r>
+        <w:rPr>
+          <w:rFonts w:ascii="Neue Haas Grotesk Text Pro" w:hAnsi="Neue Haas Grotesk Text Pro"/>
+          <w:lang w:val="en-US"/>
+        </w:rPr>
+        <w:t xml:space="preserve"> </w:t>
+      </w:r>
+      <w:r>
+        <w:rPr>
+          <w:rFonts w:ascii="Neue Haas Grotesk Text Pro" w:hAnsi="Neue Haas Grotesk Text Pro"/>
+        </w:rPr>
+        <w:t xml:space="preserve">Let k= sin </w:t>
+      </w:r>
+      <w:r>
+        <w:rPr>
+          <w:rFonts w:ascii="Calibri" w:hAnsi="Calibri" w:cs="Calibri"/>
+        </w:rPr>
+        <w:t>θ</w:t>
+      </w:r>
+      <w:r>
+        <w:rPr>
+          <w:rFonts w:ascii="Neue Haas Grotesk Text Pro" w:hAnsi="Neue Haas Grotesk Text Pro"/>
+        </w:rPr>
+        <w:t>= sin 19</w:t>
+      </w:r>
+      <w:r>
+        <w:rPr>
+          <w:rFonts w:ascii="Arial" w:hAnsi="Arial" w:cs="Arial"/>
+        </w:rPr>
+        <w:t>°</w:t>
+      </w:r>
+      <w:r>
+        <w:rPr>
+          <w:rFonts w:ascii="Neue Haas Grotesk Text Pro" w:hAnsi="Neue Haas Grotesk Text Pro"/>
+        </w:rPr>
+        <w:t>30′. Required K.</w:t>
+      </w:r>
+      <w:r>
+        <w:rPr>
+          <w:rFonts w:ascii="Neue Haas Grotesk Text Pro" w:hAnsi="Neue Haas Grotesk Text Pro"/>
+        </w:rPr>
+        <w:t xml:space="preserve"> </w:t>
+      </w:r>
+      <w:r>
+        <w:rPr>
+          <w:rFonts w:ascii="Neue Haas Grotesk Text Pro" w:hAnsi="Neue Haas Grotesk Text Pro"/>
+        </w:rPr>
+        <w:t>K= 1.615101</w:t>
+      </w:r>
+      <w:r>
+        <w:rPr>
+          <w:rFonts w:ascii="Neue Haas Grotesk Text Pro" w:hAnsi="Neue Haas Grotesk Text Pro"/>
+        </w:rPr>
+        <w:t xml:space="preserve"> (</w:t>
+      </w:r>
+      <w:r>
+        <w:rPr>
+          <w:rFonts w:ascii="Neue Haas Grotesk Text Pro" w:hAnsi="Neue Haas Grotesk Text Pro"/>
+          <w:i/>
+          <w:iCs/>
+          <w:color w:val="4472C4" w:themeColor="accent1"/>
+        </w:rPr>
+        <w:t xml:space="preserve">ed. </w:t>
+      </w:r>
+      <w:r>
+        <w:rPr>
+          <w:rFonts w:ascii="Neue Haas Grotesk Text Pro" w:hAnsi="Neue Haas Grotesk Text Pro"/>
+          <w:i/>
+          <w:iCs/>
+          <w:color w:val="4472C4" w:themeColor="accent1"/>
+        </w:rPr>
+        <w:t xml:space="preserve">Printing error. </w:t>
+      </w:r>
+      <w:r>
+        <w:rPr>
+          <w:rFonts w:ascii="Neue Haas Grotesk Text Pro" w:hAnsi="Neue Haas Grotesk Text Pro"/>
+          <w:i/>
+          <w:iCs/>
+          <w:color w:val="4472C4" w:themeColor="accent1"/>
+        </w:rPr>
+        <w:t>3 digits correct in the book</w:t>
+      </w:r>
+      <w:r>
+        <w:rPr>
+          <w:rFonts w:ascii="Neue Haas Grotesk Text Pro" w:hAnsi="Neue Haas Grotesk Text Pro"/>
+          <w:i/>
+          <w:iCs/>
+          <w:color w:val="4472C4" w:themeColor="accent1"/>
+        </w:rPr>
+        <w:t>;</w:t>
+      </w:r>
+      <w:r>
+        <w:rPr>
+          <w:rFonts w:ascii="Neue Haas Grotesk Text Pro" w:hAnsi="Neue Haas Grotesk Text Pro"/>
+          <w:i/>
+          <w:iCs/>
+          <w:color w:val="4472C4" w:themeColor="accent1"/>
+        </w:rPr>
+        <w:t xml:space="preserve"> log K was given correctly as </w:t>
+      </w:r>
+      <w:r>
+        <w:rPr>
+          <w:rFonts w:ascii="Neue Haas Grotesk Text Pro" w:hAnsi="Neue Haas Grotesk Text Pro"/>
+          <w:i/>
+          <w:iCs/>
+          <w:color w:val="4472C4" w:themeColor="accent1"/>
+        </w:rPr>
+        <w:t>log K=0.208852</w:t>
+      </w:r>
+      <w:r>
+        <w:rPr>
+          <w:rFonts w:ascii="Neue Haas Grotesk Text Pro" w:hAnsi="Neue Haas Grotesk Text Pro"/>
+          <w:i/>
+          <w:iCs/>
+          <w:color w:val="4472C4" w:themeColor="accent1"/>
+        </w:rPr>
+        <w:t>, implying their log-book lookup was wrong</w:t>
+      </w:r>
+      <w:r>
+        <w:rPr>
+          <w:rFonts w:ascii="Neue Haas Grotesk Text Pro" w:hAnsi="Neue Haas Grotesk Text Pro"/>
+        </w:rPr>
+        <w:t>).</w:t>
+      </w:r>
+    </w:p>
+    <w:p>
+      <w:pPr>
+        <w:pStyle w:val="ListParagraph"/>
+        <w:jc w:val="both"/>
+        <w:rPr>
+          <w:rFonts w:ascii="Neue Haas Grotesk Text Pro" w:hAnsi="Neue Haas Grotesk Text Pro"/>
+        </w:rPr>
+      </w:pPr>
+    </w:p>
+    <w:p>
+      <w:pPr>
+        <w:pStyle w:val="ListParagraph"/>
+        <w:numPr>
+          <w:ilvl w:val="0"/>
+          <w:numId w:val="5"/>
+        </w:numPr>
+        <w:jc w:val="both"/>
+        <w:rPr>
+          <w:rFonts w:ascii="Neue Haas Grotesk Text Pro" w:hAnsi="Neue Haas Grotesk Text Pro"/>
+        </w:rPr>
+      </w:pPr>
+      <w:r>
+        <w:rPr>
+          <w:rFonts w:ascii="Neue Haas Grotesk Text Pro" w:hAnsi="Neue Haas Grotesk Text Pro"/>
+        </w:rPr>
+        <w:t xml:space="preserve">p.108: </w:t>
+      </w:r>
+      <w:r>
+        <w:rPr>
+          <w:rFonts w:ascii="Neue Haas Grotesk Text Pro" w:hAnsi="Neue Haas Grotesk Text Pro"/>
+        </w:rPr>
+        <w:t>Given k= sin 75</w:t>
+      </w:r>
+      <w:r>
+        <w:rPr>
+          <w:rFonts w:ascii="Arial" w:hAnsi="Arial" w:cs="Arial"/>
+        </w:rPr>
+        <w:t>°</w:t>
+      </w:r>
+      <w:r>
+        <w:rPr>
+          <w:rFonts w:ascii="Neue Haas Grotesk Text Pro" w:hAnsi="Neue Haas Grotesk Text Pro"/>
+        </w:rPr>
+        <w:t>. Find K.</w:t>
+      </w:r>
+      <w:r>
+        <w:rPr>
+          <w:rFonts w:ascii="Neue Haas Grotesk Text Pro" w:hAnsi="Neue Haas Grotesk Text Pro"/>
+        </w:rPr>
+        <w:t xml:space="preserve"> </w:t>
+      </w:r>
+      <w:r>
+        <w:rPr>
+          <w:rFonts w:ascii="Neue Haas Grotesk Text Pro" w:hAnsi="Neue Haas Grotesk Text Pro"/>
+        </w:rPr>
+        <w:t>K= 2.768064 Ans.</w:t>
+      </w:r>
+    </w:p>
+    <w:p>
+      <w:pPr>
+        <w:pStyle w:val="ListParagraph"/>
+        <w:rPr>
+          <w:rFonts w:ascii="Neue Haas Grotesk Text Pro" w:hAnsi="Neue Haas Grotesk Text Pro"/>
+        </w:rPr>
+      </w:pPr>
+    </w:p>
+    <w:p>
+      <w:pPr>
+        <w:pStyle w:val="ListParagraph"/>
+        <w:numPr>
+          <w:ilvl w:val="0"/>
+          <w:numId w:val="5"/>
+        </w:numPr>
+        <w:jc w:val="both"/>
+        <w:rPr>
+          <w:rFonts w:ascii="Neue Haas Grotesk Text Pro" w:hAnsi="Neue Haas Grotesk Text Pro"/>
+        </w:rPr>
+      </w:pPr>
+      <w:r>
+        <w:rPr>
+          <w:rFonts w:ascii="Neue Haas Grotesk Text Pro" w:hAnsi="Neue Haas Grotesk Text Pro"/>
+        </w:rPr>
+        <w:t xml:space="preserve">p.109: </w:t>
+      </w:r>
+      <w:r>
+        <w:rPr>
+          <w:rFonts w:ascii="Neue Haas Grotesk Text Pro" w:hAnsi="Neue Haas Grotesk Text Pro"/>
+        </w:rPr>
+        <w:t>Given k= sin 45</w:t>
+      </w:r>
+      <w:r>
+        <w:rPr>
+          <w:rFonts w:ascii="Arial" w:hAnsi="Arial" w:cs="Arial"/>
+        </w:rPr>
+        <w:t>°</w:t>
+      </w:r>
+      <w:r>
+        <w:rPr>
+          <w:rFonts w:ascii="Neue Haas Grotesk Text Pro" w:hAnsi="Neue Haas Grotesk Text Pro"/>
+        </w:rPr>
+        <w:t>. Find K.</w:t>
+      </w:r>
+      <w:r>
+        <w:rPr>
+          <w:rFonts w:ascii="Neue Haas Grotesk Text Pro" w:hAnsi="Neue Haas Grotesk Text Pro"/>
+        </w:rPr>
+        <w:t xml:space="preserve"> </w:t>
+      </w:r>
+      <w:r>
+        <w:rPr>
+          <w:rFonts w:ascii="Neue Haas Grotesk Text Pro" w:hAnsi="Neue Haas Grotesk Text Pro"/>
+        </w:rPr>
+        <w:t>K= 1.8540747 Ans.</w:t>
+      </w:r>
+    </w:p>
+    <w:p>
+      <w:pPr>
+        <w:pStyle w:val="ListParagraph"/>
+        <w:rPr>
+          <w:rFonts w:ascii="Neue Haas Grotesk Text Pro" w:hAnsi="Neue Haas Grotesk Text Pro"/>
+        </w:rPr>
+      </w:pPr>
+    </w:p>
+    <w:p>
+      <w:pPr>
+        <w:pStyle w:val="ListParagraph"/>
+        <w:numPr>
+          <w:ilvl w:val="0"/>
+          <w:numId w:val="5"/>
+        </w:numPr>
+        <w:jc w:val="both"/>
+        <w:rPr>
+          <w:rFonts w:ascii="Neue Haas Grotesk Text Pro" w:hAnsi="Neue Haas Grotesk Text Pro"/>
+        </w:rPr>
+      </w:pPr>
+      <w:r>
+        <w:rPr>
+          <w:rFonts w:ascii="Neue Haas Grotesk Text Pro" w:hAnsi="Neue Haas Grotesk Text Pro"/>
+        </w:rPr>
+        <w:t xml:space="preserve">p.110: </w:t>
+      </w:r>
+      <w:r>
+        <w:rPr>
+          <w:rFonts w:ascii="Neue Haas Grotesk Text Pro" w:hAnsi="Neue Haas Grotesk Text Pro"/>
+        </w:rPr>
+        <w:t xml:space="preserve">Given </w:t>
+      </w:r>
+      <w:r>
+        <w:rPr>
+          <w:rFonts w:ascii="Calibri" w:hAnsi="Calibri" w:cs="Calibri"/>
+        </w:rPr>
+        <w:t>θ</w:t>
+      </w:r>
+      <w:r>
+        <w:rPr>
+          <w:rFonts w:ascii="Neue Haas Grotesk Text Pro" w:hAnsi="Neue Haas Grotesk Text Pro"/>
+        </w:rPr>
+        <w:t>= 63</w:t>
+      </w:r>
+      <w:r>
+        <w:rPr>
+          <w:rFonts w:ascii="Arial" w:hAnsi="Arial" w:cs="Arial"/>
+        </w:rPr>
+        <w:t>°</w:t>
+      </w:r>
+      <w:r>
+        <w:rPr>
+          <w:rFonts w:ascii="Neue Haas Grotesk Text Pro" w:hAnsi="Neue Haas Grotesk Text Pro"/>
+        </w:rPr>
+        <w:t>30′. Find K.</w:t>
+      </w:r>
+      <w:r>
+        <w:rPr>
+          <w:rFonts w:ascii="Neue Haas Grotesk Text Pro" w:hAnsi="Neue Haas Grotesk Text Pro"/>
+        </w:rPr>
+        <w:t xml:space="preserve"> </w:t>
+      </w:r>
+      <w:r>
+        <w:rPr>
+          <w:rFonts w:ascii="Neue Haas Grotesk Text Pro" w:hAnsi="Neue Haas Grotesk Text Pro"/>
+        </w:rPr>
+        <w:t>Ans. log K= 0.3539686</w:t>
+      </w:r>
+    </w:p>
+    <w:p>
+      <w:pPr>
+        <w:pStyle w:val="ListParagraph"/>
+        <w:jc w:val="both"/>
+        <w:rPr>
+          <w:rFonts w:ascii="Neue Haas Grotesk Text Pro" w:hAnsi="Neue Haas Grotesk Text Pro"/>
+        </w:rPr>
+      </w:pPr>
+    </w:p>
+    <w:p>
+      <w:pPr>
+        <w:pStyle w:val="ListParagraph"/>
+        <w:numPr>
+          <w:ilvl w:val="0"/>
+          <w:numId w:val="5"/>
+        </w:numPr>
+        <w:jc w:val="both"/>
+        <w:rPr>
+          <w:rFonts w:ascii="Neue Haas Grotesk Text Pro" w:hAnsi="Neue Haas Grotesk Text Pro"/>
+        </w:rPr>
+      </w:pPr>
+      <w:r>
+        <w:rPr>
+          <w:rFonts w:ascii="Neue Haas Grotesk Text Pro" w:hAnsi="Neue Haas Grotesk Text Pro"/>
+        </w:rPr>
+        <w:t xml:space="preserve">p.110: </w:t>
+      </w:r>
+      <w:r>
+        <w:rPr>
+          <w:rFonts w:ascii="Neue Haas Grotesk Text Pro" w:hAnsi="Neue Haas Grotesk Text Pro"/>
+        </w:rPr>
+        <w:t xml:space="preserve">Given </w:t>
+      </w:r>
+      <w:r>
+        <w:rPr>
+          <w:rFonts w:ascii="Calibri" w:hAnsi="Calibri" w:cs="Calibri"/>
+        </w:rPr>
+        <w:t>θ</w:t>
+      </w:r>
+      <w:r>
+        <w:rPr>
+          <w:rFonts w:ascii="Neue Haas Grotesk Text Pro" w:hAnsi="Neue Haas Grotesk Text Pro"/>
+        </w:rPr>
+        <w:t>= 34</w:t>
+      </w:r>
+      <w:r>
+        <w:rPr>
+          <w:rFonts w:ascii="Arial" w:hAnsi="Arial" w:cs="Arial"/>
+        </w:rPr>
+        <w:t>°</w:t>
+      </w:r>
+      <w:r>
+        <w:rPr>
+          <w:rFonts w:ascii="Neue Haas Grotesk Text Pro" w:hAnsi="Neue Haas Grotesk Text Pro"/>
+        </w:rPr>
+        <w:t>30′. Find K.</w:t>
+      </w:r>
+      <w:r>
+        <w:rPr>
+          <w:rFonts w:ascii="Neue Haas Grotesk Text Pro" w:hAnsi="Neue Haas Grotesk Text Pro"/>
+        </w:rPr>
+        <w:t xml:space="preserve"> </w:t>
+      </w:r>
+      <w:r>
+        <w:rPr>
+          <w:rFonts w:ascii="Neue Haas Grotesk Text Pro" w:hAnsi="Neue Haas Grotesk Text Pro"/>
+        </w:rPr>
+        <w:t>Ans. K= 1.72627</w:t>
+      </w:r>
+    </w:p>
+    <w:p>
+      <w:pPr>
+        <w:pStyle w:val="ListParagraph"/>
+        <w:jc w:val="both"/>
+        <w:rPr>
+          <w:rFonts w:ascii="Neue Haas Grotesk Text Pro" w:hAnsi="Neue Haas Grotesk Text Pro"/>
+        </w:rPr>
+      </w:pPr>
+    </w:p>
+    <w:p>
+      <w:pPr>
+        <w:pStyle w:val="ListParagraph"/>
+        <w:numPr>
+          <w:ilvl w:val="0"/>
+          <w:numId w:val="5"/>
+        </w:numPr>
+        <w:jc w:val="both"/>
+        <w:rPr>
+          <w:rFonts w:ascii="Neue Haas Grotesk Text Pro" w:hAnsi="Neue Haas Grotesk Text Pro"/>
+        </w:rPr>
+      </w:pPr>
+      <w:r>
+        <w:rPr>
+          <w:rFonts w:ascii="Neue Haas Grotesk Text Pro" w:hAnsi="Neue Haas Grotesk Text Pro"/>
+        </w:rPr>
+        <w:t xml:space="preserve">p.111: </w:t>
+      </w:r>
+      <w:r>
+        <w:rPr>
+          <w:rFonts w:ascii="Neue Haas Grotesk Text Pro" w:hAnsi="Neue Haas Grotesk Text Pro"/>
+        </w:rPr>
+        <w:t xml:space="preserve">Let </w:t>
+      </w:r>
+      <w:r>
+        <w:rPr>
+          <w:rFonts w:ascii="Calibri Light" w:hAnsi="Calibri Light" w:cs="Calibri Light"/>
+        </w:rPr>
+        <w:t>ϕ</w:t>
+      </w:r>
+      <w:r>
+        <w:rPr>
+          <w:rFonts w:ascii="Neue Haas Grotesk Text Pro" w:hAnsi="Neue Haas Grotesk Text Pro"/>
+        </w:rPr>
+        <w:t xml:space="preserve"> </w:t>
+      </w:r>
+      <w:r>
+        <w:rPr>
+          <w:rFonts w:ascii="Neue Haas Grotesk Text Pro" w:hAnsi="Neue Haas Grotesk Text Pro"/>
+        </w:rPr>
+        <w:t>= 30</w:t>
+      </w:r>
+      <w:r>
+        <w:rPr>
+          <w:rFonts w:ascii="Arial" w:hAnsi="Arial" w:cs="Arial"/>
+        </w:rPr>
+        <w:t>°</w:t>
+      </w:r>
+      <w:r>
+        <w:rPr>
+          <w:rFonts w:ascii="Arial" w:hAnsi="Arial" w:cs="Arial"/>
+        </w:rPr>
+        <w:t xml:space="preserve"> </w:t>
+      </w:r>
+      <w:r>
+        <w:rPr>
+          <w:rFonts w:ascii="Neue Haas Grotesk Text Pro" w:hAnsi="Neue Haas Grotesk Text Pro"/>
+        </w:rPr>
+        <w:t>k= sin 45</w:t>
+      </w:r>
+      <w:r>
+        <w:rPr>
+          <w:rFonts w:ascii="Arial" w:hAnsi="Arial" w:cs="Arial"/>
+        </w:rPr>
+        <w:t>°</w:t>
+      </w:r>
+      <w:r>
+        <w:rPr>
+          <w:rFonts w:ascii="Neue Haas Grotesk Text Pro" w:hAnsi="Neue Haas Grotesk Text Pro"/>
+        </w:rPr>
+        <w:t>. Find u.</w:t>
+      </w:r>
+      <w:r>
+        <w:rPr>
+          <w:rFonts w:ascii="Neue Haas Grotesk Text Pro" w:hAnsi="Neue Haas Grotesk Text Pro"/>
+        </w:rPr>
+        <w:t xml:space="preserve"> </w:t>
+      </w:r>
+      <w:r>
+        <w:rPr>
+          <w:rFonts w:ascii="Neue Haas Grotesk Text Pro" w:hAnsi="Neue Haas Grotesk Text Pro"/>
+        </w:rPr>
+        <w:t>u =0.535623, Ans.</w:t>
+      </w:r>
+    </w:p>
+    <w:p>
+      <w:pPr>
+        <w:pStyle w:val="ListParagraph"/>
+        <w:rPr>
+          <w:rFonts w:ascii="Neue Haas Grotesk Text Pro" w:hAnsi="Neue Haas Grotesk Text Pro"/>
+          <w:lang w:val="en-US"/>
+        </w:rPr>
+      </w:pPr>
+    </w:p>
+    <w:p>
+      <w:pPr>
+        <w:pStyle w:val="ListParagraph"/>
+        <w:numPr>
+          <w:ilvl w:val="0"/>
+          <w:numId w:val="5"/>
+        </w:numPr>
+        <w:jc w:val="both"/>
+        <w:rPr>
+          <w:rFonts w:ascii="Neue Haas Grotesk Text Pro" w:hAnsi="Neue Haas Grotesk Text Pro"/>
+        </w:rPr>
+      </w:pPr>
+      <w:r>
+        <w:rPr>
+          <w:rFonts w:ascii="Neue Haas Grotesk Text Pro" w:hAnsi="Neue Haas Grotesk Text Pro"/>
+          <w:lang w:val="en-US"/>
+        </w:rPr>
+        <w:t xml:space="preserve">P.113: </w:t>
+      </w:r>
+      <w:r>
+        <w:rPr>
+          <w:rFonts w:ascii="Neue Haas Grotesk Text Pro" w:hAnsi="Neue Haas Grotesk Text Pro"/>
+        </w:rPr>
+        <w:t>Given k= sin 75</w:t>
+      </w:r>
+      <w:r>
+        <w:rPr>
+          <w:rFonts w:ascii="Arial" w:hAnsi="Arial" w:cs="Arial"/>
+        </w:rPr>
+        <w:t>°</w:t>
+      </w:r>
+      <w:r>
+        <w:rPr>
+          <w:rFonts w:ascii="Neue Haas Grotesk Text Pro" w:hAnsi="Neue Haas Grotesk Text Pro"/>
+        </w:rPr>
+        <w:t xml:space="preserve">, tan </w:t>
+      </w:r>
+      <w:r>
+        <w:rPr>
+          <w:rFonts w:ascii="Calibri Light" w:hAnsi="Calibri Light" w:cs="Calibri Light"/>
+        </w:rPr>
+        <w:t>ϕ</w:t>
+      </w:r>
+      <w:r>
+        <w:rPr>
+          <w:rFonts w:ascii="Calibri" w:hAnsi="Calibri" w:cs="Calibri"/>
+        </w:rPr>
+        <w:t xml:space="preserve"> </w:t>
+      </w:r>
+      <w:r>
+        <w:rPr>
+          <w:rFonts w:ascii="Neue Haas Grotesk Text Pro" w:hAnsi="Neue Haas Grotesk Text Pro"/>
+        </w:rPr>
+        <w:t>=</w:t>
+      </w:r>
+      <w:r>
+        <w:rPr>
+          <w:rFonts w:ascii="Neue Haas Grotesk Text Pro" w:hAnsi="Neue Haas Grotesk Text Pro"/>
+        </w:rPr>
+        <w:t xml:space="preserve"> </w:t>
+      </w:r>
+      <w:r>
+        <w:rPr>
+          <w:rFonts w:ascii="Neue Haas Grotesk Text Pro" w:hAnsi="Neue Haas Grotesk Text Pro"/>
+        </w:rPr>
+        <w:t>√</w:t>
+      </w:r>
+      <w:r>
+        <w:rPr>
+          <w:rFonts w:ascii="Neue Haas Grotesk Text Pro" w:hAnsi="Neue Haas Grotesk Text Pro"/>
+        </w:rPr>
+        <w:t>(</w:t>
+      </w:r>
+      <w:r>
+        <w:rPr>
+          <w:rFonts w:ascii="Neue Haas Grotesk Text Pro" w:hAnsi="Neue Haas Grotesk Text Pro"/>
+        </w:rPr>
+        <w:t>2</w:t>
+      </w:r>
+      <w:r>
+        <w:rPr>
+          <w:rFonts w:ascii="Neue Haas Grotesk Text Pro" w:hAnsi="Neue Haas Grotesk Text Pro"/>
+        </w:rPr>
+        <w:t>/</w:t>
+      </w:r>
+      <w:r>
+        <w:rPr>
+          <w:rFonts w:ascii="Neue Haas Grotesk Text Pro" w:hAnsi="Neue Haas Grotesk Text Pro"/>
+        </w:rPr>
+        <w:t>√3</w:t>
+      </w:r>
+      <w:r>
+        <w:rPr>
+          <w:rFonts w:ascii="Neue Haas Grotesk Text Pro" w:hAnsi="Neue Haas Grotesk Text Pro"/>
+        </w:rPr>
+        <w:t>)</w:t>
+      </w:r>
+      <w:r>
+        <w:rPr>
+          <w:rFonts w:ascii="Neue Haas Grotesk Text Pro" w:hAnsi="Neue Haas Grotesk Text Pro"/>
+        </w:rPr>
+        <w:t xml:space="preserve">. To find F(k, </w:t>
+      </w:r>
+      <w:r>
+        <w:rPr>
+          <w:rFonts w:ascii="Calibri Light" w:hAnsi="Calibri Light" w:cs="Calibri Light"/>
+        </w:rPr>
+        <w:t>ϕ</w:t>
+      </w:r>
+      <w:r>
+        <w:rPr>
+          <w:rFonts w:ascii="Neue Haas Grotesk Text Pro" w:hAnsi="Neue Haas Grotesk Text Pro"/>
+        </w:rPr>
+        <w:t>).</w:t>
+      </w:r>
+      <w:r>
+        <w:rPr>
+          <w:rFonts w:ascii="Neue Haas Grotesk Text Pro" w:hAnsi="Neue Haas Grotesk Text Pro"/>
+        </w:rPr>
+        <w:t xml:space="preserve"> </w:t>
+      </w:r>
+      <w:r>
+        <w:rPr>
+          <w:rFonts w:ascii="Neue Haas Grotesk Text Pro" w:hAnsi="Neue Haas Grotesk Text Pro"/>
+        </w:rPr>
+        <w:t xml:space="preserve">F(k, </w:t>
+      </w:r>
+      <w:r>
+        <w:rPr>
+          <w:rFonts w:ascii="Calibri Light" w:hAnsi="Calibri Light" w:cs="Calibri Light"/>
+        </w:rPr>
+        <w:t>ϕ</w:t>
+      </w:r>
+      <w:r>
+        <w:rPr>
+          <w:rFonts w:ascii="Neue Haas Grotesk Text Pro" w:hAnsi="Neue Haas Grotesk Text Pro"/>
+        </w:rPr>
+        <w:t>)</w:t>
+      </w:r>
+      <w:r>
+        <w:rPr>
+          <w:rFonts w:ascii="Neue Haas Grotesk Text Pro" w:hAnsi="Neue Haas Grotesk Text Pro"/>
+        </w:rPr>
+        <w:t xml:space="preserve"> </w:t>
+      </w:r>
+      <w:r>
+        <w:rPr>
+          <w:rFonts w:ascii="Neue Haas Grotesk Text Pro" w:hAnsi="Neue Haas Grotesk Text Pro"/>
+        </w:rPr>
+        <w:t>=</w:t>
+      </w:r>
+      <w:r>
+        <w:rPr>
+          <w:rFonts w:ascii="Neue Haas Grotesk Text Pro" w:hAnsi="Neue Haas Grotesk Text Pro"/>
+        </w:rPr>
+        <w:t xml:space="preserve"> </w:t>
+      </w:r>
+      <w:r>
+        <w:rPr>
+          <w:rFonts w:ascii="Neue Haas Grotesk Text Pro" w:hAnsi="Neue Haas Grotesk Text Pro"/>
+        </w:rPr>
+        <w:t>0.9226878. Ans.</w:t>
+      </w:r>
+    </w:p>
+    <w:p>
+      <w:pPr>
+        <w:pStyle w:val="ListParagraph"/>
+        <w:jc w:val="both"/>
+        <w:rPr>
+          <w:rFonts w:ascii="Neue Haas Grotesk Text Pro" w:hAnsi="Neue Haas Grotesk Text Pro"/>
+        </w:rPr>
+      </w:pPr>
+    </w:p>
+    <w:p>
+      <w:pPr>
+        <w:pStyle w:val="ListParagraph"/>
+        <w:numPr>
+          <w:ilvl w:val="0"/>
+          <w:numId w:val="5"/>
+        </w:numPr>
+        <w:jc w:val="both"/>
+        <w:rPr>
+          <w:rFonts w:ascii="Neue Haas Grotesk Text Pro" w:hAnsi="Neue Haas Grotesk Text Pro"/>
+        </w:rPr>
+      </w:pPr>
+      <w:r>
+        <w:rPr>
+          <w:rFonts w:ascii="Neue Haas Grotesk Text Pro" w:hAnsi="Neue Haas Grotesk Text Pro"/>
+          <w:lang w:val="en-US"/>
+        </w:rPr>
+        <w:t xml:space="preserve">p.117: </w:t>
+      </w:r>
+      <w:r>
+        <w:rPr>
+          <w:rFonts w:ascii="Neue Haas Grotesk Text Pro" w:hAnsi="Neue Haas Grotesk Text Pro"/>
+        </w:rPr>
+        <w:t xml:space="preserve">Given </w:t>
+      </w:r>
+      <w:r>
+        <w:rPr>
+          <w:rFonts w:ascii="Calibri Light" w:hAnsi="Calibri Light" w:cs="Calibri Light"/>
+        </w:rPr>
+        <w:t>ϕ</w:t>
+      </w:r>
+      <w:r>
+        <w:rPr>
+          <w:rFonts w:ascii="Neue Haas Grotesk Text Pro" w:hAnsi="Neue Haas Grotesk Text Pro"/>
+        </w:rPr>
+        <w:t xml:space="preserve"> </w:t>
+      </w:r>
+      <w:r>
+        <w:rPr>
+          <w:rFonts w:ascii="Neue Haas Grotesk Text Pro" w:hAnsi="Neue Haas Grotesk Text Pro"/>
+        </w:rPr>
+        <w:t>= 30</w:t>
+      </w:r>
+      <w:r>
+        <w:rPr>
+          <w:rFonts w:ascii="Arial" w:hAnsi="Arial" w:cs="Arial"/>
+        </w:rPr>
+        <w:t>°</w:t>
+      </w:r>
+      <w:r>
+        <w:rPr>
+          <w:rFonts w:ascii="Neue Haas Grotesk Text Pro" w:hAnsi="Neue Haas Grotesk Text Pro"/>
+        </w:rPr>
+        <w:t>, k= sin 89</w:t>
+      </w:r>
+      <w:r>
+        <w:rPr>
+          <w:rFonts w:ascii="Arial" w:hAnsi="Arial" w:cs="Arial"/>
+        </w:rPr>
+        <w:t>°</w:t>
+      </w:r>
+      <w:r>
+        <w:rPr>
+          <w:rFonts w:ascii="Neue Haas Grotesk Text Pro" w:hAnsi="Neue Haas Grotesk Text Pro"/>
+        </w:rPr>
+        <w:t>. Find u.</w:t>
+      </w:r>
+      <w:r>
+        <w:rPr>
+          <w:rFonts w:ascii="Neue Haas Grotesk Text Pro" w:hAnsi="Neue Haas Grotesk Text Pro"/>
+        </w:rPr>
+        <w:t xml:space="preserve"> </w:t>
+      </w:r>
+      <w:r>
+        <w:rPr>
+          <w:rFonts w:ascii="Neue Haas Grotesk Text Pro" w:hAnsi="Neue Haas Grotesk Text Pro"/>
+        </w:rPr>
+        <w:t xml:space="preserve">F(k, </w:t>
+      </w:r>
+      <w:r>
+        <w:rPr>
+          <w:rFonts w:ascii="Calibri Light" w:hAnsi="Calibri Light" w:cs="Calibri Light"/>
+        </w:rPr>
+        <w:t>ϕ</w:t>
+      </w:r>
+      <w:r>
+        <w:rPr>
+          <w:rFonts w:ascii="Neue Haas Grotesk Text Pro" w:hAnsi="Neue Haas Grotesk Text Pro"/>
+        </w:rPr>
+        <w:t>) = 0.549297. Ans.</w:t>
+      </w:r>
+    </w:p>
+    <w:p>
+      <w:pPr>
+        <w:pStyle w:val="ListParagraph"/>
+        <w:jc w:val="both"/>
+        <w:rPr>
+          <w:rFonts w:ascii="Neue Haas Grotesk Text Pro" w:hAnsi="Neue Haas Grotesk Text Pro"/>
+        </w:rPr>
+      </w:pPr>
+    </w:p>
+    <w:p>
+      <w:pPr>
+        <w:pStyle w:val="ListParagraph"/>
+        <w:numPr>
+          <w:ilvl w:val="0"/>
+          <w:numId w:val="5"/>
+        </w:numPr>
+        <w:jc w:val="both"/>
+        <w:rPr>
+          <w:rFonts w:ascii="Neue Haas Grotesk Text Pro" w:hAnsi="Neue Haas Grotesk Text Pro"/>
+        </w:rPr>
+      </w:pPr>
+      <w:r>
+        <w:rPr>
+          <w:rFonts w:ascii="Neue Haas Grotesk Text Pro" w:hAnsi="Neue Haas Grotesk Text Pro"/>
+          <w:lang w:val="en-US"/>
+        </w:rPr>
+        <w:t xml:space="preserve">p.118: </w:t>
+      </w:r>
+      <w:r>
+        <w:rPr>
+          <w:rFonts w:ascii="Neue Haas Grotesk Text Pro" w:hAnsi="Neue Haas Grotesk Text Pro"/>
+          <w:lang w:val="en-US"/>
+        </w:rPr>
+        <w:t>Given = 79°,</w:t>
+      </w:r>
+      <w:r>
+        <w:rPr>
+          <w:rFonts w:ascii="Neue Haas Grotesk Text Pro" w:hAnsi="Neue Haas Grotesk Text Pro"/>
+          <w:lang w:val="en-US"/>
+        </w:rPr>
+        <w:t xml:space="preserve"> k</w:t>
+      </w:r>
+      <w:r>
+        <w:rPr>
+          <w:rFonts w:ascii="Neue Haas Grotesk Text Pro" w:hAnsi="Neue Haas Grotesk Text Pro"/>
+          <w:lang w:val="en-US"/>
+        </w:rPr>
+        <w:t xml:space="preserve"> =</w:t>
+      </w:r>
+      <w:r>
+        <w:rPr>
+          <w:rFonts w:ascii="Neue Haas Grotesk Text Pro" w:hAnsi="Neue Haas Grotesk Text Pro"/>
+          <w:lang w:val="en-US"/>
+        </w:rPr>
+        <w:t xml:space="preserve"> </w:t>
+      </w:r>
+      <w:r>
+        <w:rPr>
+          <w:rFonts w:ascii="Neue Haas Grotesk Text Pro" w:hAnsi="Neue Haas Grotesk Text Pro"/>
+          <w:lang w:val="en-US"/>
+        </w:rPr>
+        <w:t>0.25882. Find u.</w:t>
+      </w:r>
+      <w:r>
+        <w:rPr>
+          <w:rFonts w:ascii="Neue Haas Grotesk Text Pro" w:hAnsi="Neue Haas Grotesk Text Pro"/>
+          <w:lang w:val="en-US"/>
+        </w:rPr>
+        <w:t xml:space="preserve"> </w:t>
+      </w:r>
+      <w:r>
+        <w:rPr>
+          <w:rFonts w:ascii="Neue Haas Grotesk Text Pro" w:hAnsi="Neue Haas Grotesk Text Pro"/>
+        </w:rPr>
+        <w:t>Ans. u = 0.39947.</w:t>
+      </w:r>
+      <w:r>
+        <w:rPr>
+          <w:rFonts w:ascii="Neue Haas Grotesk Text Pro" w:hAnsi="Neue Haas Grotesk Text Pro"/>
+        </w:rPr>
+        <w:t xml:space="preserve"> (</w:t>
+      </w:r>
+      <w:r>
+        <w:rPr>
+          <w:rFonts w:ascii="Neue Haas Grotesk Text Pro" w:hAnsi="Neue Haas Grotesk Text Pro"/>
+          <w:i/>
+          <w:iCs/>
+          <w:color w:val="4472C4" w:themeColor="accent1"/>
+        </w:rPr>
+        <w:t>ed. Printing error: 1.39947</w:t>
+      </w:r>
+      <w:r>
+        <w:rPr>
+          <w:rFonts w:ascii="Neue Haas Grotesk Text Pro" w:hAnsi="Neue Haas Grotesk Text Pro"/>
+        </w:rPr>
+        <w:t>).</w:t>
+      </w:r>
+    </w:p>
+    <w:p>
+      <w:pPr>
+        <w:pStyle w:val="ListParagraph"/>
+        <w:rPr>
+          <w:rFonts w:ascii="Neue Haas Grotesk Text Pro" w:hAnsi="Neue Haas Grotesk Text Pro"/>
+        </w:rPr>
+      </w:pPr>
+    </w:p>
+    <w:p>
+      <w:pPr>
+        <w:pStyle w:val="ListParagraph"/>
+        <w:numPr>
+          <w:ilvl w:val="0"/>
+          <w:numId w:val="5"/>
+        </w:numPr>
+        <w:jc w:val="both"/>
+        <w:rPr>
+          <w:rFonts w:ascii="Neue Haas Grotesk Text Pro" w:hAnsi="Neue Haas Grotesk Text Pro"/>
+        </w:rPr>
+      </w:pPr>
+      <w:r>
+        <w:rPr>
+          <w:rFonts w:ascii="Neue Haas Grotesk Text Pro" w:hAnsi="Neue Haas Grotesk Text Pro"/>
+        </w:rPr>
+        <w:t xml:space="preserve">p.118: </w:t>
+      </w:r>
+      <w:r>
+        <w:rPr>
+          <w:rFonts w:ascii="Neue Haas Grotesk Text Pro" w:hAnsi="Neue Haas Grotesk Text Pro"/>
+        </w:rPr>
+        <w:t>Given = 37°, k</w:t>
+      </w:r>
+      <w:r>
+        <w:rPr>
+          <w:rFonts w:ascii="Neue Haas Grotesk Text Pro" w:hAnsi="Neue Haas Grotesk Text Pro"/>
+        </w:rPr>
+        <w:t xml:space="preserve"> </w:t>
+      </w:r>
+      <w:r>
+        <w:rPr>
+          <w:rFonts w:ascii="Neue Haas Grotesk Text Pro" w:hAnsi="Neue Haas Grotesk Text Pro"/>
+        </w:rPr>
+        <w:t>= 0.86603. Find u.</w:t>
+      </w:r>
+      <w:r>
+        <w:rPr>
+          <w:rFonts w:ascii="Neue Haas Grotesk Text Pro" w:hAnsi="Neue Haas Grotesk Text Pro"/>
+        </w:rPr>
+        <w:t xml:space="preserve"> </w:t>
+      </w:r>
+      <w:r>
+        <w:rPr>
+          <w:rFonts w:ascii="Neue Haas Grotesk Text Pro" w:hAnsi="Neue Haas Grotesk Text Pro"/>
+        </w:rPr>
+        <w:t>A</w:t>
+      </w:r>
+      <w:r>
+        <w:rPr>
+          <w:rFonts w:ascii="Neue Haas Grotesk Text Pro" w:hAnsi="Neue Haas Grotesk Text Pro"/>
+        </w:rPr>
+        <w:t>n</w:t>
+      </w:r>
+      <w:r>
+        <w:rPr>
+          <w:rFonts w:ascii="Neue Haas Grotesk Text Pro" w:hAnsi="Neue Haas Grotesk Text Pro"/>
+        </w:rPr>
+        <w:t>s</w:t>
+      </w:r>
+      <w:r>
+        <w:rPr>
+          <w:rFonts w:ascii="Neue Haas Grotesk Text Pro" w:hAnsi="Neue Haas Grotesk Text Pro"/>
+        </w:rPr>
+        <w:t>.</w:t>
+      </w:r>
+      <w:r>
+        <w:rPr>
+          <w:rFonts w:ascii="Neue Haas Grotesk Text Pro" w:hAnsi="Neue Haas Grotesk Text Pro"/>
+        </w:rPr>
+        <w:t xml:space="preserve"> u =0.68141.</w:t>
+      </w:r>
+    </w:p>
+    <w:p>
+      <w:pPr>
+        <w:pStyle w:val="ListParagraph"/>
+        <w:rPr>
+          <w:rFonts w:ascii="Neue Haas Grotesk Text Pro" w:hAnsi="Neue Haas Grotesk Text Pro"/>
+        </w:rPr>
+      </w:pPr>
+    </w:p>
+    <w:p>
+      <w:pPr>
+        <w:pStyle w:val="ListParagraph"/>
+        <w:numPr>
+          <w:ilvl w:val="0"/>
+          <w:numId w:val="5"/>
+        </w:numPr>
+        <w:jc w:val="both"/>
+        <w:rPr>
+          <w:rFonts w:ascii="Neue Haas Grotesk Text Pro" w:hAnsi="Neue Haas Grotesk Text Pro"/>
+        </w:rPr>
+      </w:pPr>
+      <w:r>
+        <w:rPr>
+          <w:rFonts w:ascii="Neue Haas Grotesk Text Pro" w:hAnsi="Neue Haas Grotesk Text Pro"/>
+        </w:rPr>
+        <w:t xml:space="preserve">p.119: </w:t>
+      </w:r>
+      <w:r>
+        <w:rPr>
+          <w:rFonts w:ascii="Neue Haas Grotesk Text Pro" w:hAnsi="Neue Haas Grotesk Text Pro"/>
+        </w:rPr>
+        <w:t xml:space="preserve">Given u = 1.368407, </w:t>
+      </w:r>
+      <w:r>
+        <w:rPr>
+          <w:rFonts w:ascii="Calibri" w:hAnsi="Calibri" w:cs="Calibri"/>
+        </w:rPr>
+        <w:t>θ</w:t>
+      </w:r>
+      <w:r>
+        <w:rPr>
+          <w:rFonts w:ascii="Calibri" w:hAnsi="Calibri" w:cs="Calibri"/>
+        </w:rPr>
+        <w:t xml:space="preserve"> </w:t>
+      </w:r>
+      <w:r>
+        <w:rPr>
+          <w:rFonts w:ascii="Neue Haas Grotesk Text Pro" w:hAnsi="Neue Haas Grotesk Text Pro"/>
+        </w:rPr>
+        <w:t xml:space="preserve">= 38°. Find </w:t>
+      </w:r>
+      <w:r>
+        <w:rPr>
+          <w:rFonts w:ascii="Calibri Light" w:hAnsi="Calibri Light" w:cs="Calibri Light"/>
+        </w:rPr>
+        <w:t>ϕ</w:t>
+      </w:r>
+      <w:r>
+        <w:rPr>
+          <w:rFonts w:ascii="Neue Haas Grotesk Text Pro" w:hAnsi="Neue Haas Grotesk Text Pro"/>
+        </w:rPr>
+        <w:t>.</w:t>
+      </w:r>
+      <w:r>
+        <w:rPr>
+          <w:rFonts w:ascii="Neue Haas Grotesk Text Pro" w:hAnsi="Neue Haas Grotesk Text Pro"/>
+        </w:rPr>
+        <w:t xml:space="preserve"> </w:t>
+      </w:r>
+      <w:r>
+        <w:rPr>
+          <w:rFonts w:ascii="Calibri Light" w:hAnsi="Calibri Light" w:cs="Calibri Light"/>
+        </w:rPr>
+        <w:t>ϕ</w:t>
+      </w:r>
+      <w:r>
+        <w:rPr>
+          <w:rFonts w:ascii="Neue Haas Grotesk Text Pro" w:hAnsi="Neue Haas Grotesk Text Pro"/>
+        </w:rPr>
+        <w:t xml:space="preserve"> </w:t>
+      </w:r>
+      <w:r>
+        <w:rPr>
+          <w:rFonts w:ascii="Neue Haas Grotesk Text Pro" w:hAnsi="Neue Haas Grotesk Text Pro"/>
+        </w:rPr>
+        <w:t>= 72°. Ans.</w:t>
+      </w:r>
+    </w:p>
+    <w:p>
+      <w:pPr>
+        <w:pStyle w:val="ListParagraph"/>
+        <w:jc w:val="both"/>
+        <w:rPr>
+          <w:rFonts w:ascii="Neue Haas Grotesk Text Pro" w:hAnsi="Neue Haas Grotesk Text Pro"/>
+        </w:rPr>
+      </w:pPr>
+    </w:p>
+    <w:p>
+      <w:pPr>
+        <w:pStyle w:val="ListParagraph"/>
+        <w:numPr>
+          <w:ilvl w:val="0"/>
+          <w:numId w:val="5"/>
+        </w:numPr>
+        <w:jc w:val="both"/>
+        <w:rPr>
+          <w:rFonts w:ascii="Neue Haas Grotesk Text Pro" w:hAnsi="Neue Haas Grotesk Text Pro"/>
+        </w:rPr>
+      </w:pPr>
+      <w:r>
+        <w:rPr>
+          <w:rFonts w:ascii="Neue Haas Grotesk Text Pro" w:hAnsi="Neue Haas Grotesk Text Pro"/>
+          <w:lang w:val="en-US"/>
+        </w:rPr>
+        <w:t xml:space="preserve">p.122: </w:t>
+      </w:r>
+      <w:r>
+        <w:rPr>
+          <w:rFonts w:ascii="Neue Haas Grotesk Text Pro" w:hAnsi="Neue Haas Grotesk Text Pro"/>
+        </w:rPr>
+        <w:t xml:space="preserve">Given u = 2.41569, </w:t>
+      </w:r>
+      <w:r>
+        <w:rPr>
+          <w:rFonts w:ascii="Calibri" w:hAnsi="Calibri" w:cs="Calibri"/>
+        </w:rPr>
+        <w:t>θ</w:t>
+      </w:r>
+      <w:r>
+        <w:rPr>
+          <w:rFonts w:ascii="Calibri" w:hAnsi="Calibri" w:cs="Calibri"/>
+        </w:rPr>
+        <w:t xml:space="preserve"> </w:t>
+      </w:r>
+      <w:r>
+        <w:rPr>
+          <w:rFonts w:ascii="Neue Haas Grotesk Text Pro" w:hAnsi="Neue Haas Grotesk Text Pro"/>
+        </w:rPr>
+        <w:t>= 80</w:t>
+      </w:r>
+      <w:r>
+        <w:rPr>
+          <w:rFonts w:ascii="Neue Haas Grotesk Text Pro" w:hAnsi="Neue Haas Grotesk Text Pro"/>
+        </w:rPr>
+        <w:t>°</w:t>
+      </w:r>
+      <w:r>
+        <w:rPr>
+          <w:rFonts w:ascii="Neue Haas Grotesk Text Pro" w:hAnsi="Neue Haas Grotesk Text Pro"/>
+        </w:rPr>
+        <w:t xml:space="preserve">. Find </w:t>
+      </w:r>
+      <w:r>
+        <w:rPr>
+          <w:rFonts w:ascii="Calibri Light" w:hAnsi="Calibri Light" w:cs="Calibri Light"/>
+        </w:rPr>
+        <w:t>ϕ</w:t>
+      </w:r>
+      <w:r>
+        <w:rPr>
+          <w:rFonts w:ascii="Neue Haas Grotesk Text Pro" w:hAnsi="Neue Haas Grotesk Text Pro"/>
+        </w:rPr>
+        <w:t>.</w:t>
+      </w:r>
+      <w:r>
+        <w:rPr>
+          <w:rFonts w:ascii="Neue Haas Grotesk Text Pro" w:hAnsi="Neue Haas Grotesk Text Pro"/>
+        </w:rPr>
+        <w:t xml:space="preserve"> </w:t>
+      </w:r>
+      <w:r>
+        <w:rPr>
+          <w:rFonts w:ascii="Neue Haas Grotesk Text Pro" w:hAnsi="Neue Haas Grotesk Text Pro"/>
+        </w:rPr>
+        <w:t xml:space="preserve">Ans. </w:t>
+      </w:r>
+      <w:r>
+        <w:rPr>
+          <w:rFonts w:ascii="Calibri Light" w:hAnsi="Calibri Light" w:cs="Calibri Light"/>
+        </w:rPr>
+        <w:t>ϕ</w:t>
+      </w:r>
+      <w:r>
+        <w:rPr>
+          <w:rFonts w:ascii="Neue Haas Grotesk Text Pro" w:hAnsi="Neue Haas Grotesk Text Pro"/>
+        </w:rPr>
+        <w:t xml:space="preserve"> </w:t>
+      </w:r>
+      <w:r>
+        <w:rPr>
+          <w:rFonts w:ascii="Neue Haas Grotesk Text Pro" w:hAnsi="Neue Haas Grotesk Text Pro"/>
+        </w:rPr>
+        <w:t>= 82</w:t>
+      </w:r>
+      <w:r>
+        <w:rPr>
+          <w:rFonts w:ascii="Neue Haas Grotesk Text Pro" w:hAnsi="Neue Haas Grotesk Text Pro"/>
+        </w:rPr>
+        <w:t>°</w:t>
+      </w:r>
+    </w:p>
+    <w:p>
+      <w:pPr>
+        <w:pStyle w:val="ListParagraph"/>
+        <w:rPr>
+          <w:rFonts w:ascii="Neue Haas Grotesk Text Pro" w:hAnsi="Neue Haas Grotesk Text Pro"/>
+        </w:rPr>
+      </w:pPr>
+    </w:p>
+    <w:p>
+      <w:pPr>
+        <w:pStyle w:val="ListParagraph"/>
+        <w:numPr>
+          <w:ilvl w:val="0"/>
+          <w:numId w:val="5"/>
+        </w:numPr>
+        <w:jc w:val="both"/>
+        <w:rPr>
+          <w:rFonts w:ascii="Neue Haas Grotesk Text Pro" w:hAnsi="Neue Haas Grotesk Text Pro"/>
+        </w:rPr>
+      </w:pPr>
+      <w:r>
+        <w:rPr>
+          <w:rFonts w:ascii="Neue Haas Grotesk Text Pro" w:hAnsi="Neue Haas Grotesk Text Pro"/>
+        </w:rPr>
+        <w:t xml:space="preserve">p.122: </w:t>
+      </w:r>
+      <w:r>
+        <w:rPr>
+          <w:rFonts w:ascii="Neue Haas Grotesk Text Pro" w:hAnsi="Neue Haas Grotesk Text Pro"/>
+        </w:rPr>
+        <w:t>Given u = 1.62530, k</w:t>
+      </w:r>
+      <w:r>
+        <w:rPr>
+          <w:rFonts w:ascii="Neue Haas Grotesk Text Pro" w:hAnsi="Neue Haas Grotesk Text Pro"/>
+        </w:rPr>
+        <w:t xml:space="preserve"> </w:t>
+      </w:r>
+      <w:r>
+        <w:rPr>
+          <w:rFonts w:ascii="Neue Haas Grotesk Text Pro" w:hAnsi="Neue Haas Grotesk Text Pro"/>
+        </w:rPr>
+        <w:t>=</w:t>
+      </w:r>
+      <w:r>
+        <w:rPr>
+          <w:rFonts w:ascii="Neue Haas Grotesk Text Pro" w:hAnsi="Neue Haas Grotesk Text Pro"/>
+        </w:rPr>
+        <w:t xml:space="preserve"> </w:t>
+      </w:r>
+      <w:r>
+        <w:rPr>
+          <w:rFonts w:ascii="Neue Haas Grotesk Text Pro" w:hAnsi="Neue Haas Grotesk Text Pro"/>
+        </w:rPr>
+        <w:t>1</w:t>
+      </w:r>
+      <w:r>
+        <w:rPr>
+          <w:rFonts w:ascii="Neue Haas Grotesk Text Pro" w:hAnsi="Neue Haas Grotesk Text Pro"/>
+        </w:rPr>
+        <w:t>/</w:t>
+      </w:r>
+      <w:r>
+        <w:rPr>
+          <w:rFonts w:ascii="Neue Haas Grotesk Text Pro" w:hAnsi="Neue Haas Grotesk Text Pro"/>
+        </w:rPr>
+        <w:t xml:space="preserve">2 . Find </w:t>
+      </w:r>
+      <w:r>
+        <w:rPr>
+          <w:rFonts w:ascii="Calibri Light" w:hAnsi="Calibri Light" w:cs="Calibri Light"/>
+        </w:rPr>
+        <w:t>ϕ</w:t>
+      </w:r>
+      <w:r>
+        <w:rPr>
+          <w:rFonts w:ascii="Neue Haas Grotesk Text Pro" w:hAnsi="Neue Haas Grotesk Text Pro"/>
+        </w:rPr>
+        <w:t>.</w:t>
+      </w:r>
+      <w:r>
+        <w:rPr>
+          <w:rFonts w:ascii="Neue Haas Grotesk Text Pro" w:hAnsi="Neue Haas Grotesk Text Pro"/>
+        </w:rPr>
+        <w:t xml:space="preserve"> </w:t>
+      </w:r>
+      <w:r>
+        <w:rPr>
+          <w:rFonts w:ascii="Neue Haas Grotesk Text Pro" w:hAnsi="Neue Haas Grotesk Text Pro"/>
+        </w:rPr>
+        <w:t xml:space="preserve">Ans. </w:t>
+      </w:r>
+      <w:r>
+        <w:rPr>
+          <w:rFonts w:ascii="Calibri Light" w:hAnsi="Calibri Light" w:cs="Calibri Light"/>
+        </w:rPr>
+        <w:t>ϕ</w:t>
+      </w:r>
+      <w:r>
+        <w:rPr>
+          <w:rFonts w:ascii="Neue Haas Grotesk Text Pro" w:hAnsi="Neue Haas Grotesk Text Pro"/>
+        </w:rPr>
+        <w:t xml:space="preserve"> = 8</w:t>
+      </w:r>
+      <w:r>
+        <w:rPr>
+          <w:rFonts w:ascii="Neue Haas Grotesk Text Pro" w:hAnsi="Neue Haas Grotesk Text Pro"/>
+        </w:rPr>
+        <w:t>7</w:t>
+      </w:r>
+      <w:r>
+        <w:rPr>
+          <w:rFonts w:ascii="Neue Haas Grotesk Text Pro" w:hAnsi="Neue Haas Grotesk Text Pro"/>
+        </w:rPr>
+        <w:t>°</w:t>
+      </w:r>
+    </w:p>
+    <w:p>
+      <w:pPr>
+        <w:pStyle w:val="ListParagraph"/>
+        <w:rPr>
+          <w:rFonts w:ascii="Neue Haas Grotesk Text Pro" w:hAnsi="Neue Haas Grotesk Text Pro"/>
+        </w:rPr>
+      </w:pPr>
+    </w:p>
+    <w:p>
+      <w:pPr>
+        <w:pStyle w:val="ListParagraph"/>
+        <w:numPr>
+          <w:ilvl w:val="0"/>
+          <w:numId w:val="5"/>
+        </w:numPr>
+        <w:jc w:val="both"/>
+        <w:rPr>
+          <w:rFonts w:ascii="Neue Haas Grotesk Text Pro" w:hAnsi="Neue Haas Grotesk Text Pro"/>
+        </w:rPr>
+      </w:pPr>
+      <w:r>
+        <w:rPr>
+          <w:rFonts w:ascii="Neue Haas Grotesk Text Pro" w:hAnsi="Neue Haas Grotesk Text Pro"/>
+        </w:rPr>
+        <w:t xml:space="preserve">p.123: </w:t>
+      </w:r>
+      <w:r>
+        <w:rPr>
+          <w:rFonts w:ascii="Neue Haas Grotesk Text Pro" w:hAnsi="Neue Haas Grotesk Text Pro"/>
+        </w:rPr>
+        <w:t xml:space="preserve">Given k= 0.9327, </w:t>
+      </w:r>
+      <w:r>
+        <w:rPr>
+          <w:rFonts w:ascii="Calibri Light" w:hAnsi="Calibri Light" w:cs="Calibri Light"/>
+        </w:rPr>
+        <w:t>ϕ</w:t>
+      </w:r>
+      <w:r>
+        <w:rPr>
+          <w:rFonts w:ascii="Neue Haas Grotesk Text Pro" w:hAnsi="Neue Haas Grotesk Text Pro"/>
+        </w:rPr>
+        <w:t xml:space="preserve"> </w:t>
+      </w:r>
+      <w:r>
+        <w:rPr>
+          <w:rFonts w:ascii="Neue Haas Grotesk Text Pro" w:hAnsi="Neue Haas Grotesk Text Pro"/>
+        </w:rPr>
+        <w:t>= 80</w:t>
+      </w:r>
+      <w:r>
+        <w:rPr>
+          <w:rFonts w:ascii="Neue Haas Grotesk Text Pro" w:hAnsi="Neue Haas Grotesk Text Pro"/>
+        </w:rPr>
+        <w:t>°</w:t>
+      </w:r>
+      <w:r>
+        <w:rPr>
+          <w:rFonts w:ascii="Neue Haas Grotesk Text Pro" w:hAnsi="Neue Haas Grotesk Text Pro"/>
+        </w:rPr>
+        <w:t xml:space="preserve">. Find E(k, </w:t>
+      </w:r>
+      <w:r>
+        <w:rPr>
+          <w:rFonts w:ascii="Calibri Light" w:hAnsi="Calibri Light" w:cs="Calibri Light"/>
+        </w:rPr>
+        <w:t>ϕ</w:t>
+      </w:r>
+      <w:r>
+        <w:rPr>
+          <w:rFonts w:ascii="Neue Haas Grotesk Text Pro" w:hAnsi="Neue Haas Grotesk Text Pro"/>
+        </w:rPr>
+        <w:t>)</w:t>
+      </w:r>
+      <w:r>
+        <w:rPr>
+          <w:rFonts w:ascii="Neue Haas Grotesk Text Pro" w:hAnsi="Neue Haas Grotesk Text Pro"/>
+        </w:rPr>
+        <w:t xml:space="preserve">. </w:t>
+      </w:r>
+      <w:r>
+        <w:rPr>
+          <w:rFonts w:ascii="Neue Haas Grotesk Text Pro" w:hAnsi="Neue Haas Grotesk Text Pro"/>
+        </w:rPr>
+        <w:t xml:space="preserve">E(k, </w:t>
+      </w:r>
+      <w:r>
+        <w:rPr>
+          <w:rFonts w:ascii="Calibri Light" w:hAnsi="Calibri Light" w:cs="Calibri Light"/>
+        </w:rPr>
+        <w:t>ϕ</w:t>
+      </w:r>
+      <w:r>
+        <w:rPr>
+          <w:rFonts w:ascii="Neue Haas Grotesk Text Pro" w:hAnsi="Neue Haas Grotesk Text Pro"/>
+        </w:rPr>
+        <w:t>)</w:t>
+      </w:r>
+      <w:r>
+        <w:rPr>
+          <w:rFonts w:ascii="Neue Haas Grotesk Text Pro" w:hAnsi="Neue Haas Grotesk Text Pro"/>
+        </w:rPr>
+        <w:t xml:space="preserve"> = 1.0562 (</w:t>
+      </w:r>
+      <w:r>
+        <w:rPr>
+          <w:rFonts w:ascii="Neue Haas Grotesk Text Pro" w:hAnsi="Neue Haas Grotesk Text Pro"/>
+          <w:i/>
+          <w:iCs/>
+          <w:color w:val="4472C4" w:themeColor="accent1"/>
+        </w:rPr>
+        <w:t>Ed. Incorrect, it is 1.06349</w:t>
+      </w:r>
+      <w:r>
+        <w:rPr>
+          <w:rFonts w:ascii="Neue Haas Grotesk Text Pro" w:hAnsi="Neue Haas Grotesk Text Pro"/>
+        </w:rPr>
+        <w:t xml:space="preserve">) </w:t>
+      </w:r>
+    </w:p>
+    <w:p>
+      <w:pPr>
+        <w:pStyle w:val="ListParagraph"/>
+        <w:jc w:val="both"/>
+        <w:rPr>
+          <w:rFonts w:ascii="Neue Haas Grotesk Text Pro" w:hAnsi="Neue Haas Grotesk Text Pro"/>
+        </w:rPr>
+      </w:pPr>
+    </w:p>
+    <w:p>
+      <w:pPr>
+        <w:pStyle w:val="ListParagraph"/>
+        <w:numPr>
+          <w:ilvl w:val="0"/>
+          <w:numId w:val="5"/>
+        </w:numPr>
+        <w:jc w:val="both"/>
+        <w:rPr>
+          <w:rFonts w:ascii="Neue Haas Grotesk Text Pro" w:hAnsi="Neue Haas Grotesk Text Pro"/>
+        </w:rPr>
+      </w:pPr>
+      <w:r>
+        <w:rPr>
+          <w:rFonts w:ascii="Neue Haas Grotesk Text Pro" w:hAnsi="Neue Haas Grotesk Text Pro"/>
+        </w:rPr>
+        <w:t xml:space="preserve">p.123: Given </w:t>
+      </w:r>
+      <w:r>
+        <w:rPr>
+          <w:rFonts w:ascii="Neue Haas Grotesk Text Pro" w:hAnsi="Neue Haas Grotesk Text Pro"/>
+        </w:rPr>
+        <w:t>k= sin 75</w:t>
+      </w:r>
+      <w:r>
+        <w:rPr>
+          <w:rFonts w:ascii="Arial" w:hAnsi="Arial" w:cs="Arial"/>
+        </w:rPr>
+        <w:t>°</w:t>
+      </w:r>
+      <w:r>
+        <w:rPr>
+          <w:rFonts w:ascii="Neue Haas Grotesk Text Pro" w:hAnsi="Neue Haas Grotesk Text Pro"/>
+        </w:rPr>
+        <w:t xml:space="preserve">, tan </w:t>
+      </w:r>
+      <w:r>
+        <w:rPr>
+          <w:rFonts w:ascii="Calibri Light" w:hAnsi="Calibri Light" w:cs="Calibri Light"/>
+        </w:rPr>
+        <w:t>ϕ</w:t>
+      </w:r>
+      <w:r>
+        <w:rPr>
+          <w:rFonts w:ascii="Calibri" w:hAnsi="Calibri" w:cs="Calibri"/>
+        </w:rPr>
+        <w:t xml:space="preserve"> </w:t>
+      </w:r>
+      <w:r>
+        <w:rPr>
+          <w:rFonts w:ascii="Neue Haas Grotesk Text Pro" w:hAnsi="Neue Haas Grotesk Text Pro"/>
+        </w:rPr>
+        <w:t xml:space="preserve">= √(2/√3). To find </w:t>
+      </w:r>
+      <w:r>
+        <w:rPr>
+          <w:rFonts w:ascii="Neue Haas Grotesk Text Pro" w:hAnsi="Neue Haas Grotesk Text Pro"/>
+        </w:rPr>
+        <w:t>E</w:t>
+      </w:r>
+      <w:r>
+        <w:rPr>
+          <w:rFonts w:ascii="Neue Haas Grotesk Text Pro" w:hAnsi="Neue Haas Grotesk Text Pro"/>
+        </w:rPr>
+        <w:t xml:space="preserve">(k, </w:t>
+      </w:r>
+      <w:r>
+        <w:rPr>
+          <w:rFonts w:ascii="Calibri Light" w:hAnsi="Calibri Light" w:cs="Calibri Light"/>
+        </w:rPr>
+        <w:t>ϕ</w:t>
+      </w:r>
+      <w:r>
+        <w:rPr>
+          <w:rFonts w:ascii="Neue Haas Grotesk Text Pro" w:hAnsi="Neue Haas Grotesk Text Pro"/>
+        </w:rPr>
+        <w:t xml:space="preserve">). </w:t>
+      </w:r>
+      <w:r>
+        <w:rPr>
+          <w:rFonts w:ascii="Neue Haas Grotesk Text Pro" w:hAnsi="Neue Haas Grotesk Text Pro"/>
+        </w:rPr>
+        <w:t>E</w:t>
+      </w:r>
+      <w:r>
+        <w:rPr>
+          <w:rFonts w:ascii="Neue Haas Grotesk Text Pro" w:hAnsi="Neue Haas Grotesk Text Pro"/>
+        </w:rPr>
+        <w:t xml:space="preserve">(k, </w:t>
+      </w:r>
+      <w:r>
+        <w:rPr>
+          <w:rFonts w:ascii="Calibri Light" w:hAnsi="Calibri Light" w:cs="Calibri Light"/>
+        </w:rPr>
+        <w:t>ϕ</w:t>
+      </w:r>
+      <w:r>
+        <w:rPr>
+          <w:rFonts w:ascii="Neue Haas Grotesk Text Pro" w:hAnsi="Neue Haas Grotesk Text Pro"/>
+        </w:rPr>
+        <w:t>)</w:t>
+      </w:r>
+      <w:r>
+        <w:rPr>
+          <w:rFonts w:ascii="Neue Haas Grotesk Text Pro" w:hAnsi="Neue Haas Grotesk Text Pro"/>
+        </w:rPr>
+        <w:t xml:space="preserve"> = </w:t>
+      </w:r>
+      <w:r>
+        <w:rPr>
+          <w:rFonts w:ascii="Neue Haas Grotesk Text Pro" w:hAnsi="Neue Haas Grotesk Text Pro"/>
+        </w:rPr>
+        <w:t>0.7387196. Ans.</w:t>
+      </w:r>
+    </w:p>
+    <w:p>
+      <w:pPr>
+        <w:pStyle w:val="ListParagraph"/>
+        <w:rPr>
+          <w:rFonts w:ascii="Neue Haas Grotesk Text Pro" w:hAnsi="Neue Haas Grotesk Text Pro"/>
+        </w:rPr>
+      </w:pPr>
+    </w:p>
+    <w:p>
+      <w:pPr>
+        <w:pStyle w:val="ListParagraph"/>
+        <w:numPr>
+          <w:ilvl w:val="0"/>
+          <w:numId w:val="5"/>
+        </w:numPr>
+        <w:jc w:val="both"/>
+        <w:rPr>
+          <w:rFonts w:ascii="Neue Haas Grotesk Text Pro" w:hAnsi="Neue Haas Grotesk Text Pro"/>
+        </w:rPr>
+      </w:pPr>
+      <w:r>
+        <w:rPr>
+          <w:rFonts w:ascii="Neue Haas Grotesk Text Pro" w:hAnsi="Neue Haas Grotesk Text Pro"/>
+        </w:rPr>
+        <w:t>p</w:t>
+      </w:r>
+      <w:r>
+        <w:rPr>
+          <w:rFonts w:ascii="Neue Haas Grotesk Text Pro" w:hAnsi="Neue Haas Grotesk Text Pro"/>
+        </w:rPr>
+        <w:t xml:space="preserve">.127: </w:t>
+      </w:r>
+      <w:r>
+        <w:rPr>
+          <w:rFonts w:ascii="Neue Haas Grotesk Text Pro" w:hAnsi="Neue Haas Grotesk Text Pro"/>
+        </w:rPr>
+        <w:t>Given k = sin 75</w:t>
+      </w:r>
+      <w:r>
+        <w:rPr>
+          <w:rFonts w:ascii="Arial" w:hAnsi="Arial" w:cs="Arial"/>
+        </w:rPr>
+        <w:t>°</w:t>
+      </w:r>
+      <w:r>
+        <w:rPr>
+          <w:rFonts w:ascii="Neue Haas Grotesk Text Pro" w:hAnsi="Neue Haas Grotesk Text Pro"/>
+        </w:rPr>
+        <w:t>. Find E</w:t>
+      </w:r>
+      <w:r>
+        <w:rPr>
+          <w:rFonts w:ascii="Neue Haas Grotesk Text Pro" w:hAnsi="Neue Haas Grotesk Text Pro"/>
+        </w:rPr>
+        <w:t>(</w:t>
+      </w:r>
+      <w:r>
+        <w:rPr>
+          <w:rFonts w:ascii="Neue Haas Grotesk Text Pro" w:hAnsi="Neue Haas Grotesk Text Pro"/>
+        </w:rPr>
+        <w:t>k, π</w:t>
+      </w:r>
+      <w:r>
+        <w:rPr>
+          <w:rFonts w:ascii="Neue Haas Grotesk Text Pro" w:hAnsi="Neue Haas Grotesk Text Pro"/>
+        </w:rPr>
+        <w:t>)</w:t>
+      </w:r>
+      <w:r>
+        <w:rPr>
+          <w:rFonts w:ascii="Neue Haas Grotesk Text Pro" w:hAnsi="Neue Haas Grotesk Text Pro"/>
+        </w:rPr>
+        <w:t>.</w:t>
+      </w:r>
+      <w:r>
+        <w:rPr>
+          <w:rFonts w:ascii="Neue Haas Grotesk Text Pro" w:hAnsi="Neue Haas Grotesk Text Pro"/>
+        </w:rPr>
+        <w:t xml:space="preserve"> </w:t>
+      </w:r>
+      <w:r>
+        <w:rPr>
+          <w:rFonts w:ascii="Neue Haas Grotesk Text Pro" w:hAnsi="Neue Haas Grotesk Text Pro"/>
+        </w:rPr>
+        <w:t>E</w:t>
+      </w:r>
+      <w:r>
+        <w:rPr>
+          <w:rFonts w:ascii="Neue Haas Grotesk Text Pro" w:hAnsi="Neue Haas Grotesk Text Pro"/>
+        </w:rPr>
+        <w:t>(</w:t>
+      </w:r>
+      <w:r>
+        <w:rPr>
+          <w:rFonts w:ascii="Neue Haas Grotesk Text Pro" w:hAnsi="Neue Haas Grotesk Text Pro"/>
+        </w:rPr>
+        <w:t>k, π</w:t>
+      </w:r>
+      <w:r>
+        <w:rPr>
+          <w:rFonts w:ascii="Neue Haas Grotesk Text Pro" w:hAnsi="Neue Haas Grotesk Text Pro"/>
+        </w:rPr>
+        <w:t>)</w:t>
+      </w:r>
+      <w:r>
+        <w:rPr>
+          <w:rFonts w:ascii="Neue Haas Grotesk Text Pro" w:hAnsi="Neue Haas Grotesk Text Pro"/>
+        </w:rPr>
+        <w:t xml:space="preserve"> </w:t>
+      </w:r>
+      <w:r>
+        <w:rPr>
+          <w:rFonts w:ascii="Neue Haas Grotesk Text Pro" w:hAnsi="Neue Haas Grotesk Text Pro"/>
+        </w:rPr>
+        <w:t>= 1.076405. Ans.</w:t>
+      </w:r>
+    </w:p>
+    <w:p>
+      <w:pPr>
+        <w:pStyle w:val="ListParagraph"/>
+        <w:rPr>
+          <w:rFonts w:ascii="Neue Haas Grotesk Text Pro" w:hAnsi="Neue Haas Grotesk Text Pro"/>
+        </w:rPr>
+      </w:pPr>
+    </w:p>
+    <w:p>
+      <w:pPr>
+        <w:pStyle w:val="ListParagraph"/>
+        <w:numPr>
+          <w:ilvl w:val="0"/>
+          <w:numId w:val="5"/>
+        </w:numPr>
+        <w:jc w:val="both"/>
+        <w:rPr>
+          <w:rFonts w:ascii="Neue Haas Grotesk Text Pro" w:hAnsi="Neue Haas Grotesk Text Pro"/>
+        </w:rPr>
+      </w:pPr>
+      <w:r>
+        <w:rPr>
+          <w:rFonts w:ascii="Neue Haas Grotesk Text Pro" w:hAnsi="Neue Haas Grotesk Text Pro"/>
+        </w:rPr>
+        <w:t xml:space="preserve">p.127: </w:t>
+      </w:r>
+      <w:r>
+        <w:rPr>
+          <w:rFonts w:ascii="Neue Haas Grotesk Text Pro" w:hAnsi="Neue Haas Grotesk Text Pro"/>
+        </w:rPr>
+        <w:t>Given k =sin 30</w:t>
+      </w:r>
+      <w:r>
+        <w:rPr>
+          <w:rFonts w:ascii="Arial" w:hAnsi="Arial" w:cs="Arial"/>
+        </w:rPr>
+        <w:t>°</w:t>
+      </w:r>
+      <w:r>
+        <w:rPr>
+          <w:rFonts w:ascii="Neue Haas Grotesk Text Pro" w:hAnsi="Neue Haas Grotesk Text Pro"/>
+        </w:rPr>
+        <w:t xml:space="preserve">, </w:t>
+      </w:r>
+      <w:r>
+        <w:rPr>
+          <w:rFonts w:ascii="Calibri Light" w:hAnsi="Calibri Light" w:cs="Calibri Light"/>
+        </w:rPr>
+        <w:t>ϕ</w:t>
+      </w:r>
+      <w:r>
+        <w:rPr>
+          <w:rFonts w:ascii="Neue Haas Grotesk Text Pro" w:hAnsi="Neue Haas Grotesk Text Pro"/>
+        </w:rPr>
+        <w:t xml:space="preserve"> </w:t>
+      </w:r>
+      <w:r>
+        <w:rPr>
+          <w:rFonts w:ascii="Neue Haas Grotesk Text Pro" w:hAnsi="Neue Haas Grotesk Text Pro"/>
+        </w:rPr>
+        <w:t>= 81</w:t>
+      </w:r>
+      <w:r>
+        <w:rPr>
+          <w:rFonts w:ascii="Arial" w:hAnsi="Arial" w:cs="Arial"/>
+        </w:rPr>
+        <w:t>°</w:t>
+      </w:r>
+      <w:r>
+        <w:rPr>
+          <w:rFonts w:ascii="Neue Haas Grotesk Text Pro" w:hAnsi="Neue Haas Grotesk Text Pro"/>
+        </w:rPr>
+        <w:t>. Find E</w:t>
+      </w:r>
+      <w:r>
+        <w:rPr>
+          <w:rFonts w:ascii="Neue Haas Grotesk Text Pro" w:hAnsi="Neue Haas Grotesk Text Pro"/>
+        </w:rPr>
+        <w:t>(</w:t>
+      </w:r>
+      <w:r>
+        <w:rPr>
+          <w:rFonts w:ascii="Neue Haas Grotesk Text Pro" w:hAnsi="Neue Haas Grotesk Text Pro"/>
+        </w:rPr>
+        <w:t>k, 0).</w:t>
+      </w:r>
+      <w:r>
+        <w:rPr>
+          <w:rFonts w:ascii="Neue Haas Grotesk Text Pro" w:hAnsi="Neue Haas Grotesk Text Pro"/>
+        </w:rPr>
+        <w:t xml:space="preserve"> </w:t>
+      </w:r>
+      <w:r>
+        <w:rPr>
+          <w:rFonts w:ascii="Neue Haas Grotesk Text Pro" w:hAnsi="Neue Haas Grotesk Text Pro"/>
+        </w:rPr>
+        <w:t>Ans. E</w:t>
+      </w:r>
+      <w:r>
+        <w:rPr>
+          <w:rFonts w:ascii="Neue Haas Grotesk Text Pro" w:hAnsi="Neue Haas Grotesk Text Pro"/>
+        </w:rPr>
+        <w:t>(</w:t>
+      </w:r>
+      <w:r>
+        <w:rPr>
+          <w:rFonts w:ascii="Neue Haas Grotesk Text Pro" w:hAnsi="Neue Haas Grotesk Text Pro"/>
+        </w:rPr>
+        <w:t>k, 0) =1.33124.</w:t>
+      </w:r>
+    </w:p>
+    <w:p>
+      <w:pPr>
+        <w:pStyle w:val="ListParagraph"/>
+        <w:jc w:val="both"/>
+        <w:rPr>
+          <w:rFonts w:ascii="Neue Haas Grotesk Text Pro" w:hAnsi="Neue Haas Grotesk Text Pro"/>
+        </w:rPr>
+      </w:pPr>
+    </w:p>
+    <w:p>
+      <w:pPr>
+        <w:pStyle w:val="ListParagraph"/>
+        <w:numPr>
+          <w:ilvl w:val="0"/>
+          <w:numId w:val="5"/>
+        </w:numPr>
+        <w:jc w:val="both"/>
+        <w:rPr>
+          <w:rFonts w:ascii="Neue Haas Grotesk Text Pro" w:hAnsi="Neue Haas Grotesk Text Pro"/>
+        </w:rPr>
+      </w:pPr>
+      <w:r>
+        <w:rPr>
+          <w:rFonts w:ascii="Neue Haas Grotesk Text Pro" w:hAnsi="Neue Haas Grotesk Text Pro"/>
+        </w:rPr>
+        <w:t xml:space="preserve">p.127: </w:t>
+      </w:r>
+      <w:r>
+        <w:rPr>
+          <w:rFonts w:ascii="Neue Haas Grotesk Text Pro" w:hAnsi="Neue Haas Grotesk Text Pro"/>
+        </w:rPr>
+        <w:t xml:space="preserve">Find </w:t>
+      </w:r>
+      <w:r>
+        <w:rPr>
+          <w:rFonts w:ascii="Neue Haas Grotesk Text Pro" w:hAnsi="Neue Haas Grotesk Text Pro"/>
+        </w:rPr>
+        <w:t>E</w:t>
+      </w:r>
+      <w:r>
+        <w:rPr>
+          <w:rFonts w:ascii="Neue Haas Grotesk Text Pro" w:hAnsi="Neue Haas Grotesk Text Pro"/>
+        </w:rPr>
+        <w:t>(sin 80</w:t>
+      </w:r>
+      <w:r>
+        <w:rPr>
+          <w:rFonts w:ascii="Arial" w:hAnsi="Arial" w:cs="Arial"/>
+        </w:rPr>
+        <w:t>°</w:t>
+      </w:r>
+      <w:r>
+        <w:rPr>
+          <w:rFonts w:ascii="Neue Haas Grotesk Text Pro" w:hAnsi="Neue Haas Grotesk Text Pro"/>
+        </w:rPr>
+        <w:t xml:space="preserve">, </w:t>
+      </w:r>
+      <w:r>
+        <w:rPr>
+          <w:rFonts w:ascii="Calibri Light" w:hAnsi="Calibri Light" w:cs="Calibri Light"/>
+        </w:rPr>
+        <w:t>ϕ</w:t>
+      </w:r>
+      <w:r>
+        <w:rPr>
+          <w:rFonts w:ascii="Neue Haas Grotesk Text Pro" w:hAnsi="Neue Haas Grotesk Text Pro"/>
+        </w:rPr>
+        <w:t xml:space="preserve"> </w:t>
+      </w:r>
+      <w:r>
+        <w:rPr>
+          <w:rFonts w:ascii="Neue Haas Grotesk Text Pro" w:hAnsi="Neue Haas Grotesk Text Pro"/>
+        </w:rPr>
+        <w:t xml:space="preserve">= </w:t>
+      </w:r>
+      <w:r>
+        <w:rPr>
+          <w:rFonts w:ascii="Neue Haas Grotesk Text Pro" w:hAnsi="Neue Haas Grotesk Text Pro"/>
+        </w:rPr>
+        <w:t>55°). Ans. 0.82417.</w:t>
+      </w:r>
+    </w:p>
+    <w:p>
+      <w:pPr>
+        <w:pStyle w:val="ListParagraph"/>
+        <w:jc w:val="both"/>
+        <w:rPr>
+          <w:rFonts w:ascii="Neue Haas Grotesk Text Pro" w:hAnsi="Neue Haas Grotesk Text Pro"/>
+        </w:rPr>
+      </w:pPr>
+    </w:p>
+    <w:p>
+      <w:pPr>
+        <w:pStyle w:val="ListParagraph"/>
+        <w:numPr>
+          <w:ilvl w:val="0"/>
+          <w:numId w:val="5"/>
+        </w:numPr>
+        <w:jc w:val="both"/>
+        <w:rPr>
+          <w:rFonts w:ascii="Neue Haas Grotesk Text Pro" w:hAnsi="Neue Haas Grotesk Text Pro"/>
+        </w:rPr>
+      </w:pPr>
+      <w:r>
+        <w:rPr>
+          <w:rFonts w:ascii="Neue Haas Grotesk Text Pro" w:hAnsi="Neue Haas Grotesk Text Pro"/>
+        </w:rPr>
+        <w:t>p.127:</w:t>
+      </w:r>
+      <w:r>
+        <w:rPr>
+          <w:rFonts w:ascii="Neue Haas Grotesk Text Pro" w:hAnsi="Neue Haas Grotesk Text Pro"/>
+        </w:rPr>
+        <w:t xml:space="preserve"> Find </w:t>
+      </w:r>
+      <w:r>
+        <w:rPr>
+          <w:rFonts w:ascii="Neue Haas Grotesk Text Pro" w:hAnsi="Neue Haas Grotesk Text Pro"/>
+        </w:rPr>
+        <w:t>E</w:t>
+      </w:r>
+      <w:r>
+        <w:rPr>
+          <w:rFonts w:ascii="Neue Haas Grotesk Text Pro" w:hAnsi="Neue Haas Grotesk Text Pro"/>
+        </w:rPr>
+        <w:t>(sin 27</w:t>
+      </w:r>
+      <w:r>
+        <w:rPr>
+          <w:rFonts w:ascii="Arial" w:hAnsi="Arial" w:cs="Arial"/>
+        </w:rPr>
+        <w:t>°</w:t>
+      </w:r>
+      <w:r>
+        <w:rPr>
+          <w:rFonts w:ascii="Neue Haas Grotesk Text Pro" w:hAnsi="Neue Haas Grotesk Text Pro"/>
+        </w:rPr>
+        <w:t xml:space="preserve">, </w:t>
+      </w:r>
+      <w:r>
+        <w:rPr>
+          <w:rFonts w:ascii="Calibri Light" w:hAnsi="Calibri Light" w:cs="Calibri Light"/>
+        </w:rPr>
+        <w:t>ϕ</w:t>
+      </w:r>
+      <w:r>
+        <w:rPr>
+          <w:rFonts w:ascii="Neue Haas Grotesk Text Pro" w:hAnsi="Neue Haas Grotesk Text Pro"/>
+        </w:rPr>
+        <w:t xml:space="preserve"> </w:t>
+      </w:r>
+      <w:r>
+        <w:rPr>
+          <w:rFonts w:ascii="Neue Haas Grotesk Text Pro" w:hAnsi="Neue Haas Grotesk Text Pro"/>
+        </w:rPr>
+        <w:t xml:space="preserve">= </w:t>
+      </w:r>
+      <w:r>
+        <w:rPr>
+          <w:rFonts w:ascii="Neue Haas Grotesk Text Pro" w:hAnsi="Neue Haas Grotesk Text Pro"/>
+        </w:rPr>
+        <w:t>π</w:t>
+      </w:r>
+      <w:r>
+        <w:rPr>
+          <w:rFonts w:ascii="Neue Haas Grotesk Text Pro" w:hAnsi="Neue Haas Grotesk Text Pro"/>
+        </w:rPr>
+        <w:t xml:space="preserve"> </w:t>
+      </w:r>
+      <w:r>
+        <w:rPr>
+          <w:rFonts w:ascii="Neue Haas Grotesk Text Pro" w:hAnsi="Neue Haas Grotesk Text Pro"/>
+        </w:rPr>
+        <w:t xml:space="preserve">/2). </w:t>
+      </w:r>
+      <w:r>
+        <w:rPr>
+          <w:rFonts w:ascii="Neue Haas Grotesk Text Pro" w:hAnsi="Neue Haas Grotesk Text Pro"/>
+        </w:rPr>
+        <w:t>Ans. 1.48642.</w:t>
+      </w:r>
+    </w:p>
+    <w:p>
+      <w:pPr>
+        <w:pStyle w:val="ListParagraph"/>
+        <w:jc w:val="both"/>
+        <w:rPr>
+          <w:rFonts w:ascii="Neue Haas Grotesk Text Pro" w:hAnsi="Neue Haas Grotesk Text Pro"/>
+        </w:rPr>
+      </w:pPr>
+    </w:p>
+    <w:p>
+      <w:pPr>
+        <w:pStyle w:val="ListParagraph"/>
+        <w:numPr>
+          <w:ilvl w:val="0"/>
+          <w:numId w:val="5"/>
+        </w:numPr>
+        <w:jc w:val="both"/>
+        <w:rPr>
+          <w:rFonts w:ascii="Neue Haas Grotesk Text Pro" w:hAnsi="Neue Haas Grotesk Text Pro"/>
+        </w:rPr>
+      </w:pPr>
+      <w:r>
+        <w:rPr>
+          <w:rFonts w:ascii="Neue Haas Grotesk Text Pro" w:hAnsi="Neue Haas Grotesk Text Pro"/>
+        </w:rPr>
+        <w:t>p.127:</w:t>
+      </w:r>
+      <w:r>
+        <w:rPr>
+          <w:rFonts w:ascii="Neue Haas Grotesk Text Pro" w:hAnsi="Neue Haas Grotesk Text Pro"/>
+        </w:rPr>
+        <w:t xml:space="preserve"> Find </w:t>
+      </w:r>
+      <w:r>
+        <w:rPr>
+          <w:rFonts w:ascii="Neue Haas Grotesk Text Pro" w:hAnsi="Neue Haas Grotesk Text Pro"/>
+        </w:rPr>
+        <w:t>E</w:t>
+      </w:r>
+      <w:r>
+        <w:rPr>
+          <w:rFonts w:ascii="Neue Haas Grotesk Text Pro" w:hAnsi="Neue Haas Grotesk Text Pro"/>
+        </w:rPr>
+        <w:t>(sin 19</w:t>
+      </w:r>
+      <w:r>
+        <w:rPr>
+          <w:rFonts w:ascii="Arial" w:hAnsi="Arial" w:cs="Arial"/>
+        </w:rPr>
+        <w:t>°</w:t>
+      </w:r>
+      <w:r>
+        <w:rPr>
+          <w:rFonts w:ascii="Neue Haas Grotesk Text Pro" w:hAnsi="Neue Haas Grotesk Text Pro"/>
+        </w:rPr>
+        <w:t xml:space="preserve">, </w:t>
+      </w:r>
+      <w:r>
+        <w:rPr>
+          <w:rFonts w:ascii="Calibri Light" w:hAnsi="Calibri Light" w:cs="Calibri Light"/>
+        </w:rPr>
+        <w:t>ϕ</w:t>
+      </w:r>
+      <w:r>
+        <w:rPr>
+          <w:rFonts w:ascii="Neue Haas Grotesk Text Pro" w:hAnsi="Neue Haas Grotesk Text Pro"/>
+        </w:rPr>
+        <w:t xml:space="preserve"> = </w:t>
+      </w:r>
+      <w:r>
+        <w:rPr>
+          <w:rFonts w:ascii="Neue Haas Grotesk Text Pro" w:hAnsi="Neue Haas Grotesk Text Pro"/>
+        </w:rPr>
+        <w:t>27°). Ans. 0.46946.</w:t>
+      </w:r>
+      <w:r>
+        <w:rPr>
+          <w:rFonts w:ascii="Neue Haas Grotesk Text Pro" w:hAnsi="Neue Haas Grotesk Text Pro"/>
+          <w:lang w:val="en-US"/>
+        </w:rPr>
+        <w:br w:type="page"/>
+      </w:r>
+    </w:p>
+    <w:p>
+      <w:pPr>
+        <w:jc w:val="both"/>
+        <w:rPr>
+          <w:rFonts w:ascii="Neue Haas Grotesk Text Pro" w:hAnsi="Neue Haas Grotesk Text Pro"/>
+          <w:lang w:val="en-US"/>
+        </w:rPr>
+      </w:pPr>
+    </w:p>
+    <w:p>
+      <w:pPr>
+        <w:jc w:val="both"/>
         <w:rPr>
           <w:rFonts w:ascii="Consolas" w:hAnsi="Consolas" w:cs="Consolas"/>
         </w:rPr>
@@ -1495,8 +5221,8 @@
       </w:r>
     </w:p>
     <w:sectPr>
-      <w:headerReference w:type="default" r:id="rId11"/>
-      <w:footerReference w:type="default" r:id="rId12"/>
+      <w:headerReference w:type="default" r:id="rId14"/>
+      <w:footerReference w:type="default" r:id="rId15"/>
       <w:pgSz w:w="11900" w:h="16820"/>
       <w:pgMar w:top="720" w:right="720" w:bottom="720" w:left="720" w:header="708" w:footer="708" w:gutter="0"/>
       <w:cols w:space="708"/>
@@ -1674,15 +5400,7 @@
                 <w:sz w:val="24"/>
                 <w:szCs w:val="24"/>
               </w:rPr>
-              <w:t>01</w:t>
-            </w:r>
-            <w:r>
-              <w:rPr>
-                <w:color w:val="5B9BD5" w:themeColor="accent5"/>
-                <w:sz w:val="24"/>
-                <w:szCs w:val="24"/>
-              </w:rPr>
-              <w:t>3</w:t>
+              <w:t>0023Anx</w:t>
             </w:r>
           </w:p>
         </w:sdtContent>
@@ -1717,6 +5435,67 @@
       <w:r>
         <w:continuationSeparator/>
       </w:r>
+    </w:p>
+  </w:footnote>
+  <w:footnote w:id="1">
+    <w:p>
+      <w:pPr>
+        <w:pStyle w:val="FootnoteText"/>
+        <w:rPr>
+          <w:rFonts w:ascii="Neue Haas Grotesk Text Pro" w:hAnsi="Neue Haas Grotesk Text Pro"/>
+          <w:i/>
+          <w:iCs/>
+        </w:rPr>
+      </w:pPr>
+      <w:r>
+        <w:rPr>
+          <w:rStyle w:val="FootnoteReference"/>
+        </w:rPr>
+        <w:footnoteRef/>
+      </w:r>
+      <w:r>
+        <w:t xml:space="preserve"> </w:t>
+      </w:r>
+      <w:r>
+        <w:rPr>
+          <w:rFonts w:ascii="Neue Haas Grotesk Text Pro" w:hAnsi="Neue Haas Grotesk Text Pro"/>
+          <w:i/>
+          <w:iCs/>
+        </w:rPr>
+        <w:t>Baker</w:t>
+      </w:r>
+      <w:r>
+        <w:rPr>
+          <w:rFonts w:ascii="Neue Haas Grotesk Text Pro" w:hAnsi="Neue Haas Grotesk Text Pro"/>
+          <w:i/>
+          <w:iCs/>
+        </w:rPr>
+        <w:t xml:space="preserve"> Arthur L, Elliptic Functions An Elementary Text-Book for Students of Mathematics, New York John Wiley and Sons, 1890</w:t>
+      </w:r>
+      <w:r>
+        <w:rPr>
+          <w:rFonts w:ascii="Neue Haas Grotesk Text Pro" w:hAnsi="Neue Haas Grotesk Text Pro"/>
+          <w:i/>
+          <w:iCs/>
+        </w:rPr>
+        <w:t xml:space="preserve">, re-released Project Gutenberg, </w:t>
+      </w:r>
+      <w:r>
+        <w:rPr>
+          <w:rFonts w:ascii="Neue Haas Grotesk Text Pro" w:hAnsi="Neue Haas Grotesk Text Pro"/>
+          <w:i/>
+          <w:iCs/>
+        </w:rPr>
+        <w:t>January 25, 2010 [eBook #31076]</w:t>
+      </w:r>
+    </w:p>
+    <w:p>
+      <w:pPr>
+        <w:pStyle w:val="FootnoteText"/>
+        <w:rPr>
+          <w:lang w:val="en-US"/>
+        </w:rPr>
+      </w:pPr>
     </w:p>
   </w:footnote>
 </w:footnotes>
@@ -1767,7 +5546,7 @@
       <w:rPr>
         <w:color w:val="5B9BD5" w:themeColor="accent5"/>
       </w:rPr>
-      <w:t>**</w:t>
+      <w:t>03</w:t>
     </w:r>
     <w:r>
       <w:rPr>
@@ -1779,7 +5558,7 @@
       <w:rPr>
         <w:color w:val="5B9BD5" w:themeColor="accent5"/>
       </w:rPr>
-      <w:t>**</w:t>
+      <w:t>02</w:t>
     </w:r>
     <w:r>
       <w:rPr>
@@ -1803,6 +5582,12 @@
       <w:rPr>
         <w:color w:val="5B9BD5" w:themeColor="accent5"/>
       </w:rPr>
+      <w:t xml:space="preserve"> 1</w:t>
+    </w:r>
+    <w:r>
+      <w:rPr>
+        <w:color w:val="5B9BD5" w:themeColor="accent5"/>
+      </w:rPr>
       <w:t>:</w:t>
     </w:r>
     <w:r>
@@ -1818,6 +5603,14 @@
         <w:color w:val="5B9BD5" w:themeColor="accent5"/>
       </w:rPr>
       <w:t>Tutorial</w:t>
+    </w:r>
+    <w:r>
+      <w:rPr>
+        <w:b/>
+        <w:bCs/>
+        <w:color w:val="5B9BD5" w:themeColor="accent5"/>
+      </w:rPr>
+      <w:t xml:space="preserve"> Part</w:t>
     </w:r>
     <w:r>
       <w:rPr>
@@ -1859,7 +5652,7 @@
       <w:rPr>
         <w:color w:val="5B9BD5" w:themeColor="accent5"/>
       </w:rPr>
-      <w:t>16</w:t>
+      <w:t>17</w:t>
     </w:r>
     <w:r>
       <w:rPr>
@@ -1880,6 +5673,95 @@
 <file path=word/numbering.xml><?xml version="1.0" encoding="utf-8"?>
 <w:numbering xmlns:wpc="http://schemas.microsoft.com/office/word/2010/wordprocessingCanvas" xmlns:cx="http://schemas.microsoft.com/office/drawing/2014/chartex" xmlns:cx1="http://schemas.microsoft.com/office/drawing/2015/9/8/chartex" xmlns:cx2="http://schemas.microsoft.com/office/drawing/2015/10/21/chartex" xmlns:cx3="http://schemas.microsoft.com/office/drawing/2016/5/9/chartex" xmlns:cx4="http://schemas.microsoft.com/office/drawing/2016/5/10/chartex" xmlns:cx5="http://schemas.microsoft.com/office/drawing/2016/5/11/chartex" xmlns:cx6="http://schemas.microsoft.com/office/drawing/2016/5/12/chartex" xmlns:cx7="http://schemas.microsoft.com/office/drawing/2016/5/13/chartex" xmlns:cx8="http://schemas.microsoft.com/office/drawing/2016/5/14/chartex" xmlns:mc="http://schemas.openxmlformats.org/markup-compatibility/2006" xmlns:aink="http://schemas.microsoft.com/office/drawing/2016/ink" xmlns:am3d="http://schemas.microsoft.com/office/drawing/2017/model3d" xmlns:o="urn:schemas-microsoft-com:office:office" xmlns:oel="http://schemas.microsoft.com/office/2019/extlst" xmlns:r="http://schemas.openxmlformats.org/officeDocument/2006/relationships" xmlns:m="http://schemas.openxmlformats.org/officeDocument/2006/math" xmlns:v="urn:schemas-microsoft-com:vml" xmlns:wp14="http://schemas.microsoft.com/office/word/2010/wordprocessingDrawing" xmlns:wp="http://schemas.openxmlformats.org/drawingml/2006/wordprocessingDrawing" xmlns:w10="urn:schemas-microsoft-com:office:word" xmlns:w="http://schemas.openxmlformats.org/wordprocessingml/2006/main" xmlns:w14="http://schemas.microsoft.com/office/word/2010/wordml" xmlns:w15="http://schemas.microsoft.com/office/word/2012/wordml" xmlns:w16cex="http://schemas.microsoft.com/office/word/2018/wordml/cex" xmlns:w16cid="http://schemas.microsoft.com/office/word/2016/wordml/cid" xmlns:w16="http://schemas.microsoft.com/office/word/2018/wordml" xmlns:w16du="http://schemas.microsoft.com/office/word/2023/wordml/word16du" xmlns:w16sdtdh="http://schemas.microsoft.com/office/word/2020/wordml/sdtdatahash" xmlns:w16sdtfl="http://schemas.microsoft.com/office/word/2024/wordml/sdtformatlock" xmlns:w16se="http://schemas.microsoft.com/office/word/2015/wordml/symex" xmlns:wpg="http://schemas.microsoft.com/office/word/2010/wordprocessingGroup" xmlns:wpi="http://schemas.microsoft.com/office/word/2010/wordprocessingInk" xmlns:wne="http://schemas.microsoft.com/office/word/2006/wordml" xmlns:wps="http://schemas.microsoft.com/office/word/2010/wordprocessingShape" mc:Ignorable="w14 w15 w16se w16cid w16 w16cex w16sdtdh w16sdtfl w16du wp14">
   <w:abstractNum w:abstractNumId="0" w15:restartNumberingAfterBreak="0">
+    <w:nsid w:val="2D9911BE"/>
+    <w:multiLevelType w:val="hybridMultilevel"/>
+    <w:tmpl w:val="D206ED52"/>
+    <w:lvl w:ilvl="0" w:tplc="0809000F">
+      <w:start w:val="1"/>
+      <w:numFmt w:val="decimal"/>
+      <w:lvlText w:val="%1."/>
+      <w:lvlJc w:val="left"/>
+      <w:pPr>
+        <w:ind w:left="720" w:hanging="360"/>
+      </w:pPr>
+      <w:rPr>
+        <w:rFonts w:hint="default"/>
+      </w:rPr>
+    </w:lvl>
+    <w:lvl w:ilvl="1" w:tplc="08090019" w:tentative="1">
+      <w:start w:val="1"/>
+      <w:numFmt w:val="lowerLetter"/>
+      <w:lvlText w:val="%2."/>
+      <w:lvlJc w:val="left"/>
+      <w:pPr>
+        <w:ind w:left="1440" w:hanging="360"/>
+      </w:pPr>
+    </w:lvl>
+    <w:lvl w:ilvl="2" w:tplc="0809001B" w:tentative="1">
+      <w:start w:val="1"/>
+      <w:numFmt w:val="lowerRoman"/>
+      <w:lvlText w:val="%3."/>
+      <w:lvlJc w:val="right"/>
+      <w:pPr>
+        <w:ind w:left="2160" w:hanging="180"/>
+      </w:pPr>
+    </w:lvl>
+    <w:lvl w:ilvl="3" w:tplc="0809000F" w:tentative="1">
+      <w:start w:val="1"/>
+      <w:numFmt w:val="decimal"/>
+      <w:lvlText w:val="%4."/>
+      <w:lvlJc w:val="left"/>
+      <w:pPr>
+        <w:ind w:left="2880" w:hanging="360"/>
+      </w:pPr>
+    </w:lvl>
+    <w:lvl w:ilvl="4" w:tplc="08090019" w:tentative="1">
+      <w:start w:val="1"/>
+      <w:numFmt w:val="lowerLetter"/>
+      <w:lvlText w:val="%5."/>
+      <w:lvlJc w:val="left"/>
+      <w:pPr>
+        <w:ind w:left="3600" w:hanging="360"/>
+      </w:pPr>
+    </w:lvl>
+    <w:lvl w:ilvl="5" w:tplc="0809001B" w:tentative="1">
+      <w:start w:val="1"/>
+      <w:numFmt w:val="lowerRoman"/>
+      <w:lvlText w:val="%6."/>
+      <w:lvlJc w:val="right"/>
+      <w:pPr>
+        <w:ind w:left="4320" w:hanging="180"/>
+      </w:pPr>
+    </w:lvl>
+    <w:lvl w:ilvl="6" w:tplc="0809000F" w:tentative="1">
+      <w:start w:val="1"/>
+      <w:numFmt w:val="decimal"/>
+      <w:lvlText w:val="%7."/>
+      <w:lvlJc w:val="left"/>
+      <w:pPr>
+        <w:ind w:left="5040" w:hanging="360"/>
+      </w:pPr>
+    </w:lvl>
+    <w:lvl w:ilvl="7" w:tplc="08090019" w:tentative="1">
+      <w:start w:val="1"/>
+      <w:numFmt w:val="lowerLetter"/>
+      <w:lvlText w:val="%8."/>
+      <w:lvlJc w:val="left"/>
+      <w:pPr>
+        <w:ind w:left="5760" w:hanging="360"/>
+      </w:pPr>
+    </w:lvl>
+    <w:lvl w:ilvl="8" w:tplc="0809001B" w:tentative="1">
+      <w:start w:val="1"/>
+      <w:numFmt w:val="lowerRoman"/>
+      <w:lvlText w:val="%9."/>
+      <w:lvlJc w:val="right"/>
+      <w:pPr>
+        <w:ind w:left="6480" w:hanging="180"/>
+      </w:pPr>
+    </w:lvl>
+  </w:abstractNum>
+  <w:abstractNum w:abstractNumId="1" w15:restartNumberingAfterBreak="0">
     <w:nsid w:val="3F4D1ECF"/>
     <w:multiLevelType w:val="hybridMultilevel"/>
     <w:tmpl w:val="B9742788"/>
@@ -1992,7 +5874,7 @@
       </w:rPr>
     </w:lvl>
   </w:abstractNum>
-  <w:abstractNum w:abstractNumId="1" w15:restartNumberingAfterBreak="0">
+  <w:abstractNum w:abstractNumId="2" w15:restartNumberingAfterBreak="0">
     <w:nsid w:val="49045D8A"/>
     <w:multiLevelType w:val="hybridMultilevel"/>
     <w:tmpl w:val="690ED578"/>
@@ -2104,7 +5986,96 @@
       </w:rPr>
     </w:lvl>
   </w:abstractNum>
-  <w:abstractNum w:abstractNumId="2" w15:restartNumberingAfterBreak="0">
+  <w:abstractNum w:abstractNumId="3" w15:restartNumberingAfterBreak="0">
+    <w:nsid w:val="5BCD0798"/>
+    <w:multiLevelType w:val="hybridMultilevel"/>
+    <w:tmpl w:val="B4721E4C"/>
+    <w:lvl w:ilvl="0" w:tplc="0809000F">
+      <w:start w:val="1"/>
+      <w:numFmt w:val="decimal"/>
+      <w:lvlText w:val="%1."/>
+      <w:lvlJc w:val="left"/>
+      <w:pPr>
+        <w:ind w:left="720" w:hanging="360"/>
+      </w:pPr>
+      <w:rPr>
+        <w:rFonts w:hint="default"/>
+      </w:rPr>
+    </w:lvl>
+    <w:lvl w:ilvl="1" w:tplc="08090019" w:tentative="1">
+      <w:start w:val="1"/>
+      <w:numFmt w:val="lowerLetter"/>
+      <w:lvlText w:val="%2."/>
+      <w:lvlJc w:val="left"/>
+      <w:pPr>
+        <w:ind w:left="1440" w:hanging="360"/>
+      </w:pPr>
+    </w:lvl>
+    <w:lvl w:ilvl="2" w:tplc="0809001B" w:tentative="1">
+      <w:start w:val="1"/>
+      <w:numFmt w:val="lowerRoman"/>
+      <w:lvlText w:val="%3."/>
+      <w:lvlJc w:val="right"/>
+      <w:pPr>
+        <w:ind w:left="2160" w:hanging="180"/>
+      </w:pPr>
+    </w:lvl>
+    <w:lvl w:ilvl="3" w:tplc="0809000F" w:tentative="1">
+      <w:start w:val="1"/>
+      <w:numFmt w:val="decimal"/>
+      <w:lvlText w:val="%4."/>
+      <w:lvlJc w:val="left"/>
+      <w:pPr>
+        <w:ind w:left="2880" w:hanging="360"/>
+      </w:pPr>
+    </w:lvl>
+    <w:lvl w:ilvl="4" w:tplc="08090019" w:tentative="1">
+      <w:start w:val="1"/>
+      <w:numFmt w:val="lowerLetter"/>
+      <w:lvlText w:val="%5."/>
+      <w:lvlJc w:val="left"/>
+      <w:pPr>
+        <w:ind w:left="3600" w:hanging="360"/>
+      </w:pPr>
+    </w:lvl>
+    <w:lvl w:ilvl="5" w:tplc="0809001B" w:tentative="1">
+      <w:start w:val="1"/>
+      <w:numFmt w:val="lowerRoman"/>
+      <w:lvlText w:val="%6."/>
+      <w:lvlJc w:val="right"/>
+      <w:pPr>
+        <w:ind w:left="4320" w:hanging="180"/>
+      </w:pPr>
+    </w:lvl>
+    <w:lvl w:ilvl="6" w:tplc="0809000F" w:tentative="1">
+      <w:start w:val="1"/>
+      <w:numFmt w:val="decimal"/>
+      <w:lvlText w:val="%7."/>
+      <w:lvlJc w:val="left"/>
+      <w:pPr>
+        <w:ind w:left="5040" w:hanging="360"/>
+      </w:pPr>
+    </w:lvl>
+    <w:lvl w:ilvl="7" w:tplc="08090019" w:tentative="1">
+      <w:start w:val="1"/>
+      <w:numFmt w:val="lowerLetter"/>
+      <w:lvlText w:val="%8."/>
+      <w:lvlJc w:val="left"/>
+      <w:pPr>
+        <w:ind w:left="5760" w:hanging="360"/>
+      </w:pPr>
+    </w:lvl>
+    <w:lvl w:ilvl="8" w:tplc="0809001B" w:tentative="1">
+      <w:start w:val="1"/>
+      <w:numFmt w:val="lowerRoman"/>
+      <w:lvlText w:val="%9."/>
+      <w:lvlJc w:val="right"/>
+      <w:pPr>
+        <w:ind w:left="6480" w:hanging="180"/>
+      </w:pPr>
+    </w:lvl>
+  </w:abstractNum>
+  <w:abstractNum w:abstractNumId="4" w15:restartNumberingAfterBreak="0">
     <w:nsid w:val="64E04002"/>
     <w:multiLevelType w:val="hybridMultilevel"/>
     <w:tmpl w:val="8D2680A0"/>
@@ -2216,14 +6187,112 @@
       </w:rPr>
     </w:lvl>
   </w:abstractNum>
+  <w:abstractNum w:abstractNumId="5" w15:restartNumberingAfterBreak="0">
+    <w:nsid w:val="77DE4B3C"/>
+    <w:multiLevelType w:val="hybridMultilevel"/>
+    <w:tmpl w:val="F600FCD6"/>
+    <w:lvl w:ilvl="0" w:tplc="0809000F">
+      <w:start w:val="1"/>
+      <w:numFmt w:val="decimal"/>
+      <w:lvlText w:val="%1."/>
+      <w:lvlJc w:val="left"/>
+      <w:pPr>
+        <w:ind w:left="720" w:hanging="360"/>
+      </w:pPr>
+      <w:rPr>
+        <w:rFonts w:hint="default"/>
+      </w:rPr>
+    </w:lvl>
+    <w:lvl w:ilvl="1" w:tplc="08090019" w:tentative="1">
+      <w:start w:val="1"/>
+      <w:numFmt w:val="lowerLetter"/>
+      <w:lvlText w:val="%2."/>
+      <w:lvlJc w:val="left"/>
+      <w:pPr>
+        <w:ind w:left="1440" w:hanging="360"/>
+      </w:pPr>
+    </w:lvl>
+    <w:lvl w:ilvl="2" w:tplc="0809001B" w:tentative="1">
+      <w:start w:val="1"/>
+      <w:numFmt w:val="lowerRoman"/>
+      <w:lvlText w:val="%3."/>
+      <w:lvlJc w:val="right"/>
+      <w:pPr>
+        <w:ind w:left="2160" w:hanging="180"/>
+      </w:pPr>
+    </w:lvl>
+    <w:lvl w:ilvl="3" w:tplc="0809000F" w:tentative="1">
+      <w:start w:val="1"/>
+      <w:numFmt w:val="decimal"/>
+      <w:lvlText w:val="%4."/>
+      <w:lvlJc w:val="left"/>
+      <w:pPr>
+        <w:ind w:left="2880" w:hanging="360"/>
+      </w:pPr>
+    </w:lvl>
+    <w:lvl w:ilvl="4" w:tplc="08090019" w:tentative="1">
+      <w:start w:val="1"/>
+      <w:numFmt w:val="lowerLetter"/>
+      <w:lvlText w:val="%5."/>
+      <w:lvlJc w:val="left"/>
+      <w:pPr>
+        <w:ind w:left="3600" w:hanging="360"/>
+      </w:pPr>
+    </w:lvl>
+    <w:lvl w:ilvl="5" w:tplc="0809001B" w:tentative="1">
+      <w:start w:val="1"/>
+      <w:numFmt w:val="lowerRoman"/>
+      <w:lvlText w:val="%6."/>
+      <w:lvlJc w:val="right"/>
+      <w:pPr>
+        <w:ind w:left="4320" w:hanging="180"/>
+      </w:pPr>
+    </w:lvl>
+    <w:lvl w:ilvl="6" w:tplc="0809000F" w:tentative="1">
+      <w:start w:val="1"/>
+      <w:numFmt w:val="decimal"/>
+      <w:lvlText w:val="%7."/>
+      <w:lvlJc w:val="left"/>
+      <w:pPr>
+        <w:ind w:left="5040" w:hanging="360"/>
+      </w:pPr>
+    </w:lvl>
+    <w:lvl w:ilvl="7" w:tplc="08090019" w:tentative="1">
+      <w:start w:val="1"/>
+      <w:numFmt w:val="lowerLetter"/>
+      <w:lvlText w:val="%8."/>
+      <w:lvlJc w:val="left"/>
+      <w:pPr>
+        <w:ind w:left="5760" w:hanging="360"/>
+      </w:pPr>
+    </w:lvl>
+    <w:lvl w:ilvl="8" w:tplc="0809001B" w:tentative="1">
+      <w:start w:val="1"/>
+      <w:numFmt w:val="lowerRoman"/>
+      <w:lvlText w:val="%9."/>
+      <w:lvlJc w:val="right"/>
+      <w:pPr>
+        <w:ind w:left="6480" w:hanging="180"/>
+      </w:pPr>
+    </w:lvl>
+  </w:abstractNum>
   <w:num w:numId="1" w16cid:durableId="50664180">
+    <w:abstractNumId w:val="2"/>
+  </w:num>
+  <w:num w:numId="2" w16cid:durableId="2079816868">
+    <w:abstractNumId w:val="4"/>
+  </w:num>
+  <w:num w:numId="3" w16cid:durableId="1304652116">
     <w:abstractNumId w:val="1"/>
   </w:num>
-  <w:num w:numId="2" w16cid:durableId="2079816868">
-    <w:abstractNumId w:val="2"/>
+  <w:num w:numId="4" w16cid:durableId="449083992">
+    <w:abstractNumId w:val="3"/>
   </w:num>
-  <w:num w:numId="3" w16cid:durableId="1304652116">
+  <w:num w:numId="5" w16cid:durableId="1680810612">
     <w:abstractNumId w:val="0"/>
+  </w:num>
+  <w:num w:numId="6" w16cid:durableId="150097230">
+    <w:abstractNumId w:val="5"/>
   </w:num>
 </w:numbering>
 </file>
@@ -2626,6 +6695,7 @@
   <w:style w:type="paragraph" w:default="1" w:styleId="Normal">
     <w:name w:val="Normal"/>
     <w:qFormat/>
+    <w:rsid w:val="00FE7DBC"/>
     <w:rPr>
       <w:rFonts w:eastAsiaTheme="minorEastAsia"/>
     </w:rPr>
@@ -2676,7 +6746,6 @@
   <w:style w:type="character" w:default="1" w:styleId="DefaultParagraphFont">
     <w:name w:val="Default Paragraph Font"/>
     <w:uiPriority w:val="1"/>
-    <w:semiHidden/>
     <w:unhideWhenUsed/>
   </w:style>
   <w:style w:type="table" w:default="1" w:styleId="TableNormal">
@@ -2855,6 +6924,91 @@
       <w:color w:val="2F5496" w:themeColor="accent1" w:themeShade="BF"/>
       <w:sz w:val="32"/>
       <w:szCs w:val="32"/>
+    </w:rPr>
+  </w:style>
+  <w:style w:type="paragraph" w:styleId="FootnoteText">
+    <w:name w:val="footnote text"/>
+    <w:basedOn w:val="Normal"/>
+    <w:link w:val="FootnoteTextChar"/>
+    <w:uiPriority w:val="99"/>
+    <w:semiHidden/>
+    <w:unhideWhenUsed/>
+    <w:rsid w:val="00C16360"/>
+    <w:pPr>
+      <w:spacing w:after="0" w:line="240" w:lineRule="auto"/>
+    </w:pPr>
+    <w:rPr>
+      <w:sz w:val="20"/>
+      <w:szCs w:val="20"/>
+    </w:rPr>
+  </w:style>
+  <w:style w:type="character" w:customStyle="1" w:styleId="FootnoteTextChar">
+    <w:name w:val="Footnote Text Char"/>
+    <w:basedOn w:val="DefaultParagraphFont"/>
+    <w:link w:val="FootnoteText"/>
+    <w:uiPriority w:val="99"/>
+    <w:semiHidden/>
+    <w:rsid w:val="00C16360"/>
+    <w:rPr>
+      <w:rFonts w:eastAsiaTheme="minorEastAsia"/>
+      <w:sz w:val="20"/>
+      <w:szCs w:val="20"/>
+    </w:rPr>
+  </w:style>
+  <w:style w:type="character" w:styleId="FootnoteReference">
+    <w:name w:val="footnote reference"/>
+    <w:basedOn w:val="DefaultParagraphFont"/>
+    <w:uiPriority w:val="99"/>
+    <w:semiHidden/>
+    <w:unhideWhenUsed/>
+    <w:rsid w:val="00C16360"/>
+    <w:rPr>
+      <w:vertAlign w:val="superscript"/>
+    </w:rPr>
+  </w:style>
+  <w:style w:type="paragraph" w:customStyle="1" w:styleId="p1">
+    <w:name w:val="p1"/>
+    <w:basedOn w:val="Normal"/>
+    <w:rsid w:val="008232D1"/>
+    <w:pPr>
+      <w:spacing w:after="0" w:line="240" w:lineRule="auto"/>
+    </w:pPr>
+    <w:rPr>
+      <w:rFonts w:ascii="Helvetica" w:eastAsia="Times New Roman" w:hAnsi="Helvetica" w:cs="Times New Roman"/>
+      <w:color w:val="000000"/>
+      <w:sz w:val="18"/>
+      <w:szCs w:val="18"/>
+      <w:lang w:eastAsia="zh-CN"/>
+    </w:rPr>
+  </w:style>
+  <w:style w:type="character" w:customStyle="1" w:styleId="s1">
+    <w:name w:val="s1"/>
+    <w:basedOn w:val="DefaultParagraphFont"/>
+    <w:rsid w:val="008232D1"/>
+    <w:rPr>
+      <w:rFonts w:ascii="Helvetica" w:hAnsi="Helvetica" w:hint="default"/>
+      <w:sz w:val="17"/>
+      <w:szCs w:val="17"/>
+    </w:rPr>
+  </w:style>
+  <w:style w:type="character" w:customStyle="1" w:styleId="s2">
+    <w:name w:val="s2"/>
+    <w:basedOn w:val="DefaultParagraphFont"/>
+    <w:rsid w:val="008232D1"/>
+    <w:rPr>
+      <w:rFonts w:ascii="Helvetica" w:hAnsi="Helvetica" w:hint="default"/>
+      <w:sz w:val="17"/>
+      <w:szCs w:val="17"/>
+    </w:rPr>
+  </w:style>
+  <w:style w:type="character" w:customStyle="1" w:styleId="s3">
+    <w:name w:val="s3"/>
+    <w:basedOn w:val="DefaultParagraphFont"/>
+    <w:rsid w:val="008232D1"/>
+    <w:rPr>
+      <w:rFonts w:ascii="Helvetica" w:hAnsi="Helvetica" w:hint="default"/>
+      <w:sz w:val="14"/>
+      <w:szCs w:val="14"/>
     </w:rPr>
   </w:style>
 </w:styles>
@@ -3153,4 +7307,16 @@
     </a:ext>
   </a:extLst>
 </a:theme>
+</file>
+
+<file path=customXml/item1.xml><?xml version="1.0" encoding="utf-8"?>
+<b:Sources xmlns:b="http://schemas.openxmlformats.org/officeDocument/2006/bibliography" xmlns="http://schemas.openxmlformats.org/officeDocument/2006/bibliography" SelectedStyle="/APASixthEditionOfficeOnline.xsl" StyleName="APA" Version="6"/>
+</file>
+
+<file path=customXml/itemProps1.xml><?xml version="1.0" encoding="utf-8"?>
+<ds:datastoreItem xmlns:ds="http://schemas.openxmlformats.org/officeDocument/2006/customXml" ds:itemID="{8D200F9D-9B9F-A148-B88F-5FB45E280CA0}">
+  <ds:schemaRefs>
+    <ds:schemaRef ds:uri="http://schemas.openxmlformats.org/officeDocument/2006/bibliography"/>
+  </ds:schemaRefs>
+</ds:datastoreItem>
 </file>